--- a/docs/README.docx
+++ b/docs/README.docx
@@ -174,7 +174,7 @@
                 <w:rFonts w:ascii="Calibri" w:hAnsi="Calibri"/>
                 <w:sz w:val="18"/>
               </w:rPr>
-              <w:t xml:space="preserve">BankOne/</w:t>
+              <w:t xml:space="preserve">BankOne-BackEnd/</w:t>
             </w:r>
           </w:p>
         </w:tc>

--- a/docs/README.docx
+++ b/docs/README.docx
@@ -10,7 +10,7 @@
         <w:t xml:space="preserve">README</w:t>
       </w:r>
     </w:p>
-    <w:bookmarkStart w:id="34" w:name="bankone-documentation"/>
+    <w:bookmarkStart w:id="35" w:name="bankone-documentation"/>
     <w:p>
       <w:pPr>
         <w:pStyle w:val="Heading1"/>
@@ -765,7 +765,7 @@
       </w:r>
     </w:p>
     <w:bookmarkEnd w:id="10"/>
-    <w:bookmarkStart w:id="32" w:name="documentation-map"/>
+    <w:bookmarkStart w:id="33" w:name="documentation-map"/>
     <w:p>
       <w:pPr>
         <w:pStyle w:val="Heading2"/>
@@ -938,6 +938,71 @@
                 <w:rPr>
                   <w:rStyle w:val="Hyperlink"/>
                 </w:rPr>
+                <w:t xml:space="preserve">TECH_STACK.md</w:t>
+              </w:r>
+            </w:hyperlink>
+          </w:p>
+        </w:tc>
+        <w:tc>
+          <w:tcPr>
+            <w:tcMar>
+              <w:top w:w="40" w:type="dxa"/>
+              <w:bottom w:w="40" w:type="dxa"/>
+              <w:left w:w="60" w:type="dxa"/>
+              <w:right w:w="60" w:type="dxa"/>
+            </w:tcMar>
+          </w:tcPr>
+          <w:p>
+            <w:pPr>
+              <w:pStyle w:val="Compact"/>
+              <w:spacing w:before="0" w:after="40" w:line="264" w:lineRule="auto"/>
+              <w:jc w:val="left"/>
+            </w:pPr>
+            <w:r>
+              <w:rPr>
+                <w:rFonts w:ascii="Calibri" w:hAnsi="Calibri"/>
+                <w:sz w:val="18"/>
+              </w:rPr>
+              <w:t xml:space="preserve">Technologies &amp; versions</w:t>
+            </w:r>
+            <w:r>
+              <w:rPr>
+                <w:rFonts w:ascii="Calibri" w:hAnsi="Calibri"/>
+                <w:sz w:val="18"/>
+              </w:rPr>
+              <w:t xml:space="preserve"> </w:t>
+            </w:r>
+            <w:r>
+              <w:rPr>
+                <w:rFonts w:ascii="Calibri" w:hAnsi="Calibri"/>
+                <w:sz w:val="18"/>
+              </w:rPr>
+              <w:t xml:space="preserve">(keep current)</w:t>
+            </w:r>
+          </w:p>
+        </w:tc>
+      </w:tr>
+      <w:tr>
+        <w:tc>
+          <w:tcPr>
+            <w:tcMar>
+              <w:top w:w="40" w:type="dxa"/>
+              <w:bottom w:w="40" w:type="dxa"/>
+              <w:left w:w="60" w:type="dxa"/>
+              <w:right w:w="60" w:type="dxa"/>
+            </w:tcMar>
+          </w:tcPr>
+          <w:p>
+            <w:pPr>
+              <w:pStyle w:val="Compact"/>
+              <w:spacing w:before="0" w:after="40" w:line="264" w:lineRule="auto"/>
+              <w:jc w:val="left"/>
+            </w:pPr>
+            <w:hyperlink r:id="rId13">
+              <w:r>
+                <w:rPr>
+                  <w:rStyle w:val="Hyperlink"/>
+                </w:rPr>
                 <w:t xml:space="preserve">FUNCTIONAL_SPECIFICATION.md</w:t>
               </w:r>
             </w:hyperlink>
@@ -998,7 +1063,7 @@
               <w:spacing w:before="0" w:after="40" w:line="264" w:lineRule="auto"/>
               <w:jc w:val="left"/>
             </w:pPr>
-            <w:hyperlink r:id="rId13">
+            <w:hyperlink r:id="rId14">
               <w:r>
                 <w:rPr>
                   <w:rStyle w:val="Hyperlink"/>
@@ -1063,7 +1128,7 @@
               <w:spacing w:before="0" w:after="40" w:line="264" w:lineRule="auto"/>
               <w:jc w:val="left"/>
             </w:pPr>
-            <w:hyperlink r:id="rId14">
+            <w:hyperlink r:id="rId15">
               <w:r>
                 <w:rPr>
                   <w:rStyle w:val="Hyperlink"/>
@@ -1128,7 +1193,7 @@
               <w:spacing w:before="0" w:after="40" w:line="264" w:lineRule="auto"/>
               <w:jc w:val="left"/>
             </w:pPr>
-            <w:hyperlink r:id="rId15">
+            <w:hyperlink r:id="rId16">
               <w:r>
                 <w:rPr>
                   <w:rStyle w:val="Hyperlink"/>
@@ -1179,7 +1244,7 @@
               <w:spacing w:before="0" w:after="40" w:line="264" w:lineRule="auto"/>
               <w:jc w:val="left"/>
             </w:pPr>
-            <w:hyperlink r:id="rId16">
+            <w:hyperlink r:id="rId17">
               <w:r>
                 <w:rPr>
                   <w:rStyle w:val="Hyperlink"/>
@@ -1244,7 +1309,7 @@
               <w:spacing w:before="0" w:after="40" w:line="264" w:lineRule="auto"/>
               <w:jc w:val="left"/>
             </w:pPr>
-            <w:hyperlink r:id="rId17">
+            <w:hyperlink r:id="rId18">
               <w:r>
                 <w:rPr>
                   <w:rStyle w:val="Hyperlink"/>
@@ -1309,7 +1374,7 @@
               <w:spacing w:before="0" w:after="40" w:line="264" w:lineRule="auto"/>
               <w:jc w:val="left"/>
             </w:pPr>
-            <w:hyperlink r:id="rId18">
+            <w:hyperlink r:id="rId19">
               <w:r>
                 <w:rPr>
                   <w:rStyle w:val="Hyperlink"/>
@@ -1360,7 +1425,7 @@
               <w:spacing w:before="0" w:after="40" w:line="264" w:lineRule="auto"/>
               <w:jc w:val="left"/>
             </w:pPr>
-            <w:hyperlink r:id="rId19">
+            <w:hyperlink r:id="rId20">
               <w:r>
                 <w:rPr>
                   <w:rStyle w:val="Hyperlink"/>
@@ -1425,7 +1490,7 @@
               <w:spacing w:before="0" w:after="40" w:line="264" w:lineRule="auto"/>
               <w:jc w:val="left"/>
             </w:pPr>
-            <w:hyperlink r:id="rId20">
+            <w:hyperlink r:id="rId21">
               <w:r>
                 <w:rPr>
                   <w:rStyle w:val="Hyperlink"/>
@@ -1476,7 +1541,7 @@
               <w:spacing w:before="0" w:after="40" w:line="264" w:lineRule="auto"/>
               <w:jc w:val="left"/>
             </w:pPr>
-            <w:hyperlink r:id="rId21">
+            <w:hyperlink r:id="rId22">
               <w:r>
                 <w:rPr>
                   <w:rStyle w:val="Hyperlink"/>
@@ -1512,7 +1577,7 @@
         </w:tc>
       </w:tr>
     </w:tbl>
-    <w:bookmarkStart w:id="31" w:name="modules"/>
+    <w:bookmarkStart w:id="32" w:name="modules"/>
     <w:p>
       <w:pPr>
         <w:pStyle w:val="Heading3"/>
@@ -1691,7 +1756,7 @@
               <w:spacing w:before="0" w:after="40" w:line="264" w:lineRule="auto"/>
               <w:jc w:val="left"/>
             </w:pPr>
-            <w:hyperlink r:id="rId22">
+            <w:hyperlink r:id="rId23">
               <w:r>
                 <w:rPr>
                   <w:rStyle w:val="Hyperlink"/>
@@ -1766,7 +1831,7 @@
               <w:spacing w:before="0" w:after="40" w:line="264" w:lineRule="auto"/>
               <w:jc w:val="left"/>
             </w:pPr>
-            <w:hyperlink r:id="rId23">
+            <w:hyperlink r:id="rId24">
               <w:r>
                 <w:rPr>
                   <w:rStyle w:val="Hyperlink"/>
@@ -1841,7 +1906,7 @@
               <w:spacing w:before="0" w:after="40" w:line="264" w:lineRule="auto"/>
               <w:jc w:val="left"/>
             </w:pPr>
-            <w:hyperlink r:id="rId24">
+            <w:hyperlink r:id="rId25">
               <w:r>
                 <w:rPr>
                   <w:rStyle w:val="Hyperlink"/>
@@ -1916,7 +1981,7 @@
               <w:spacing w:before="0" w:after="40" w:line="264" w:lineRule="auto"/>
               <w:jc w:val="left"/>
             </w:pPr>
-            <w:hyperlink r:id="rId25">
+            <w:hyperlink r:id="rId26">
               <w:r>
                 <w:rPr>
                   <w:rStyle w:val="Hyperlink"/>
@@ -1991,7 +2056,7 @@
               <w:spacing w:before="0" w:after="40" w:line="264" w:lineRule="auto"/>
               <w:jc w:val="left"/>
             </w:pPr>
-            <w:hyperlink r:id="rId26">
+            <w:hyperlink r:id="rId27">
               <w:r>
                 <w:rPr>
                   <w:rStyle w:val="Hyperlink"/>
@@ -2094,7 +2159,7 @@
               <w:spacing w:before="0" w:after="40" w:line="264" w:lineRule="auto"/>
               <w:jc w:val="left"/>
             </w:pPr>
-            <w:hyperlink r:id="rId27">
+            <w:hyperlink r:id="rId28">
               <w:r>
                 <w:rPr>
                   <w:rStyle w:val="Hyperlink"/>
@@ -2205,7 +2270,7 @@
               <w:spacing w:before="0" w:after="40" w:line="264" w:lineRule="auto"/>
               <w:jc w:val="left"/>
             </w:pPr>
-            <w:hyperlink r:id="rId28">
+            <w:hyperlink r:id="rId29">
               <w:r>
                 <w:rPr>
                   <w:rStyle w:val="Hyperlink"/>
@@ -2280,7 +2345,7 @@
               <w:spacing w:before="0" w:after="40" w:line="264" w:lineRule="auto"/>
               <w:jc w:val="left"/>
             </w:pPr>
-            <w:hyperlink r:id="rId29">
+            <w:hyperlink r:id="rId30">
               <w:r>
                 <w:rPr>
                   <w:rStyle w:val="Hyperlink"/>
@@ -2355,7 +2420,7 @@
               <w:spacing w:before="0" w:after="40" w:line="264" w:lineRule="auto"/>
               <w:jc w:val="left"/>
             </w:pPr>
-            <w:hyperlink r:id="rId30">
+            <w:hyperlink r:id="rId31">
               <w:r>
                 <w:rPr>
                   <w:rStyle w:val="Hyperlink"/>
@@ -2367,9 +2432,9 @@
         </w:tc>
       </w:tr>
     </w:tbl>
-    <w:bookmarkEnd w:id="31"/>
     <w:bookmarkEnd w:id="32"/>
-    <w:bookmarkStart w:id="33" w:name="documentation-ownership-rule"/>
+    <w:bookmarkEnd w:id="33"/>
+    <w:bookmarkStart w:id="34" w:name="documentation-ownership-rule"/>
     <w:p>
       <w:pPr>
         <w:pStyle w:val="Heading2"/>
@@ -2431,8 +2496,8 @@
         <w:t xml:space="preserve">.</w:t>
       </w:r>
     </w:p>
-    <w:bookmarkEnd w:id="33"/>
     <w:bookmarkEnd w:id="34"/>
+    <w:bookmarkEnd w:id="35"/>
     <w:sectPr>
       <w:pgSz w:h="16838" w:w="11906"/>
       <w:pgMar w:bottom="1134" w:footer="720" w:gutter="0" w:header="720" w:left="1247" w:right="1247" w:top="1134"/>

--- a/docs/README.docx
+++ b/docs/README.docx
@@ -106,6 +106,12 @@
               <w:right w:w="60" w:type="dxa"/>
             </w:tcMar>
             <w:shd w:fill="1A365D" w:val="clear"/>
+            <w:tcMar>
+              <w:top w:w="40" w:type="dxa"/>
+              <w:bottom w:w="40" w:type="dxa"/>
+              <w:left w:w="60" w:type="dxa"/>
+              <w:right w:w="60" w:type="dxa"/>
+            </w:tcMar>
           </w:tcPr>
           <w:p>
             <w:pPr>
@@ -133,6 +139,12 @@
               <w:right w:w="60" w:type="dxa"/>
             </w:tcMar>
             <w:shd w:fill="1A365D" w:val="clear"/>
+            <w:tcMar>
+              <w:top w:w="40" w:type="dxa"/>
+              <w:bottom w:w="40" w:type="dxa"/>
+              <w:left w:w="60" w:type="dxa"/>
+              <w:right w:w="60" w:type="dxa"/>
+            </w:tcMar>
           </w:tcPr>
           <w:p>
             <w:pPr>
@@ -161,6 +173,12 @@
               <w:left w:w="60" w:type="dxa"/>
               <w:right w:w="60" w:type="dxa"/>
             </w:tcMar>
+            <w:tcMar>
+              <w:top w:w="40" w:type="dxa"/>
+              <w:bottom w:w="40" w:type="dxa"/>
+              <w:left w:w="60" w:type="dxa"/>
+              <w:right w:w="60" w:type="dxa"/>
+            </w:tcMar>
           </w:tcPr>
           <w:p>
             <w:pPr>
@@ -180,6 +198,12 @@
         </w:tc>
         <w:tc>
           <w:tcPr>
+            <w:tcMar>
+              <w:top w:w="40" w:type="dxa"/>
+              <w:bottom w:w="40" w:type="dxa"/>
+              <w:left w:w="60" w:type="dxa"/>
+              <w:right w:w="60" w:type="dxa"/>
+            </w:tcMar>
             <w:tcMar>
               <w:top w:w="40" w:type="dxa"/>
               <w:bottom w:w="40" w:type="dxa"/>
@@ -226,6 +250,12 @@
               <w:left w:w="60" w:type="dxa"/>
               <w:right w:w="60" w:type="dxa"/>
             </w:tcMar>
+            <w:tcMar>
+              <w:top w:w="40" w:type="dxa"/>
+              <w:bottom w:w="40" w:type="dxa"/>
+              <w:left w:w="60" w:type="dxa"/>
+              <w:right w:w="60" w:type="dxa"/>
+            </w:tcMar>
           </w:tcPr>
           <w:p>
             <w:pPr>
@@ -245,6 +275,12 @@
         </w:tc>
         <w:tc>
           <w:tcPr>
+            <w:tcMar>
+              <w:top w:w="40" w:type="dxa"/>
+              <w:bottom w:w="40" w:type="dxa"/>
+              <w:left w:w="60" w:type="dxa"/>
+              <w:right w:w="60" w:type="dxa"/>
+            </w:tcMar>
             <w:tcMar>
               <w:top w:w="40" w:type="dxa"/>
               <w:bottom w:w="40" w:type="dxa"/>
@@ -313,6 +349,12 @@
               <w:left w:w="60" w:type="dxa"/>
               <w:right w:w="60" w:type="dxa"/>
             </w:tcMar>
+            <w:tcMar>
+              <w:top w:w="40" w:type="dxa"/>
+              <w:bottom w:w="40" w:type="dxa"/>
+              <w:left w:w="60" w:type="dxa"/>
+              <w:right w:w="60" w:type="dxa"/>
+            </w:tcMar>
           </w:tcPr>
           <w:p>
             <w:pPr>
@@ -332,6 +374,12 @@
         </w:tc>
         <w:tc>
           <w:tcPr>
+            <w:tcMar>
+              <w:top w:w="40" w:type="dxa"/>
+              <w:bottom w:w="40" w:type="dxa"/>
+              <w:left w:w="60" w:type="dxa"/>
+              <w:right w:w="60" w:type="dxa"/>
+            </w:tcMar>
             <w:tcMar>
               <w:top w:w="40" w:type="dxa"/>
               <w:bottom w:w="40" w:type="dxa"/>
@@ -399,6 +447,12 @@
               <w:right w:w="60" w:type="dxa"/>
             </w:tcMar>
             <w:shd w:fill="1A365D" w:val="clear"/>
+            <w:tcMar>
+              <w:top w:w="40" w:type="dxa"/>
+              <w:bottom w:w="40" w:type="dxa"/>
+              <w:left w:w="60" w:type="dxa"/>
+              <w:right w:w="60" w:type="dxa"/>
+            </w:tcMar>
           </w:tcPr>
           <w:p>
             <w:pPr>
@@ -426,6 +480,12 @@
               <w:right w:w="60" w:type="dxa"/>
             </w:tcMar>
             <w:shd w:fill="1A365D" w:val="clear"/>
+            <w:tcMar>
+              <w:top w:w="40" w:type="dxa"/>
+              <w:bottom w:w="40" w:type="dxa"/>
+              <w:left w:w="60" w:type="dxa"/>
+              <w:right w:w="60" w:type="dxa"/>
+            </w:tcMar>
           </w:tcPr>
           <w:p>
             <w:pPr>
@@ -453,6 +513,12 @@
               <w:right w:w="60" w:type="dxa"/>
             </w:tcMar>
             <w:shd w:fill="1A365D" w:val="clear"/>
+            <w:tcMar>
+              <w:top w:w="40" w:type="dxa"/>
+              <w:bottom w:w="40" w:type="dxa"/>
+              <w:left w:w="60" w:type="dxa"/>
+              <w:right w:w="60" w:type="dxa"/>
+            </w:tcMar>
           </w:tcPr>
           <w:p>
             <w:pPr>
@@ -481,6 +547,12 @@
               <w:left w:w="60" w:type="dxa"/>
               <w:right w:w="60" w:type="dxa"/>
             </w:tcMar>
+            <w:tcMar>
+              <w:top w:w="40" w:type="dxa"/>
+              <w:bottom w:w="40" w:type="dxa"/>
+              <w:left w:w="60" w:type="dxa"/>
+              <w:right w:w="60" w:type="dxa"/>
+            </w:tcMar>
           </w:tcPr>
           <w:p>
             <w:pPr>
@@ -499,6 +571,12 @@
         </w:tc>
         <w:tc>
           <w:tcPr>
+            <w:tcMar>
+              <w:top w:w="40" w:type="dxa"/>
+              <w:bottom w:w="40" w:type="dxa"/>
+              <w:left w:w="60" w:type="dxa"/>
+              <w:right w:w="60" w:type="dxa"/>
+            </w:tcMar>
             <w:tcMar>
               <w:top w:w="40" w:type="dxa"/>
               <w:bottom w:w="40" w:type="dxa"/>
@@ -530,6 +608,12 @@
               <w:left w:w="60" w:type="dxa"/>
               <w:right w:w="60" w:type="dxa"/>
             </w:tcMar>
+            <w:tcMar>
+              <w:top w:w="40" w:type="dxa"/>
+              <w:bottom w:w="40" w:type="dxa"/>
+              <w:left w:w="60" w:type="dxa"/>
+              <w:right w:w="60" w:type="dxa"/>
+            </w:tcMar>
           </w:tcPr>
           <w:p>
             <w:pPr>
@@ -551,6 +635,12 @@
       <w:tr>
         <w:tc>
           <w:tcPr>
+            <w:tcMar>
+              <w:top w:w="40" w:type="dxa"/>
+              <w:bottom w:w="40" w:type="dxa"/>
+              <w:left w:w="60" w:type="dxa"/>
+              <w:right w:w="60" w:type="dxa"/>
+            </w:tcMar>
             <w:tcMar>
               <w:top w:w="40" w:type="dxa"/>
               <w:bottom w:w="40" w:type="dxa"/>
@@ -595,6 +685,12 @@
               <w:left w:w="60" w:type="dxa"/>
               <w:right w:w="60" w:type="dxa"/>
             </w:tcMar>
+            <w:tcMar>
+              <w:top w:w="40" w:type="dxa"/>
+              <w:bottom w:w="40" w:type="dxa"/>
+              <w:left w:w="60" w:type="dxa"/>
+              <w:right w:w="60" w:type="dxa"/>
+            </w:tcMar>
           </w:tcPr>
           <w:p>
             <w:pPr>
@@ -614,6 +710,12 @@
         </w:tc>
         <w:tc>
           <w:tcPr>
+            <w:tcMar>
+              <w:top w:w="40" w:type="dxa"/>
+              <w:bottom w:w="40" w:type="dxa"/>
+              <w:left w:w="60" w:type="dxa"/>
+              <w:right w:w="60" w:type="dxa"/>
+            </w:tcMar>
             <w:tcMar>
               <w:top w:w="40" w:type="dxa"/>
               <w:bottom w:w="40" w:type="dxa"/>
@@ -647,6 +749,12 @@
               <w:left w:w="60" w:type="dxa"/>
               <w:right w:w="60" w:type="dxa"/>
             </w:tcMar>
+            <w:tcMar>
+              <w:top w:w="40" w:type="dxa"/>
+              <w:bottom w:w="40" w:type="dxa"/>
+              <w:left w:w="60" w:type="dxa"/>
+              <w:right w:w="60" w:type="dxa"/>
+            </w:tcMar>
           </w:tcPr>
           <w:p>
             <w:pPr>
@@ -665,6 +773,12 @@
         </w:tc>
         <w:tc>
           <w:tcPr>
+            <w:tcMar>
+              <w:top w:w="40" w:type="dxa"/>
+              <w:bottom w:w="40" w:type="dxa"/>
+              <w:left w:w="60" w:type="dxa"/>
+              <w:right w:w="60" w:type="dxa"/>
+            </w:tcMar>
             <w:tcMar>
               <w:top w:w="40" w:type="dxa"/>
               <w:bottom w:w="40" w:type="dxa"/>
@@ -690,6 +804,12 @@
         </w:tc>
         <w:tc>
           <w:tcPr>
+            <w:tcMar>
+              <w:top w:w="40" w:type="dxa"/>
+              <w:bottom w:w="40" w:type="dxa"/>
+              <w:left w:w="60" w:type="dxa"/>
+              <w:right w:w="60" w:type="dxa"/>
+            </w:tcMar>
             <w:tcMar>
               <w:top w:w="40" w:type="dxa"/>
               <w:bottom w:w="40" w:type="dxa"/>
@@ -806,6 +926,12 @@
               <w:right w:w="60" w:type="dxa"/>
             </w:tcMar>
             <w:shd w:fill="1A365D" w:val="clear"/>
+            <w:tcMar>
+              <w:top w:w="40" w:type="dxa"/>
+              <w:bottom w:w="40" w:type="dxa"/>
+              <w:left w:w="60" w:type="dxa"/>
+              <w:right w:w="60" w:type="dxa"/>
+            </w:tcMar>
           </w:tcPr>
           <w:p>
             <w:pPr>
@@ -833,6 +959,12 @@
               <w:right w:w="60" w:type="dxa"/>
             </w:tcMar>
             <w:shd w:fill="1A365D" w:val="clear"/>
+            <w:tcMar>
+              <w:top w:w="40" w:type="dxa"/>
+              <w:bottom w:w="40" w:type="dxa"/>
+              <w:left w:w="60" w:type="dxa"/>
+              <w:right w:w="60" w:type="dxa"/>
+            </w:tcMar>
           </w:tcPr>
           <w:p>
             <w:pPr>
@@ -861,6 +993,12 @@
               <w:left w:w="60" w:type="dxa"/>
               <w:right w:w="60" w:type="dxa"/>
             </w:tcMar>
+            <w:tcMar>
+              <w:top w:w="40" w:type="dxa"/>
+              <w:bottom w:w="40" w:type="dxa"/>
+              <w:left w:w="60" w:type="dxa"/>
+              <w:right w:w="60" w:type="dxa"/>
+            </w:tcMar>
           </w:tcPr>
           <w:p>
             <w:pPr>
@@ -880,6 +1018,12 @@
         </w:tc>
         <w:tc>
           <w:tcPr>
+            <w:tcMar>
+              <w:top w:w="40" w:type="dxa"/>
+              <w:bottom w:w="40" w:type="dxa"/>
+              <w:left w:w="60" w:type="dxa"/>
+              <w:right w:w="60" w:type="dxa"/>
+            </w:tcMar>
             <w:tcMar>
               <w:top w:w="40" w:type="dxa"/>
               <w:bottom w:w="40" w:type="dxa"/>
@@ -926,6 +1070,12 @@
               <w:left w:w="60" w:type="dxa"/>
               <w:right w:w="60" w:type="dxa"/>
             </w:tcMar>
+            <w:tcMar>
+              <w:top w:w="40" w:type="dxa"/>
+              <w:bottom w:w="40" w:type="dxa"/>
+              <w:left w:w="60" w:type="dxa"/>
+              <w:right w:w="60" w:type="dxa"/>
+            </w:tcMar>
           </w:tcPr>
           <w:p>
             <w:pPr>
@@ -945,6 +1095,12 @@
         </w:tc>
         <w:tc>
           <w:tcPr>
+            <w:tcMar>
+              <w:top w:w="40" w:type="dxa"/>
+              <w:bottom w:w="40" w:type="dxa"/>
+              <w:left w:w="60" w:type="dxa"/>
+              <w:right w:w="60" w:type="dxa"/>
+            </w:tcMar>
             <w:tcMar>
               <w:top w:w="40" w:type="dxa"/>
               <w:bottom w:w="40" w:type="dxa"/>
@@ -991,6 +1147,12 @@
               <w:left w:w="60" w:type="dxa"/>
               <w:right w:w="60" w:type="dxa"/>
             </w:tcMar>
+            <w:tcMar>
+              <w:top w:w="40" w:type="dxa"/>
+              <w:bottom w:w="40" w:type="dxa"/>
+              <w:left w:w="60" w:type="dxa"/>
+              <w:right w:w="60" w:type="dxa"/>
+            </w:tcMar>
           </w:tcPr>
           <w:p>
             <w:pPr>
@@ -1010,6 +1172,12 @@
         </w:tc>
         <w:tc>
           <w:tcPr>
+            <w:tcMar>
+              <w:top w:w="40" w:type="dxa"/>
+              <w:bottom w:w="40" w:type="dxa"/>
+              <w:left w:w="60" w:type="dxa"/>
+              <w:right w:w="60" w:type="dxa"/>
+            </w:tcMar>
             <w:tcMar>
               <w:top w:w="40" w:type="dxa"/>
               <w:bottom w:w="40" w:type="dxa"/>
@@ -1056,6 +1224,12 @@
               <w:left w:w="60" w:type="dxa"/>
               <w:right w:w="60" w:type="dxa"/>
             </w:tcMar>
+            <w:tcMar>
+              <w:top w:w="40" w:type="dxa"/>
+              <w:bottom w:w="40" w:type="dxa"/>
+              <w:left w:w="60" w:type="dxa"/>
+              <w:right w:w="60" w:type="dxa"/>
+            </w:tcMar>
           </w:tcPr>
           <w:p>
             <w:pPr>
@@ -1075,6 +1249,12 @@
         </w:tc>
         <w:tc>
           <w:tcPr>
+            <w:tcMar>
+              <w:top w:w="40" w:type="dxa"/>
+              <w:bottom w:w="40" w:type="dxa"/>
+              <w:left w:w="60" w:type="dxa"/>
+              <w:right w:w="60" w:type="dxa"/>
+            </w:tcMar>
             <w:tcMar>
               <w:top w:w="40" w:type="dxa"/>
               <w:bottom w:w="40" w:type="dxa"/>
@@ -1121,6 +1301,12 @@
               <w:left w:w="60" w:type="dxa"/>
               <w:right w:w="60" w:type="dxa"/>
             </w:tcMar>
+            <w:tcMar>
+              <w:top w:w="40" w:type="dxa"/>
+              <w:bottom w:w="40" w:type="dxa"/>
+              <w:left w:w="60" w:type="dxa"/>
+              <w:right w:w="60" w:type="dxa"/>
+            </w:tcMar>
           </w:tcPr>
           <w:p>
             <w:pPr>
@@ -1140,6 +1326,12 @@
         </w:tc>
         <w:tc>
           <w:tcPr>
+            <w:tcMar>
+              <w:top w:w="40" w:type="dxa"/>
+              <w:bottom w:w="40" w:type="dxa"/>
+              <w:left w:w="60" w:type="dxa"/>
+              <w:right w:w="60" w:type="dxa"/>
+            </w:tcMar>
             <w:tcMar>
               <w:top w:w="40" w:type="dxa"/>
               <w:bottom w:w="40" w:type="dxa"/>
@@ -1186,6 +1378,12 @@
               <w:left w:w="60" w:type="dxa"/>
               <w:right w:w="60" w:type="dxa"/>
             </w:tcMar>
+            <w:tcMar>
+              <w:top w:w="40" w:type="dxa"/>
+              <w:bottom w:w="40" w:type="dxa"/>
+              <w:left w:w="60" w:type="dxa"/>
+              <w:right w:w="60" w:type="dxa"/>
+            </w:tcMar>
           </w:tcPr>
           <w:p>
             <w:pPr>
@@ -1205,6 +1403,12 @@
         </w:tc>
         <w:tc>
           <w:tcPr>
+            <w:tcMar>
+              <w:top w:w="40" w:type="dxa"/>
+              <w:bottom w:w="40" w:type="dxa"/>
+              <w:left w:w="60" w:type="dxa"/>
+              <w:right w:w="60" w:type="dxa"/>
+            </w:tcMar>
             <w:tcMar>
               <w:top w:w="40" w:type="dxa"/>
               <w:bottom w:w="40" w:type="dxa"/>
@@ -1237,6 +1441,12 @@
               <w:left w:w="60" w:type="dxa"/>
               <w:right w:w="60" w:type="dxa"/>
             </w:tcMar>
+            <w:tcMar>
+              <w:top w:w="40" w:type="dxa"/>
+              <w:bottom w:w="40" w:type="dxa"/>
+              <w:left w:w="60" w:type="dxa"/>
+              <w:right w:w="60" w:type="dxa"/>
+            </w:tcMar>
           </w:tcPr>
           <w:p>
             <w:pPr>
@@ -1256,6 +1466,12 @@
         </w:tc>
         <w:tc>
           <w:tcPr>
+            <w:tcMar>
+              <w:top w:w="40" w:type="dxa"/>
+              <w:bottom w:w="40" w:type="dxa"/>
+              <w:left w:w="60" w:type="dxa"/>
+              <w:right w:w="60" w:type="dxa"/>
+            </w:tcMar>
             <w:tcMar>
               <w:top w:w="40" w:type="dxa"/>
               <w:bottom w:w="40" w:type="dxa"/>
@@ -1302,6 +1518,12 @@
               <w:left w:w="60" w:type="dxa"/>
               <w:right w:w="60" w:type="dxa"/>
             </w:tcMar>
+            <w:tcMar>
+              <w:top w:w="40" w:type="dxa"/>
+              <w:bottom w:w="40" w:type="dxa"/>
+              <w:left w:w="60" w:type="dxa"/>
+              <w:right w:w="60" w:type="dxa"/>
+            </w:tcMar>
           </w:tcPr>
           <w:p>
             <w:pPr>
@@ -1321,6 +1543,12 @@
         </w:tc>
         <w:tc>
           <w:tcPr>
+            <w:tcMar>
+              <w:top w:w="40" w:type="dxa"/>
+              <w:bottom w:w="40" w:type="dxa"/>
+              <w:left w:w="60" w:type="dxa"/>
+              <w:right w:w="60" w:type="dxa"/>
+            </w:tcMar>
             <w:tcMar>
               <w:top w:w="40" w:type="dxa"/>
               <w:bottom w:w="40" w:type="dxa"/>
@@ -1367,6 +1595,12 @@
               <w:left w:w="60" w:type="dxa"/>
               <w:right w:w="60" w:type="dxa"/>
             </w:tcMar>
+            <w:tcMar>
+              <w:top w:w="40" w:type="dxa"/>
+              <w:bottom w:w="40" w:type="dxa"/>
+              <w:left w:w="60" w:type="dxa"/>
+              <w:right w:w="60" w:type="dxa"/>
+            </w:tcMar>
           </w:tcPr>
           <w:p>
             <w:pPr>
@@ -1386,6 +1620,12 @@
         </w:tc>
         <w:tc>
           <w:tcPr>
+            <w:tcMar>
+              <w:top w:w="40" w:type="dxa"/>
+              <w:bottom w:w="40" w:type="dxa"/>
+              <w:left w:w="60" w:type="dxa"/>
+              <w:right w:w="60" w:type="dxa"/>
+            </w:tcMar>
             <w:tcMar>
               <w:top w:w="40" w:type="dxa"/>
               <w:bottom w:w="40" w:type="dxa"/>
@@ -1418,6 +1658,12 @@
               <w:left w:w="60" w:type="dxa"/>
               <w:right w:w="60" w:type="dxa"/>
             </w:tcMar>
+            <w:tcMar>
+              <w:top w:w="40" w:type="dxa"/>
+              <w:bottom w:w="40" w:type="dxa"/>
+              <w:left w:w="60" w:type="dxa"/>
+              <w:right w:w="60" w:type="dxa"/>
+            </w:tcMar>
           </w:tcPr>
           <w:p>
             <w:pPr>
@@ -1437,6 +1683,12 @@
         </w:tc>
         <w:tc>
           <w:tcPr>
+            <w:tcMar>
+              <w:top w:w="40" w:type="dxa"/>
+              <w:bottom w:w="40" w:type="dxa"/>
+              <w:left w:w="60" w:type="dxa"/>
+              <w:right w:w="60" w:type="dxa"/>
+            </w:tcMar>
             <w:tcMar>
               <w:top w:w="40" w:type="dxa"/>
               <w:bottom w:w="40" w:type="dxa"/>
@@ -1483,6 +1735,12 @@
               <w:left w:w="60" w:type="dxa"/>
               <w:right w:w="60" w:type="dxa"/>
             </w:tcMar>
+            <w:tcMar>
+              <w:top w:w="40" w:type="dxa"/>
+              <w:bottom w:w="40" w:type="dxa"/>
+              <w:left w:w="60" w:type="dxa"/>
+              <w:right w:w="60" w:type="dxa"/>
+            </w:tcMar>
           </w:tcPr>
           <w:p>
             <w:pPr>
@@ -1502,6 +1760,12 @@
         </w:tc>
         <w:tc>
           <w:tcPr>
+            <w:tcMar>
+              <w:top w:w="40" w:type="dxa"/>
+              <w:bottom w:w="40" w:type="dxa"/>
+              <w:left w:w="60" w:type="dxa"/>
+              <w:right w:w="60" w:type="dxa"/>
+            </w:tcMar>
             <w:tcMar>
               <w:top w:w="40" w:type="dxa"/>
               <w:bottom w:w="40" w:type="dxa"/>
@@ -1534,6 +1798,12 @@
               <w:left w:w="60" w:type="dxa"/>
               <w:right w:w="60" w:type="dxa"/>
             </w:tcMar>
+            <w:tcMar>
+              <w:top w:w="40" w:type="dxa"/>
+              <w:bottom w:w="40" w:type="dxa"/>
+              <w:left w:w="60" w:type="dxa"/>
+              <w:right w:w="60" w:type="dxa"/>
+            </w:tcMar>
           </w:tcPr>
           <w:p>
             <w:pPr>
@@ -1553,6 +1823,12 @@
         </w:tc>
         <w:tc>
           <w:tcPr>
+            <w:tcMar>
+              <w:top w:w="40" w:type="dxa"/>
+              <w:bottom w:w="40" w:type="dxa"/>
+              <w:left w:w="60" w:type="dxa"/>
+              <w:right w:w="60" w:type="dxa"/>
+            </w:tcMar>
             <w:tcMar>
               <w:top w:w="40" w:type="dxa"/>
               <w:bottom w:w="40" w:type="dxa"/>
@@ -1619,6 +1895,12 @@
               <w:right w:w="60" w:type="dxa"/>
             </w:tcMar>
             <w:shd w:fill="1A365D" w:val="clear"/>
+            <w:tcMar>
+              <w:top w:w="40" w:type="dxa"/>
+              <w:bottom w:w="40" w:type="dxa"/>
+              <w:left w:w="60" w:type="dxa"/>
+              <w:right w:w="60" w:type="dxa"/>
+            </w:tcMar>
           </w:tcPr>
           <w:p>
             <w:pPr>
@@ -1646,6 +1928,12 @@
               <w:right w:w="60" w:type="dxa"/>
             </w:tcMar>
             <w:shd w:fill="1A365D" w:val="clear"/>
+            <w:tcMar>
+              <w:top w:w="40" w:type="dxa"/>
+              <w:bottom w:w="40" w:type="dxa"/>
+              <w:left w:w="60" w:type="dxa"/>
+              <w:right w:w="60" w:type="dxa"/>
+            </w:tcMar>
           </w:tcPr>
           <w:p>
             <w:pPr>
@@ -1673,6 +1961,12 @@
               <w:right w:w="60" w:type="dxa"/>
             </w:tcMar>
             <w:shd w:fill="1A365D" w:val="clear"/>
+            <w:tcMar>
+              <w:top w:w="40" w:type="dxa"/>
+              <w:bottom w:w="40" w:type="dxa"/>
+              <w:left w:w="60" w:type="dxa"/>
+              <w:right w:w="60" w:type="dxa"/>
+            </w:tcMar>
           </w:tcPr>
           <w:p>
             <w:pPr>
@@ -1695,6 +1989,12 @@
       <w:tr>
         <w:tc>
           <w:tcPr>
+            <w:tcMar>
+              <w:top w:w="40" w:type="dxa"/>
+              <w:bottom w:w="40" w:type="dxa"/>
+              <w:left w:w="60" w:type="dxa"/>
+              <w:right w:w="60" w:type="dxa"/>
+            </w:tcMar>
             <w:tcMar>
               <w:top w:w="40" w:type="dxa"/>
               <w:bottom w:w="40" w:type="dxa"/>
@@ -1725,6 +2025,12 @@
               <w:left w:w="60" w:type="dxa"/>
               <w:right w:w="60" w:type="dxa"/>
             </w:tcMar>
+            <w:tcMar>
+              <w:top w:w="40" w:type="dxa"/>
+              <w:bottom w:w="40" w:type="dxa"/>
+              <w:left w:w="60" w:type="dxa"/>
+              <w:right w:w="60" w:type="dxa"/>
+            </w:tcMar>
           </w:tcPr>
           <w:p>
             <w:pPr>
@@ -1743,6 +2049,12 @@
         </w:tc>
         <w:tc>
           <w:tcPr>
+            <w:tcMar>
+              <w:top w:w="40" w:type="dxa"/>
+              <w:bottom w:w="40" w:type="dxa"/>
+              <w:left w:w="60" w:type="dxa"/>
+              <w:right w:w="60" w:type="dxa"/>
+            </w:tcMar>
             <w:tcMar>
               <w:top w:w="40" w:type="dxa"/>
               <w:bottom w:w="40" w:type="dxa"/>
@@ -1776,6 +2088,12 @@
               <w:left w:w="60" w:type="dxa"/>
               <w:right w:w="60" w:type="dxa"/>
             </w:tcMar>
+            <w:tcMar>
+              <w:top w:w="40" w:type="dxa"/>
+              <w:bottom w:w="40" w:type="dxa"/>
+              <w:left w:w="60" w:type="dxa"/>
+              <w:right w:w="60" w:type="dxa"/>
+            </w:tcMar>
           </w:tcPr>
           <w:p>
             <w:pPr>
@@ -1800,6 +2118,12 @@
               <w:left w:w="60" w:type="dxa"/>
               <w:right w:w="60" w:type="dxa"/>
             </w:tcMar>
+            <w:tcMar>
+              <w:top w:w="40" w:type="dxa"/>
+              <w:bottom w:w="40" w:type="dxa"/>
+              <w:left w:w="60" w:type="dxa"/>
+              <w:right w:w="60" w:type="dxa"/>
+            </w:tcMar>
           </w:tcPr>
           <w:p>
             <w:pPr>
@@ -1818,6 +2142,12 @@
         </w:tc>
         <w:tc>
           <w:tcPr>
+            <w:tcMar>
+              <w:top w:w="40" w:type="dxa"/>
+              <w:bottom w:w="40" w:type="dxa"/>
+              <w:left w:w="60" w:type="dxa"/>
+              <w:right w:w="60" w:type="dxa"/>
+            </w:tcMar>
             <w:tcMar>
               <w:top w:w="40" w:type="dxa"/>
               <w:bottom w:w="40" w:type="dxa"/>
@@ -1851,6 +2181,12 @@
               <w:left w:w="60" w:type="dxa"/>
               <w:right w:w="60" w:type="dxa"/>
             </w:tcMar>
+            <w:tcMar>
+              <w:top w:w="40" w:type="dxa"/>
+              <w:bottom w:w="40" w:type="dxa"/>
+              <w:left w:w="60" w:type="dxa"/>
+              <w:right w:w="60" w:type="dxa"/>
+            </w:tcMar>
           </w:tcPr>
           <w:p>
             <w:pPr>
@@ -1875,6 +2211,12 @@
               <w:left w:w="60" w:type="dxa"/>
               <w:right w:w="60" w:type="dxa"/>
             </w:tcMar>
+            <w:tcMar>
+              <w:top w:w="40" w:type="dxa"/>
+              <w:bottom w:w="40" w:type="dxa"/>
+              <w:left w:w="60" w:type="dxa"/>
+              <w:right w:w="60" w:type="dxa"/>
+            </w:tcMar>
           </w:tcPr>
           <w:p>
             <w:pPr>
@@ -1893,6 +2235,12 @@
         </w:tc>
         <w:tc>
           <w:tcPr>
+            <w:tcMar>
+              <w:top w:w="40" w:type="dxa"/>
+              <w:bottom w:w="40" w:type="dxa"/>
+              <w:left w:w="60" w:type="dxa"/>
+              <w:right w:w="60" w:type="dxa"/>
+            </w:tcMar>
             <w:tcMar>
               <w:top w:w="40" w:type="dxa"/>
               <w:bottom w:w="40" w:type="dxa"/>
@@ -1926,6 +2274,12 @@
               <w:left w:w="60" w:type="dxa"/>
               <w:right w:w="60" w:type="dxa"/>
             </w:tcMar>
+            <w:tcMar>
+              <w:top w:w="40" w:type="dxa"/>
+              <w:bottom w:w="40" w:type="dxa"/>
+              <w:left w:w="60" w:type="dxa"/>
+              <w:right w:w="60" w:type="dxa"/>
+            </w:tcMar>
           </w:tcPr>
           <w:p>
             <w:pPr>
@@ -1950,6 +2304,12 @@
               <w:left w:w="60" w:type="dxa"/>
               <w:right w:w="60" w:type="dxa"/>
             </w:tcMar>
+            <w:tcMar>
+              <w:top w:w="40" w:type="dxa"/>
+              <w:bottom w:w="40" w:type="dxa"/>
+              <w:left w:w="60" w:type="dxa"/>
+              <w:right w:w="60" w:type="dxa"/>
+            </w:tcMar>
           </w:tcPr>
           <w:p>
             <w:pPr>
@@ -1968,6 +2328,12 @@
         </w:tc>
         <w:tc>
           <w:tcPr>
+            <w:tcMar>
+              <w:top w:w="40" w:type="dxa"/>
+              <w:bottom w:w="40" w:type="dxa"/>
+              <w:left w:w="60" w:type="dxa"/>
+              <w:right w:w="60" w:type="dxa"/>
+            </w:tcMar>
             <w:tcMar>
               <w:top w:w="40" w:type="dxa"/>
               <w:bottom w:w="40" w:type="dxa"/>
@@ -2001,6 +2367,12 @@
               <w:left w:w="60" w:type="dxa"/>
               <w:right w:w="60" w:type="dxa"/>
             </w:tcMar>
+            <w:tcMar>
+              <w:top w:w="40" w:type="dxa"/>
+              <w:bottom w:w="40" w:type="dxa"/>
+              <w:left w:w="60" w:type="dxa"/>
+              <w:right w:w="60" w:type="dxa"/>
+            </w:tcMar>
           </w:tcPr>
           <w:p>
             <w:pPr>
@@ -2025,6 +2397,12 @@
               <w:left w:w="60" w:type="dxa"/>
               <w:right w:w="60" w:type="dxa"/>
             </w:tcMar>
+            <w:tcMar>
+              <w:top w:w="40" w:type="dxa"/>
+              <w:bottom w:w="40" w:type="dxa"/>
+              <w:left w:w="60" w:type="dxa"/>
+              <w:right w:w="60" w:type="dxa"/>
+            </w:tcMar>
           </w:tcPr>
           <w:p>
             <w:pPr>
@@ -2043,6 +2421,12 @@
         </w:tc>
         <w:tc>
           <w:tcPr>
+            <w:tcMar>
+              <w:top w:w="40" w:type="dxa"/>
+              <w:bottom w:w="40" w:type="dxa"/>
+              <w:left w:w="60" w:type="dxa"/>
+              <w:right w:w="60" w:type="dxa"/>
+            </w:tcMar>
             <w:tcMar>
               <w:top w:w="40" w:type="dxa"/>
               <w:bottom w:w="40" w:type="dxa"/>
@@ -2076,6 +2460,12 @@
               <w:left w:w="60" w:type="dxa"/>
               <w:right w:w="60" w:type="dxa"/>
             </w:tcMar>
+            <w:tcMar>
+              <w:top w:w="40" w:type="dxa"/>
+              <w:bottom w:w="40" w:type="dxa"/>
+              <w:left w:w="60" w:type="dxa"/>
+              <w:right w:w="60" w:type="dxa"/>
+            </w:tcMar>
           </w:tcPr>
           <w:p>
             <w:pPr>
@@ -2094,6 +2484,12 @@
         </w:tc>
         <w:tc>
           <w:tcPr>
+            <w:tcMar>
+              <w:top w:w="40" w:type="dxa"/>
+              <w:bottom w:w="40" w:type="dxa"/>
+              <w:left w:w="60" w:type="dxa"/>
+              <w:right w:w="60" w:type="dxa"/>
+            </w:tcMar>
             <w:tcMar>
               <w:top w:w="40" w:type="dxa"/>
               <w:bottom w:w="40" w:type="dxa"/>
@@ -2152,6 +2548,12 @@
               <w:left w:w="60" w:type="dxa"/>
               <w:right w:w="60" w:type="dxa"/>
             </w:tcMar>
+            <w:tcMar>
+              <w:top w:w="40" w:type="dxa"/>
+              <w:bottom w:w="40" w:type="dxa"/>
+              <w:left w:w="60" w:type="dxa"/>
+              <w:right w:w="60" w:type="dxa"/>
+            </w:tcMar>
           </w:tcPr>
           <w:p>
             <w:pPr>
@@ -2179,6 +2581,12 @@
               <w:left w:w="60" w:type="dxa"/>
               <w:right w:w="60" w:type="dxa"/>
             </w:tcMar>
+            <w:tcMar>
+              <w:top w:w="40" w:type="dxa"/>
+              <w:bottom w:w="40" w:type="dxa"/>
+              <w:left w:w="60" w:type="dxa"/>
+              <w:right w:w="60" w:type="dxa"/>
+            </w:tcMar>
           </w:tcPr>
           <w:p>
             <w:pPr>
@@ -2197,6 +2605,12 @@
         </w:tc>
         <w:tc>
           <w:tcPr>
+            <w:tcMar>
+              <w:top w:w="40" w:type="dxa"/>
+              <w:bottom w:w="40" w:type="dxa"/>
+              <w:left w:w="60" w:type="dxa"/>
+              <w:right w:w="60" w:type="dxa"/>
+            </w:tcMar>
             <w:tcMar>
               <w:top w:w="40" w:type="dxa"/>
               <w:bottom w:w="40" w:type="dxa"/>
@@ -2263,6 +2677,12 @@
               <w:left w:w="60" w:type="dxa"/>
               <w:right w:w="60" w:type="dxa"/>
             </w:tcMar>
+            <w:tcMar>
+              <w:top w:w="40" w:type="dxa"/>
+              <w:bottom w:w="40" w:type="dxa"/>
+              <w:left w:w="60" w:type="dxa"/>
+              <w:right w:w="60" w:type="dxa"/>
+            </w:tcMar>
           </w:tcPr>
           <w:p>
             <w:pPr>
@@ -2284,6 +2704,12 @@
       <w:tr>
         <w:tc>
           <w:tcPr>
+            <w:tcMar>
+              <w:top w:w="40" w:type="dxa"/>
+              <w:bottom w:w="40" w:type="dxa"/>
+              <w:left w:w="60" w:type="dxa"/>
+              <w:right w:w="60" w:type="dxa"/>
+            </w:tcMar>
             <w:tcMar>
               <w:top w:w="40" w:type="dxa"/>
               <w:bottom w:w="40" w:type="dxa"/>
@@ -2314,6 +2740,12 @@
               <w:left w:w="60" w:type="dxa"/>
               <w:right w:w="60" w:type="dxa"/>
             </w:tcMar>
+            <w:tcMar>
+              <w:top w:w="40" w:type="dxa"/>
+              <w:bottom w:w="40" w:type="dxa"/>
+              <w:left w:w="60" w:type="dxa"/>
+              <w:right w:w="60" w:type="dxa"/>
+            </w:tcMar>
           </w:tcPr>
           <w:p>
             <w:pPr>
@@ -2332,6 +2764,12 @@
         </w:tc>
         <w:tc>
           <w:tcPr>
+            <w:tcMar>
+              <w:top w:w="40" w:type="dxa"/>
+              <w:bottom w:w="40" w:type="dxa"/>
+              <w:left w:w="60" w:type="dxa"/>
+              <w:right w:w="60" w:type="dxa"/>
+            </w:tcMar>
             <w:tcMar>
               <w:top w:w="40" w:type="dxa"/>
               <w:bottom w:w="40" w:type="dxa"/>
@@ -2365,6 +2803,12 @@
               <w:left w:w="60" w:type="dxa"/>
               <w:right w:w="60" w:type="dxa"/>
             </w:tcMar>
+            <w:tcMar>
+              <w:top w:w="40" w:type="dxa"/>
+              <w:bottom w:w="40" w:type="dxa"/>
+              <w:left w:w="60" w:type="dxa"/>
+              <w:right w:w="60" w:type="dxa"/>
+            </w:tcMar>
           </w:tcPr>
           <w:p>
             <w:pPr>
@@ -2389,6 +2833,12 @@
               <w:left w:w="60" w:type="dxa"/>
               <w:right w:w="60" w:type="dxa"/>
             </w:tcMar>
+            <w:tcMar>
+              <w:top w:w="40" w:type="dxa"/>
+              <w:bottom w:w="40" w:type="dxa"/>
+              <w:left w:w="60" w:type="dxa"/>
+              <w:right w:w="60" w:type="dxa"/>
+            </w:tcMar>
           </w:tcPr>
           <w:p>
             <w:pPr>
@@ -2407,6 +2857,12 @@
         </w:tc>
         <w:tc>
           <w:tcPr>
+            <w:tcMar>
+              <w:top w:w="40" w:type="dxa"/>
+              <w:bottom w:w="40" w:type="dxa"/>
+              <w:left w:w="60" w:type="dxa"/>
+              <w:right w:w="60" w:type="dxa"/>
+            </w:tcMar>
             <w:tcMar>
               <w:top w:w="40" w:type="dxa"/>
               <w:bottom w:w="40" w:type="dxa"/>

--- a/docs/README.docx
+++ b/docs/README.docx
@@ -10,7 +10,7 @@
         <w:t xml:space="preserve">README</w:t>
       </w:r>
     </w:p>
-    <w:bookmarkStart w:id="35" w:name="bankone-documentation"/>
+    <w:bookmarkStart w:id="36" w:name="bankone-documentation"/>
     <w:p>
       <w:pPr>
         <w:pStyle w:val="Heading1"/>
@@ -106,12 +106,6 @@
               <w:right w:w="60" w:type="dxa"/>
             </w:tcMar>
             <w:shd w:fill="1A365D" w:val="clear"/>
-            <w:tcMar>
-              <w:top w:w="40" w:type="dxa"/>
-              <w:bottom w:w="40" w:type="dxa"/>
-              <w:left w:w="60" w:type="dxa"/>
-              <w:right w:w="60" w:type="dxa"/>
-            </w:tcMar>
           </w:tcPr>
           <w:p>
             <w:pPr>
@@ -139,12 +133,6 @@
               <w:right w:w="60" w:type="dxa"/>
             </w:tcMar>
             <w:shd w:fill="1A365D" w:val="clear"/>
-            <w:tcMar>
-              <w:top w:w="40" w:type="dxa"/>
-              <w:bottom w:w="40" w:type="dxa"/>
-              <w:left w:w="60" w:type="dxa"/>
-              <w:right w:w="60" w:type="dxa"/>
-            </w:tcMar>
           </w:tcPr>
           <w:p>
             <w:pPr>
@@ -173,12 +161,6 @@
               <w:left w:w="60" w:type="dxa"/>
               <w:right w:w="60" w:type="dxa"/>
             </w:tcMar>
-            <w:tcMar>
-              <w:top w:w="40" w:type="dxa"/>
-              <w:bottom w:w="40" w:type="dxa"/>
-              <w:left w:w="60" w:type="dxa"/>
-              <w:right w:w="60" w:type="dxa"/>
-            </w:tcMar>
           </w:tcPr>
           <w:p>
             <w:pPr>
@@ -198,12 +180,6 @@
         </w:tc>
         <w:tc>
           <w:tcPr>
-            <w:tcMar>
-              <w:top w:w="40" w:type="dxa"/>
-              <w:bottom w:w="40" w:type="dxa"/>
-              <w:left w:w="60" w:type="dxa"/>
-              <w:right w:w="60" w:type="dxa"/>
-            </w:tcMar>
             <w:tcMar>
               <w:top w:w="40" w:type="dxa"/>
               <w:bottom w:w="40" w:type="dxa"/>
@@ -250,12 +226,6 @@
               <w:left w:w="60" w:type="dxa"/>
               <w:right w:w="60" w:type="dxa"/>
             </w:tcMar>
-            <w:tcMar>
-              <w:top w:w="40" w:type="dxa"/>
-              <w:bottom w:w="40" w:type="dxa"/>
-              <w:left w:w="60" w:type="dxa"/>
-              <w:right w:w="60" w:type="dxa"/>
-            </w:tcMar>
           </w:tcPr>
           <w:p>
             <w:pPr>
@@ -275,12 +245,6 @@
         </w:tc>
         <w:tc>
           <w:tcPr>
-            <w:tcMar>
-              <w:top w:w="40" w:type="dxa"/>
-              <w:bottom w:w="40" w:type="dxa"/>
-              <w:left w:w="60" w:type="dxa"/>
-              <w:right w:w="60" w:type="dxa"/>
-            </w:tcMar>
             <w:tcMar>
               <w:top w:w="40" w:type="dxa"/>
               <w:bottom w:w="40" w:type="dxa"/>
@@ -349,12 +313,6 @@
               <w:left w:w="60" w:type="dxa"/>
               <w:right w:w="60" w:type="dxa"/>
             </w:tcMar>
-            <w:tcMar>
-              <w:top w:w="40" w:type="dxa"/>
-              <w:bottom w:w="40" w:type="dxa"/>
-              <w:left w:w="60" w:type="dxa"/>
-              <w:right w:w="60" w:type="dxa"/>
-            </w:tcMar>
           </w:tcPr>
           <w:p>
             <w:pPr>
@@ -374,12 +332,6 @@
         </w:tc>
         <w:tc>
           <w:tcPr>
-            <w:tcMar>
-              <w:top w:w="40" w:type="dxa"/>
-              <w:bottom w:w="40" w:type="dxa"/>
-              <w:left w:w="60" w:type="dxa"/>
-              <w:right w:w="60" w:type="dxa"/>
-            </w:tcMar>
             <w:tcMar>
               <w:top w:w="40" w:type="dxa"/>
               <w:bottom w:w="40" w:type="dxa"/>
@@ -447,12 +399,6 @@
               <w:right w:w="60" w:type="dxa"/>
             </w:tcMar>
             <w:shd w:fill="1A365D" w:val="clear"/>
-            <w:tcMar>
-              <w:top w:w="40" w:type="dxa"/>
-              <w:bottom w:w="40" w:type="dxa"/>
-              <w:left w:w="60" w:type="dxa"/>
-              <w:right w:w="60" w:type="dxa"/>
-            </w:tcMar>
           </w:tcPr>
           <w:p>
             <w:pPr>
@@ -480,12 +426,6 @@
               <w:right w:w="60" w:type="dxa"/>
             </w:tcMar>
             <w:shd w:fill="1A365D" w:val="clear"/>
-            <w:tcMar>
-              <w:top w:w="40" w:type="dxa"/>
-              <w:bottom w:w="40" w:type="dxa"/>
-              <w:left w:w="60" w:type="dxa"/>
-              <w:right w:w="60" w:type="dxa"/>
-            </w:tcMar>
           </w:tcPr>
           <w:p>
             <w:pPr>
@@ -513,12 +453,6 @@
               <w:right w:w="60" w:type="dxa"/>
             </w:tcMar>
             <w:shd w:fill="1A365D" w:val="clear"/>
-            <w:tcMar>
-              <w:top w:w="40" w:type="dxa"/>
-              <w:bottom w:w="40" w:type="dxa"/>
-              <w:left w:w="60" w:type="dxa"/>
-              <w:right w:w="60" w:type="dxa"/>
-            </w:tcMar>
           </w:tcPr>
           <w:p>
             <w:pPr>
@@ -541,12 +475,6 @@
       <w:tr>
         <w:tc>
           <w:tcPr>
-            <w:tcMar>
-              <w:top w:w="40" w:type="dxa"/>
-              <w:bottom w:w="40" w:type="dxa"/>
-              <w:left w:w="60" w:type="dxa"/>
-              <w:right w:w="60" w:type="dxa"/>
-            </w:tcMar>
             <w:tcMar>
               <w:top w:w="40" w:type="dxa"/>
               <w:bottom w:w="40" w:type="dxa"/>
@@ -577,12 +505,6 @@
               <w:left w:w="60" w:type="dxa"/>
               <w:right w:w="60" w:type="dxa"/>
             </w:tcMar>
-            <w:tcMar>
-              <w:top w:w="40" w:type="dxa"/>
-              <w:bottom w:w="40" w:type="dxa"/>
-              <w:left w:w="60" w:type="dxa"/>
-              <w:right w:w="60" w:type="dxa"/>
-            </w:tcMar>
           </w:tcPr>
           <w:p>
             <w:pPr>
@@ -598,16 +520,46 @@
               </w:rPr>
               <w:t xml:space="preserve">BankOne/scripts/redeploy-liberty.sh</w:t>
             </w:r>
+            <w:r>
+              <w:rPr>
+                <w:rFonts w:ascii="Calibri" w:hAnsi="Calibri"/>
+                <w:sz w:val="18"/>
+              </w:rPr>
+              <w:t xml:space="preserve"> </w:t>
+            </w:r>
+            <w:r>
+              <w:rPr>
+                <w:rFonts w:ascii="Calibri" w:hAnsi="Calibri"/>
+                <w:sz w:val="18"/>
+              </w:rPr>
+              <w:t xml:space="preserve">(JDWP debug attach</w:t>
+            </w:r>
+            <w:r>
+              <w:rPr>
+                <w:rFonts w:ascii="Calibri" w:hAnsi="Calibri"/>
+                <w:sz w:val="18"/>
+              </w:rPr>
+              <w:t xml:space="preserve"> </w:t>
+            </w:r>
+            <w:r>
+              <w:rPr>
+                <w:rStyle w:val="VerbatimChar"/>
+                <w:rFonts w:ascii="Calibri" w:hAnsi="Calibri"/>
+                <w:sz w:val="18"/>
+              </w:rPr>
+              <w:t xml:space="preserve">:7777</w:t>
+            </w:r>
+            <w:r>
+              <w:rPr>
+                <w:rFonts w:ascii="Calibri" w:hAnsi="Calibri"/>
+                <w:sz w:val="18"/>
+              </w:rPr>
+              <w:t xml:space="preserve">)</w:t>
+            </w:r>
           </w:p>
         </w:tc>
         <w:tc>
           <w:tcPr>
-            <w:tcMar>
-              <w:top w:w="40" w:type="dxa"/>
-              <w:bottom w:w="40" w:type="dxa"/>
-              <w:left w:w="60" w:type="dxa"/>
-              <w:right w:w="60" w:type="dxa"/>
-            </w:tcMar>
             <w:tcMar>
               <w:top w:w="40" w:type="dxa"/>
               <w:bottom w:w="40" w:type="dxa"/>
@@ -641,6 +593,207 @@
               <w:left w:w="60" w:type="dxa"/>
               <w:right w:w="60" w:type="dxa"/>
             </w:tcMar>
+          </w:tcPr>
+          <w:p>
+            <w:pPr>
+              <w:pStyle w:val="Compact"/>
+              <w:spacing w:before="0" w:after="40" w:line="264" w:lineRule="auto"/>
+              <w:jc w:val="left"/>
+            </w:pPr>
+            <w:r>
+              <w:rPr>
+                <w:rFonts w:ascii="Calibri" w:hAnsi="Calibri"/>
+                <w:sz w:val="18"/>
+              </w:rPr>
+              <w:t xml:space="preserve">Kafka + Mailpit</w:t>
+            </w:r>
+          </w:p>
+        </w:tc>
+        <w:tc>
+          <w:tcPr>
+            <w:tcMar>
+              <w:top w:w="40" w:type="dxa"/>
+              <w:bottom w:w="40" w:type="dxa"/>
+              <w:left w:w="60" w:type="dxa"/>
+              <w:right w:w="60" w:type="dxa"/>
+            </w:tcMar>
+          </w:tcPr>
+          <w:p>
+            <w:pPr>
+              <w:pStyle w:val="Compact"/>
+              <w:spacing w:before="0" w:after="40" w:line="264" w:lineRule="auto"/>
+              <w:jc w:val="left"/>
+            </w:pPr>
+            <w:r>
+              <w:rPr>
+                <w:rStyle w:val="VerbatimChar"/>
+                <w:rFonts w:ascii="Calibri" w:hAnsi="Calibri"/>
+                <w:sz w:val="18"/>
+              </w:rPr>
+              <w:t xml:space="preserve">docker compose up -d kafka mailpit</w:t>
+            </w:r>
+          </w:p>
+        </w:tc>
+        <w:tc>
+          <w:tcPr>
+            <w:tcMar>
+              <w:top w:w="40" w:type="dxa"/>
+              <w:bottom w:w="40" w:type="dxa"/>
+              <w:left w:w="60" w:type="dxa"/>
+              <w:right w:w="60" w:type="dxa"/>
+            </w:tcMar>
+          </w:tcPr>
+          <w:p>
+            <w:pPr>
+              <w:pStyle w:val="Compact"/>
+              <w:spacing w:before="0" w:after="40" w:line="264" w:lineRule="auto"/>
+              <w:jc w:val="left"/>
+            </w:pPr>
+            <w:r>
+              <w:rPr>
+                <w:rFonts w:ascii="Calibri" w:hAnsi="Calibri"/>
+                <w:sz w:val="18"/>
+              </w:rPr>
+              <w:t xml:space="preserve">Kafka</w:t>
+            </w:r>
+            <w:r>
+              <w:rPr>
+                <w:rFonts w:ascii="Calibri" w:hAnsi="Calibri"/>
+                <w:sz w:val="18"/>
+              </w:rPr>
+              <w:t xml:space="preserve"> </w:t>
+            </w:r>
+            <w:r>
+              <w:rPr>
+                <w:rStyle w:val="VerbatimChar"/>
+                <w:rFonts w:ascii="Calibri" w:hAnsi="Calibri"/>
+                <w:sz w:val="18"/>
+              </w:rPr>
+              <w:t xml:space="preserve">:9092</w:t>
+            </w:r>
+            <w:r>
+              <w:rPr>
+                <w:rFonts w:ascii="Calibri" w:hAnsi="Calibri"/>
+                <w:sz w:val="18"/>
+              </w:rPr>
+              <w:t xml:space="preserve"> </w:t>
+            </w:r>
+            <w:r>
+              <w:rPr>
+                <w:rFonts w:ascii="Calibri" w:hAnsi="Calibri"/>
+                <w:sz w:val="18"/>
+              </w:rPr>
+              <w:t xml:space="preserve">/</w:t>
+            </w:r>
+            <w:r>
+              <w:rPr>
+                <w:rFonts w:ascii="Calibri" w:hAnsi="Calibri"/>
+                <w:sz w:val="18"/>
+              </w:rPr>
+              <w:t xml:space="preserve"> </w:t>
+            </w:r>
+            <w:r>
+              <w:rPr>
+                <w:rFonts w:ascii="Calibri" w:hAnsi="Calibri"/>
+                <w:sz w:val="18"/>
+              </w:rPr>
+              <w:t xml:space="preserve">Mailpit UI</w:t>
+            </w:r>
+            <w:r>
+              <w:rPr>
+                <w:rFonts w:ascii="Calibri" w:hAnsi="Calibri"/>
+                <w:sz w:val="18"/>
+              </w:rPr>
+              <w:t xml:space="preserve"> </w:t>
+            </w:r>
+            <w:r>
+              <w:rPr>
+                <w:rStyle w:val="VerbatimChar"/>
+                <w:rFonts w:ascii="Calibri" w:hAnsi="Calibri"/>
+                <w:sz w:val="18"/>
+              </w:rPr>
+              <w:t xml:space="preserve">:8025</w:t>
+            </w:r>
+          </w:p>
+        </w:tc>
+      </w:tr>
+      <w:tr>
+        <w:tc>
+          <w:tcPr>
+            <w:tcMar>
+              <w:top w:w="40" w:type="dxa"/>
+              <w:bottom w:w="40" w:type="dxa"/>
+              <w:left w:w="60" w:type="dxa"/>
+              <w:right w:w="60" w:type="dxa"/>
+            </w:tcMar>
+          </w:tcPr>
+          <w:p>
+            <w:pPr>
+              <w:pStyle w:val="Compact"/>
+              <w:spacing w:before="0" w:after="40" w:line="264" w:lineRule="auto"/>
+              <w:jc w:val="left"/>
+            </w:pPr>
+            <w:r>
+              <w:rPr>
+                <w:rFonts w:ascii="Calibri" w:hAnsi="Calibri"/>
+                <w:sz w:val="18"/>
+              </w:rPr>
+              <w:t xml:space="preserve">Load-test seed</w:t>
+            </w:r>
+          </w:p>
+        </w:tc>
+        <w:tc>
+          <w:tcPr>
+            <w:tcMar>
+              <w:top w:w="40" w:type="dxa"/>
+              <w:bottom w:w="40" w:type="dxa"/>
+              <w:left w:w="60" w:type="dxa"/>
+              <w:right w:w="60" w:type="dxa"/>
+            </w:tcMar>
+          </w:tcPr>
+          <w:p>
+            <w:pPr>
+              <w:pStyle w:val="Compact"/>
+              <w:spacing w:before="0" w:after="40" w:line="264" w:lineRule="auto"/>
+              <w:jc w:val="left"/>
+            </w:pPr>
+            <w:r>
+              <w:rPr>
+                <w:rFonts w:ascii="Calibri" w:hAnsi="Calibri"/>
+                <w:sz w:val="18"/>
+              </w:rPr>
+              <w:t xml:space="preserve">`psql … -f scripts/seed-loadtest-10k.sql</w:t>
+            </w:r>
+          </w:p>
+        </w:tc>
+        <w:tc>
+          <w:tcPr>
+            <w:tcMar>
+              <w:top w:w="40" w:type="dxa"/>
+              <w:bottom w:w="40" w:type="dxa"/>
+              <w:left w:w="60" w:type="dxa"/>
+              <w:right w:w="60" w:type="dxa"/>
+            </w:tcMar>
+          </w:tcPr>
+          <w:p>
+            <w:pPr>
+              <w:pStyle w:val="Compact"/>
+              <w:spacing w:before="0" w:after="40" w:line="264" w:lineRule="auto"/>
+              <w:jc w:val="left"/>
+            </w:pPr>
+            <w:r>
+              <w:rPr>
+                <w:rFonts w:ascii="Calibri" w:hAnsi="Calibri"/>
+                <w:sz w:val="18"/>
+              </w:rPr>
+              <w:t xml:space="preserve">` 10k LoadTest rows</w:t>
+            </w:r>
+          </w:p>
+        </w:tc>
+      </w:tr>
+      <w:tr>
+        <w:tc>
+          <w:tcPr>
             <w:tcMar>
               <w:top w:w="40" w:type="dxa"/>
               <w:bottom w:w="40" w:type="dxa"/>
@@ -685,12 +838,6 @@
               <w:left w:w="60" w:type="dxa"/>
               <w:right w:w="60" w:type="dxa"/>
             </w:tcMar>
-            <w:tcMar>
-              <w:top w:w="40" w:type="dxa"/>
-              <w:bottom w:w="40" w:type="dxa"/>
-              <w:left w:w="60" w:type="dxa"/>
-              <w:right w:w="60" w:type="dxa"/>
-            </w:tcMar>
           </w:tcPr>
           <w:p>
             <w:pPr>
@@ -710,12 +857,6 @@
         </w:tc>
         <w:tc>
           <w:tcPr>
-            <w:tcMar>
-              <w:top w:w="40" w:type="dxa"/>
-              <w:bottom w:w="40" w:type="dxa"/>
-              <w:left w:w="60" w:type="dxa"/>
-              <w:right w:w="60" w:type="dxa"/>
-            </w:tcMar>
             <w:tcMar>
               <w:top w:w="40" w:type="dxa"/>
               <w:bottom w:w="40" w:type="dxa"/>
@@ -749,12 +890,6 @@
               <w:left w:w="60" w:type="dxa"/>
               <w:right w:w="60" w:type="dxa"/>
             </w:tcMar>
-            <w:tcMar>
-              <w:top w:w="40" w:type="dxa"/>
-              <w:bottom w:w="40" w:type="dxa"/>
-              <w:left w:w="60" w:type="dxa"/>
-              <w:right w:w="60" w:type="dxa"/>
-            </w:tcMar>
           </w:tcPr>
           <w:p>
             <w:pPr>
@@ -773,12 +908,6 @@
         </w:tc>
         <w:tc>
           <w:tcPr>
-            <w:tcMar>
-              <w:top w:w="40" w:type="dxa"/>
-              <w:bottom w:w="40" w:type="dxa"/>
-              <w:left w:w="60" w:type="dxa"/>
-              <w:right w:w="60" w:type="dxa"/>
-            </w:tcMar>
             <w:tcMar>
               <w:top w:w="40" w:type="dxa"/>
               <w:bottom w:w="40" w:type="dxa"/>
@@ -804,12 +933,6 @@
         </w:tc>
         <w:tc>
           <w:tcPr>
-            <w:tcMar>
-              <w:top w:w="40" w:type="dxa"/>
-              <w:bottom w:w="40" w:type="dxa"/>
-              <w:left w:w="60" w:type="dxa"/>
-              <w:right w:w="60" w:type="dxa"/>
-            </w:tcMar>
             <w:tcMar>
               <w:top w:w="40" w:type="dxa"/>
               <w:bottom w:w="40" w:type="dxa"/>
@@ -885,7 +1008,7 @@
       </w:r>
     </w:p>
     <w:bookmarkEnd w:id="10"/>
-    <w:bookmarkStart w:id="33" w:name="documentation-map"/>
+    <w:bookmarkStart w:id="34" w:name="documentation-map"/>
     <w:p>
       <w:pPr>
         <w:pStyle w:val="Heading2"/>
@@ -926,12 +1049,6 @@
               <w:right w:w="60" w:type="dxa"/>
             </w:tcMar>
             <w:shd w:fill="1A365D" w:val="clear"/>
-            <w:tcMar>
-              <w:top w:w="40" w:type="dxa"/>
-              <w:bottom w:w="40" w:type="dxa"/>
-              <w:left w:w="60" w:type="dxa"/>
-              <w:right w:w="60" w:type="dxa"/>
-            </w:tcMar>
           </w:tcPr>
           <w:p>
             <w:pPr>
@@ -959,12 +1076,6 @@
               <w:right w:w="60" w:type="dxa"/>
             </w:tcMar>
             <w:shd w:fill="1A365D" w:val="clear"/>
-            <w:tcMar>
-              <w:top w:w="40" w:type="dxa"/>
-              <w:bottom w:w="40" w:type="dxa"/>
-              <w:left w:w="60" w:type="dxa"/>
-              <w:right w:w="60" w:type="dxa"/>
-            </w:tcMar>
           </w:tcPr>
           <w:p>
             <w:pPr>
@@ -993,12 +1104,6 @@
               <w:left w:w="60" w:type="dxa"/>
               <w:right w:w="60" w:type="dxa"/>
             </w:tcMar>
-            <w:tcMar>
-              <w:top w:w="40" w:type="dxa"/>
-              <w:bottom w:w="40" w:type="dxa"/>
-              <w:left w:w="60" w:type="dxa"/>
-              <w:right w:w="60" w:type="dxa"/>
-            </w:tcMar>
           </w:tcPr>
           <w:p>
             <w:pPr>
@@ -1018,12 +1123,6 @@
         </w:tc>
         <w:tc>
           <w:tcPr>
-            <w:tcMar>
-              <w:top w:w="40" w:type="dxa"/>
-              <w:bottom w:w="40" w:type="dxa"/>
-              <w:left w:w="60" w:type="dxa"/>
-              <w:right w:w="60" w:type="dxa"/>
-            </w:tcMar>
             <w:tcMar>
               <w:top w:w="40" w:type="dxa"/>
               <w:bottom w:w="40" w:type="dxa"/>
@@ -1070,12 +1169,6 @@
               <w:left w:w="60" w:type="dxa"/>
               <w:right w:w="60" w:type="dxa"/>
             </w:tcMar>
-            <w:tcMar>
-              <w:top w:w="40" w:type="dxa"/>
-              <w:bottom w:w="40" w:type="dxa"/>
-              <w:left w:w="60" w:type="dxa"/>
-              <w:right w:w="60" w:type="dxa"/>
-            </w:tcMar>
           </w:tcPr>
           <w:p>
             <w:pPr>
@@ -1095,12 +1188,6 @@
         </w:tc>
         <w:tc>
           <w:tcPr>
-            <w:tcMar>
-              <w:top w:w="40" w:type="dxa"/>
-              <w:bottom w:w="40" w:type="dxa"/>
-              <w:left w:w="60" w:type="dxa"/>
-              <w:right w:w="60" w:type="dxa"/>
-            </w:tcMar>
             <w:tcMar>
               <w:top w:w="40" w:type="dxa"/>
               <w:bottom w:w="40" w:type="dxa"/>
@@ -1147,12 +1234,6 @@
               <w:left w:w="60" w:type="dxa"/>
               <w:right w:w="60" w:type="dxa"/>
             </w:tcMar>
-            <w:tcMar>
-              <w:top w:w="40" w:type="dxa"/>
-              <w:bottom w:w="40" w:type="dxa"/>
-              <w:left w:w="60" w:type="dxa"/>
-              <w:right w:w="60" w:type="dxa"/>
-            </w:tcMar>
           </w:tcPr>
           <w:p>
             <w:pPr>
@@ -1172,12 +1253,6 @@
         </w:tc>
         <w:tc>
           <w:tcPr>
-            <w:tcMar>
-              <w:top w:w="40" w:type="dxa"/>
-              <w:bottom w:w="40" w:type="dxa"/>
-              <w:left w:w="60" w:type="dxa"/>
-              <w:right w:w="60" w:type="dxa"/>
-            </w:tcMar>
             <w:tcMar>
               <w:top w:w="40" w:type="dxa"/>
               <w:bottom w:w="40" w:type="dxa"/>
@@ -1224,12 +1299,6 @@
               <w:left w:w="60" w:type="dxa"/>
               <w:right w:w="60" w:type="dxa"/>
             </w:tcMar>
-            <w:tcMar>
-              <w:top w:w="40" w:type="dxa"/>
-              <w:bottom w:w="40" w:type="dxa"/>
-              <w:left w:w="60" w:type="dxa"/>
-              <w:right w:w="60" w:type="dxa"/>
-            </w:tcMar>
           </w:tcPr>
           <w:p>
             <w:pPr>
@@ -1249,12 +1318,6 @@
         </w:tc>
         <w:tc>
           <w:tcPr>
-            <w:tcMar>
-              <w:top w:w="40" w:type="dxa"/>
-              <w:bottom w:w="40" w:type="dxa"/>
-              <w:left w:w="60" w:type="dxa"/>
-              <w:right w:w="60" w:type="dxa"/>
-            </w:tcMar>
             <w:tcMar>
               <w:top w:w="40" w:type="dxa"/>
               <w:bottom w:w="40" w:type="dxa"/>
@@ -1301,12 +1364,6 @@
               <w:left w:w="60" w:type="dxa"/>
               <w:right w:w="60" w:type="dxa"/>
             </w:tcMar>
-            <w:tcMar>
-              <w:top w:w="40" w:type="dxa"/>
-              <w:bottom w:w="40" w:type="dxa"/>
-              <w:left w:w="60" w:type="dxa"/>
-              <w:right w:w="60" w:type="dxa"/>
-            </w:tcMar>
           </w:tcPr>
           <w:p>
             <w:pPr>
@@ -1326,12 +1383,6 @@
         </w:tc>
         <w:tc>
           <w:tcPr>
-            <w:tcMar>
-              <w:top w:w="40" w:type="dxa"/>
-              <w:bottom w:w="40" w:type="dxa"/>
-              <w:left w:w="60" w:type="dxa"/>
-              <w:right w:w="60" w:type="dxa"/>
-            </w:tcMar>
             <w:tcMar>
               <w:top w:w="40" w:type="dxa"/>
               <w:bottom w:w="40" w:type="dxa"/>
@@ -1378,12 +1429,6 @@
               <w:left w:w="60" w:type="dxa"/>
               <w:right w:w="60" w:type="dxa"/>
             </w:tcMar>
-            <w:tcMar>
-              <w:top w:w="40" w:type="dxa"/>
-              <w:bottom w:w="40" w:type="dxa"/>
-              <w:left w:w="60" w:type="dxa"/>
-              <w:right w:w="60" w:type="dxa"/>
-            </w:tcMar>
           </w:tcPr>
           <w:p>
             <w:pPr>
@@ -1403,12 +1448,6 @@
         </w:tc>
         <w:tc>
           <w:tcPr>
-            <w:tcMar>
-              <w:top w:w="40" w:type="dxa"/>
-              <w:bottom w:w="40" w:type="dxa"/>
-              <w:left w:w="60" w:type="dxa"/>
-              <w:right w:w="60" w:type="dxa"/>
-            </w:tcMar>
             <w:tcMar>
               <w:top w:w="40" w:type="dxa"/>
               <w:bottom w:w="40" w:type="dxa"/>
@@ -1441,12 +1480,6 @@
               <w:left w:w="60" w:type="dxa"/>
               <w:right w:w="60" w:type="dxa"/>
             </w:tcMar>
-            <w:tcMar>
-              <w:top w:w="40" w:type="dxa"/>
-              <w:bottom w:w="40" w:type="dxa"/>
-              <w:left w:w="60" w:type="dxa"/>
-              <w:right w:w="60" w:type="dxa"/>
-            </w:tcMar>
           </w:tcPr>
           <w:p>
             <w:pPr>
@@ -1466,12 +1499,6 @@
         </w:tc>
         <w:tc>
           <w:tcPr>
-            <w:tcMar>
-              <w:top w:w="40" w:type="dxa"/>
-              <w:bottom w:w="40" w:type="dxa"/>
-              <w:left w:w="60" w:type="dxa"/>
-              <w:right w:w="60" w:type="dxa"/>
-            </w:tcMar>
             <w:tcMar>
               <w:top w:w="40" w:type="dxa"/>
               <w:bottom w:w="40" w:type="dxa"/>
@@ -1518,12 +1545,6 @@
               <w:left w:w="60" w:type="dxa"/>
               <w:right w:w="60" w:type="dxa"/>
             </w:tcMar>
-            <w:tcMar>
-              <w:top w:w="40" w:type="dxa"/>
-              <w:bottom w:w="40" w:type="dxa"/>
-              <w:left w:w="60" w:type="dxa"/>
-              <w:right w:w="60" w:type="dxa"/>
-            </w:tcMar>
           </w:tcPr>
           <w:p>
             <w:pPr>
@@ -1543,12 +1564,6 @@
         </w:tc>
         <w:tc>
           <w:tcPr>
-            <w:tcMar>
-              <w:top w:w="40" w:type="dxa"/>
-              <w:bottom w:w="40" w:type="dxa"/>
-              <w:left w:w="60" w:type="dxa"/>
-              <w:right w:w="60" w:type="dxa"/>
-            </w:tcMar>
             <w:tcMar>
               <w:top w:w="40" w:type="dxa"/>
               <w:bottom w:w="40" w:type="dxa"/>
@@ -1595,12 +1610,6 @@
               <w:left w:w="60" w:type="dxa"/>
               <w:right w:w="60" w:type="dxa"/>
             </w:tcMar>
-            <w:tcMar>
-              <w:top w:w="40" w:type="dxa"/>
-              <w:bottom w:w="40" w:type="dxa"/>
-              <w:left w:w="60" w:type="dxa"/>
-              <w:right w:w="60" w:type="dxa"/>
-            </w:tcMar>
           </w:tcPr>
           <w:p>
             <w:pPr>
@@ -1620,12 +1629,6 @@
         </w:tc>
         <w:tc>
           <w:tcPr>
-            <w:tcMar>
-              <w:top w:w="40" w:type="dxa"/>
-              <w:bottom w:w="40" w:type="dxa"/>
-              <w:left w:w="60" w:type="dxa"/>
-              <w:right w:w="60" w:type="dxa"/>
-            </w:tcMar>
             <w:tcMar>
               <w:top w:w="40" w:type="dxa"/>
               <w:bottom w:w="40" w:type="dxa"/>
@@ -1658,12 +1661,6 @@
               <w:left w:w="60" w:type="dxa"/>
               <w:right w:w="60" w:type="dxa"/>
             </w:tcMar>
-            <w:tcMar>
-              <w:top w:w="40" w:type="dxa"/>
-              <w:bottom w:w="40" w:type="dxa"/>
-              <w:left w:w="60" w:type="dxa"/>
-              <w:right w:w="60" w:type="dxa"/>
-            </w:tcMar>
           </w:tcPr>
           <w:p>
             <w:pPr>
@@ -1683,12 +1680,6 @@
         </w:tc>
         <w:tc>
           <w:tcPr>
-            <w:tcMar>
-              <w:top w:w="40" w:type="dxa"/>
-              <w:bottom w:w="40" w:type="dxa"/>
-              <w:left w:w="60" w:type="dxa"/>
-              <w:right w:w="60" w:type="dxa"/>
-            </w:tcMar>
             <w:tcMar>
               <w:top w:w="40" w:type="dxa"/>
               <w:bottom w:w="40" w:type="dxa"/>
@@ -1735,12 +1726,6 @@
               <w:left w:w="60" w:type="dxa"/>
               <w:right w:w="60" w:type="dxa"/>
             </w:tcMar>
-            <w:tcMar>
-              <w:top w:w="40" w:type="dxa"/>
-              <w:bottom w:w="40" w:type="dxa"/>
-              <w:left w:w="60" w:type="dxa"/>
-              <w:right w:w="60" w:type="dxa"/>
-            </w:tcMar>
           </w:tcPr>
           <w:p>
             <w:pPr>
@@ -1760,12 +1745,6 @@
         </w:tc>
         <w:tc>
           <w:tcPr>
-            <w:tcMar>
-              <w:top w:w="40" w:type="dxa"/>
-              <w:bottom w:w="40" w:type="dxa"/>
-              <w:left w:w="60" w:type="dxa"/>
-              <w:right w:w="60" w:type="dxa"/>
-            </w:tcMar>
             <w:tcMar>
               <w:top w:w="40" w:type="dxa"/>
               <w:bottom w:w="40" w:type="dxa"/>
@@ -1798,12 +1777,6 @@
               <w:left w:w="60" w:type="dxa"/>
               <w:right w:w="60" w:type="dxa"/>
             </w:tcMar>
-            <w:tcMar>
-              <w:top w:w="40" w:type="dxa"/>
-              <w:bottom w:w="40" w:type="dxa"/>
-              <w:left w:w="60" w:type="dxa"/>
-              <w:right w:w="60" w:type="dxa"/>
-            </w:tcMar>
           </w:tcPr>
           <w:p>
             <w:pPr>
@@ -1829,12 +1802,6 @@
               <w:left w:w="60" w:type="dxa"/>
               <w:right w:w="60" w:type="dxa"/>
             </w:tcMar>
-            <w:tcMar>
-              <w:top w:w="40" w:type="dxa"/>
-              <w:bottom w:w="40" w:type="dxa"/>
-              <w:left w:w="60" w:type="dxa"/>
-              <w:right w:w="60" w:type="dxa"/>
-            </w:tcMar>
           </w:tcPr>
           <w:p>
             <w:pPr>
@@ -1853,7 +1820,7 @@
         </w:tc>
       </w:tr>
     </w:tbl>
-    <w:bookmarkStart w:id="32" w:name="modules"/>
+    <w:bookmarkStart w:id="33" w:name="modules"/>
     <w:p>
       <w:pPr>
         <w:pStyle w:val="Heading3"/>
@@ -1895,12 +1862,6 @@
               <w:right w:w="60" w:type="dxa"/>
             </w:tcMar>
             <w:shd w:fill="1A365D" w:val="clear"/>
-            <w:tcMar>
-              <w:top w:w="40" w:type="dxa"/>
-              <w:bottom w:w="40" w:type="dxa"/>
-              <w:left w:w="60" w:type="dxa"/>
-              <w:right w:w="60" w:type="dxa"/>
-            </w:tcMar>
           </w:tcPr>
           <w:p>
             <w:pPr>
@@ -1928,12 +1889,6 @@
               <w:right w:w="60" w:type="dxa"/>
             </w:tcMar>
             <w:shd w:fill="1A365D" w:val="clear"/>
-            <w:tcMar>
-              <w:top w:w="40" w:type="dxa"/>
-              <w:bottom w:w="40" w:type="dxa"/>
-              <w:left w:w="60" w:type="dxa"/>
-              <w:right w:w="60" w:type="dxa"/>
-            </w:tcMar>
           </w:tcPr>
           <w:p>
             <w:pPr>
@@ -1961,12 +1916,6 @@
               <w:right w:w="60" w:type="dxa"/>
             </w:tcMar>
             <w:shd w:fill="1A365D" w:val="clear"/>
-            <w:tcMar>
-              <w:top w:w="40" w:type="dxa"/>
-              <w:bottom w:w="40" w:type="dxa"/>
-              <w:left w:w="60" w:type="dxa"/>
-              <w:right w:w="60" w:type="dxa"/>
-            </w:tcMar>
           </w:tcPr>
           <w:p>
             <w:pPr>
@@ -1989,12 +1938,6 @@
       <w:tr>
         <w:tc>
           <w:tcPr>
-            <w:tcMar>
-              <w:top w:w="40" w:type="dxa"/>
-              <w:bottom w:w="40" w:type="dxa"/>
-              <w:left w:w="60" w:type="dxa"/>
-              <w:right w:w="60" w:type="dxa"/>
-            </w:tcMar>
             <w:tcMar>
               <w:top w:w="40" w:type="dxa"/>
               <w:bottom w:w="40" w:type="dxa"/>
@@ -2025,12 +1968,6 @@
               <w:left w:w="60" w:type="dxa"/>
               <w:right w:w="60" w:type="dxa"/>
             </w:tcMar>
-            <w:tcMar>
-              <w:top w:w="40" w:type="dxa"/>
-              <w:bottom w:w="40" w:type="dxa"/>
-              <w:left w:w="60" w:type="dxa"/>
-              <w:right w:w="60" w:type="dxa"/>
-            </w:tcMar>
           </w:tcPr>
           <w:p>
             <w:pPr>
@@ -2049,12 +1986,6 @@
         </w:tc>
         <w:tc>
           <w:tcPr>
-            <w:tcMar>
-              <w:top w:w="40" w:type="dxa"/>
-              <w:bottom w:w="40" w:type="dxa"/>
-              <w:left w:w="60" w:type="dxa"/>
-              <w:right w:w="60" w:type="dxa"/>
-            </w:tcMar>
             <w:tcMar>
               <w:top w:w="40" w:type="dxa"/>
               <w:bottom w:w="40" w:type="dxa"/>
@@ -2088,12 +2019,6 @@
               <w:left w:w="60" w:type="dxa"/>
               <w:right w:w="60" w:type="dxa"/>
             </w:tcMar>
-            <w:tcMar>
-              <w:top w:w="40" w:type="dxa"/>
-              <w:bottom w:w="40" w:type="dxa"/>
-              <w:left w:w="60" w:type="dxa"/>
-              <w:right w:w="60" w:type="dxa"/>
-            </w:tcMar>
           </w:tcPr>
           <w:p>
             <w:pPr>
@@ -2118,12 +2043,6 @@
               <w:left w:w="60" w:type="dxa"/>
               <w:right w:w="60" w:type="dxa"/>
             </w:tcMar>
-            <w:tcMar>
-              <w:top w:w="40" w:type="dxa"/>
-              <w:bottom w:w="40" w:type="dxa"/>
-              <w:left w:w="60" w:type="dxa"/>
-              <w:right w:w="60" w:type="dxa"/>
-            </w:tcMar>
           </w:tcPr>
           <w:p>
             <w:pPr>
@@ -2142,12 +2061,6 @@
         </w:tc>
         <w:tc>
           <w:tcPr>
-            <w:tcMar>
-              <w:top w:w="40" w:type="dxa"/>
-              <w:bottom w:w="40" w:type="dxa"/>
-              <w:left w:w="60" w:type="dxa"/>
-              <w:right w:w="60" w:type="dxa"/>
-            </w:tcMar>
             <w:tcMar>
               <w:top w:w="40" w:type="dxa"/>
               <w:bottom w:w="40" w:type="dxa"/>
@@ -2181,12 +2094,6 @@
               <w:left w:w="60" w:type="dxa"/>
               <w:right w:w="60" w:type="dxa"/>
             </w:tcMar>
-            <w:tcMar>
-              <w:top w:w="40" w:type="dxa"/>
-              <w:bottom w:w="40" w:type="dxa"/>
-              <w:left w:w="60" w:type="dxa"/>
-              <w:right w:w="60" w:type="dxa"/>
-            </w:tcMar>
           </w:tcPr>
           <w:p>
             <w:pPr>
@@ -2211,12 +2118,6 @@
               <w:left w:w="60" w:type="dxa"/>
               <w:right w:w="60" w:type="dxa"/>
             </w:tcMar>
-            <w:tcMar>
-              <w:top w:w="40" w:type="dxa"/>
-              <w:bottom w:w="40" w:type="dxa"/>
-              <w:left w:w="60" w:type="dxa"/>
-              <w:right w:w="60" w:type="dxa"/>
-            </w:tcMar>
           </w:tcPr>
           <w:p>
             <w:pPr>
@@ -2235,12 +2136,6 @@
         </w:tc>
         <w:tc>
           <w:tcPr>
-            <w:tcMar>
-              <w:top w:w="40" w:type="dxa"/>
-              <w:bottom w:w="40" w:type="dxa"/>
-              <w:left w:w="60" w:type="dxa"/>
-              <w:right w:w="60" w:type="dxa"/>
-            </w:tcMar>
             <w:tcMar>
               <w:top w:w="40" w:type="dxa"/>
               <w:bottom w:w="40" w:type="dxa"/>
@@ -2274,6 +2169,89 @@
               <w:left w:w="60" w:type="dxa"/>
               <w:right w:w="60" w:type="dxa"/>
             </w:tcMar>
+          </w:tcPr>
+          <w:p>
+            <w:pPr>
+              <w:pStyle w:val="Compact"/>
+              <w:spacing w:before="0" w:after="40" w:line="264" w:lineRule="auto"/>
+              <w:jc w:val="left"/>
+            </w:pPr>
+            <w:r>
+              <w:rPr>
+                <w:rFonts w:ascii="Calibri" w:hAnsi="Calibri"/>
+                <w:sz w:val="18"/>
+              </w:rPr>
+              <w:t xml:space="preserve">Notification</w:t>
+            </w:r>
+          </w:p>
+        </w:tc>
+        <w:tc>
+          <w:tcPr>
+            <w:tcMar>
+              <w:top w:w="40" w:type="dxa"/>
+              <w:bottom w:w="40" w:type="dxa"/>
+              <w:left w:w="60" w:type="dxa"/>
+              <w:right w:w="60" w:type="dxa"/>
+            </w:tcMar>
+          </w:tcPr>
+          <w:p>
+            <w:pPr>
+              <w:pStyle w:val="Compact"/>
+              <w:spacing w:before="0" w:after="40" w:line="264" w:lineRule="auto"/>
+              <w:jc w:val="left"/>
+            </w:pPr>
+            <w:r>
+              <w:rPr>
+                <w:rFonts w:ascii="Calibri" w:hAnsi="Calibri"/>
+                <w:sz w:val="18"/>
+              </w:rPr>
+              <w:t xml:space="preserve">Implemented</w:t>
+            </w:r>
+          </w:p>
+        </w:tc>
+        <w:tc>
+          <w:tcPr>
+            <w:tcMar>
+              <w:top w:w="40" w:type="dxa"/>
+              <w:bottom w:w="40" w:type="dxa"/>
+              <w:left w:w="60" w:type="dxa"/>
+              <w:right w:w="60" w:type="dxa"/>
+            </w:tcMar>
+          </w:tcPr>
+          <w:p>
+            <w:pPr>
+              <w:pStyle w:val="Compact"/>
+              <w:spacing w:before="0" w:after="40" w:line="264" w:lineRule="auto"/>
+              <w:jc w:val="left"/>
+            </w:pPr>
+            <w:hyperlink r:id="rId26">
+              <w:r>
+                <w:rPr>
+                  <w:rStyle w:val="Hyperlink"/>
+                </w:rPr>
+                <w:t xml:space="preserve">MODULES/Notification.md</w:t>
+              </w:r>
+            </w:hyperlink>
+            <w:r>
+              <w:rPr>
+                <w:rFonts w:ascii="Calibri" w:hAnsi="Calibri"/>
+                <w:sz w:val="18"/>
+              </w:rPr>
+              <w:t xml:space="preserve"> </w:t>
+            </w:r>
+            <w:r>
+              <w:rPr>
+                <w:rFonts w:ascii="Calibri" w:hAnsi="Calibri"/>
+                <w:sz w:val="18"/>
+              </w:rPr>
+              <w:t xml:space="preserve">(Kafka → email)</w:t>
+            </w:r>
+          </w:p>
+        </w:tc>
+      </w:tr>
+      <w:tr>
+        <w:tc>
+          <w:tcPr>
             <w:tcMar>
               <w:top w:w="40" w:type="dxa"/>
               <w:bottom w:w="40" w:type="dxa"/>
@@ -2304,12 +2282,6 @@
               <w:left w:w="60" w:type="dxa"/>
               <w:right w:w="60" w:type="dxa"/>
             </w:tcMar>
-            <w:tcMar>
-              <w:top w:w="40" w:type="dxa"/>
-              <w:bottom w:w="40" w:type="dxa"/>
-              <w:left w:w="60" w:type="dxa"/>
-              <w:right w:w="60" w:type="dxa"/>
-            </w:tcMar>
           </w:tcPr>
           <w:p>
             <w:pPr>
@@ -2334,12 +2306,6 @@
               <w:left w:w="60" w:type="dxa"/>
               <w:right w:w="60" w:type="dxa"/>
             </w:tcMar>
-            <w:tcMar>
-              <w:top w:w="40" w:type="dxa"/>
-              <w:bottom w:w="40" w:type="dxa"/>
-              <w:left w:w="60" w:type="dxa"/>
-              <w:right w:w="60" w:type="dxa"/>
-            </w:tcMar>
           </w:tcPr>
           <w:p>
             <w:pPr>
@@ -2347,7 +2313,7 @@
               <w:spacing w:before="0" w:after="40" w:line="264" w:lineRule="auto"/>
               <w:jc w:val="left"/>
             </w:pPr>
-            <w:hyperlink r:id="rId26">
+            <w:hyperlink r:id="rId27">
               <w:r>
                 <w:rPr>
                   <w:rStyle w:val="Hyperlink"/>
@@ -2361,12 +2327,6 @@
       <w:tr>
         <w:tc>
           <w:tcPr>
-            <w:tcMar>
-              <w:top w:w="40" w:type="dxa"/>
-              <w:bottom w:w="40" w:type="dxa"/>
-              <w:left w:w="60" w:type="dxa"/>
-              <w:right w:w="60" w:type="dxa"/>
-            </w:tcMar>
             <w:tcMar>
               <w:top w:w="40" w:type="dxa"/>
               <w:bottom w:w="40" w:type="dxa"/>
@@ -2397,6 +2357,24 @@
               <w:left w:w="60" w:type="dxa"/>
               <w:right w:w="60" w:type="dxa"/>
             </w:tcMar>
+          </w:tcPr>
+          <w:p>
+            <w:pPr>
+              <w:pStyle w:val="Compact"/>
+              <w:spacing w:before="0" w:after="40" w:line="264" w:lineRule="auto"/>
+              <w:jc w:val="left"/>
+            </w:pPr>
+            <w:r>
+              <w:rPr>
+                <w:rFonts w:ascii="Calibri" w:hAnsi="Calibri"/>
+                <w:sz w:val="18"/>
+              </w:rPr>
+              <w:t xml:space="preserve">Partial</w:t>
+            </w:r>
+          </w:p>
+        </w:tc>
+        <w:tc>
+          <w:tcPr>
             <w:tcMar>
               <w:top w:w="40" w:type="dxa"/>
               <w:bottom w:w="40" w:type="dxa"/>
@@ -2410,37 +2388,7 @@
               <w:spacing w:before="0" w:after="40" w:line="264" w:lineRule="auto"/>
               <w:jc w:val="left"/>
             </w:pPr>
-            <w:r>
-              <w:rPr>
-                <w:rFonts w:ascii="Calibri" w:hAnsi="Calibri"/>
-                <w:sz w:val="18"/>
-              </w:rPr>
-              <w:t xml:space="preserve">Stub</w:t>
-            </w:r>
-          </w:p>
-        </w:tc>
-        <w:tc>
-          <w:tcPr>
-            <w:tcMar>
-              <w:top w:w="40" w:type="dxa"/>
-              <w:bottom w:w="40" w:type="dxa"/>
-              <w:left w:w="60" w:type="dxa"/>
-              <w:right w:w="60" w:type="dxa"/>
-            </w:tcMar>
-            <w:tcMar>
-              <w:top w:w="40" w:type="dxa"/>
-              <w:bottom w:w="40" w:type="dxa"/>
-              <w:left w:w="60" w:type="dxa"/>
-              <w:right w:w="60" w:type="dxa"/>
-            </w:tcMar>
-          </w:tcPr>
-          <w:p>
-            <w:pPr>
-              <w:pStyle w:val="Compact"/>
-              <w:spacing w:before="0" w:after="40" w:line="264" w:lineRule="auto"/>
-              <w:jc w:val="left"/>
-            </w:pPr>
-            <w:hyperlink r:id="rId27">
+            <w:hyperlink r:id="rId28">
               <w:r>
                 <w:rPr>
                   <w:rStyle w:val="Hyperlink"/>
@@ -2448,18 +2396,40 @@
                 <w:t xml:space="preserve">MODULES/Transaction.md</w:t>
               </w:r>
             </w:hyperlink>
+            <w:r>
+              <w:rPr>
+                <w:rFonts w:ascii="Calibri" w:hAnsi="Calibri"/>
+                <w:sz w:val="18"/>
+              </w:rPr>
+              <w:t xml:space="preserve"> </w:t>
+            </w:r>
+            <w:r>
+              <w:rPr>
+                <w:rFonts w:ascii="Calibri" w:hAnsi="Calibri"/>
+                <w:sz w:val="18"/>
+              </w:rPr>
+              <w:t xml:space="preserve">(ledger via deposit/</w:t>
+            </w:r>
+            <w:r>
+              <w:rPr>
+                <w:rFonts w:ascii="Calibri" w:hAnsi="Calibri"/>
+                <w:sz w:val="18"/>
+              </w:rPr>
+              <w:t xml:space="preserve"> </w:t>
+            </w:r>
+            <w:r>
+              <w:rPr>
+                <w:rFonts w:ascii="Calibri" w:hAnsi="Calibri"/>
+                <w:sz w:val="18"/>
+              </w:rPr>
+              <w:t xml:space="preserve">withdraw/transfer)</w:t>
+            </w:r>
           </w:p>
         </w:tc>
       </w:tr>
       <w:tr>
         <w:tc>
           <w:tcPr>
-            <w:tcMar>
-              <w:top w:w="40" w:type="dxa"/>
-              <w:bottom w:w="40" w:type="dxa"/>
-              <w:left w:w="60" w:type="dxa"/>
-              <w:right w:w="60" w:type="dxa"/>
-            </w:tcMar>
             <w:tcMar>
               <w:top w:w="40" w:type="dxa"/>
               <w:bottom w:w="40" w:type="dxa"/>
@@ -2484,12 +2454,6 @@
         </w:tc>
         <w:tc>
           <w:tcPr>
-            <w:tcMar>
-              <w:top w:w="40" w:type="dxa"/>
-              <w:bottom w:w="40" w:type="dxa"/>
-              <w:left w:w="60" w:type="dxa"/>
-              <w:right w:w="60" w:type="dxa"/>
-            </w:tcMar>
             <w:tcMar>
               <w:top w:w="40" w:type="dxa"/>
               <w:bottom w:w="40" w:type="dxa"/>
@@ -2548,12 +2512,6 @@
               <w:left w:w="60" w:type="dxa"/>
               <w:right w:w="60" w:type="dxa"/>
             </w:tcMar>
-            <w:tcMar>
-              <w:top w:w="40" w:type="dxa"/>
-              <w:bottom w:w="40" w:type="dxa"/>
-              <w:left w:w="60" w:type="dxa"/>
-              <w:right w:w="60" w:type="dxa"/>
-            </w:tcMar>
           </w:tcPr>
           <w:p>
             <w:pPr>
@@ -2561,7 +2519,7 @@
               <w:spacing w:before="0" w:after="40" w:line="264" w:lineRule="auto"/>
               <w:jc w:val="left"/>
             </w:pPr>
-            <w:hyperlink r:id="rId28">
+            <w:hyperlink r:id="rId29">
               <w:r>
                 <w:rPr>
                   <w:rStyle w:val="Hyperlink"/>
@@ -2575,12 +2533,6 @@
       <w:tr>
         <w:tc>
           <w:tcPr>
-            <w:tcMar>
-              <w:top w:w="40" w:type="dxa"/>
-              <w:bottom w:w="40" w:type="dxa"/>
-              <w:left w:w="60" w:type="dxa"/>
-              <w:right w:w="60" w:type="dxa"/>
-            </w:tcMar>
             <w:tcMar>
               <w:top w:w="40" w:type="dxa"/>
               <w:bottom w:w="40" w:type="dxa"/>
@@ -2605,12 +2557,6 @@
         </w:tc>
         <w:tc>
           <w:tcPr>
-            <w:tcMar>
-              <w:top w:w="40" w:type="dxa"/>
-              <w:bottom w:w="40" w:type="dxa"/>
-              <w:left w:w="60" w:type="dxa"/>
-              <w:right w:w="60" w:type="dxa"/>
-            </w:tcMar>
             <w:tcMar>
               <w:top w:w="40" w:type="dxa"/>
               <w:bottom w:w="40" w:type="dxa"/>
@@ -2677,12 +2623,6 @@
               <w:left w:w="60" w:type="dxa"/>
               <w:right w:w="60" w:type="dxa"/>
             </w:tcMar>
-            <w:tcMar>
-              <w:top w:w="40" w:type="dxa"/>
-              <w:bottom w:w="40" w:type="dxa"/>
-              <w:left w:w="60" w:type="dxa"/>
-              <w:right w:w="60" w:type="dxa"/>
-            </w:tcMar>
           </w:tcPr>
           <w:p>
             <w:pPr>
@@ -2690,7 +2630,7 @@
               <w:spacing w:before="0" w:after="40" w:line="264" w:lineRule="auto"/>
               <w:jc w:val="left"/>
             </w:pPr>
-            <w:hyperlink r:id="rId29">
+            <w:hyperlink r:id="rId30">
               <w:r>
                 <w:rPr>
                   <w:rStyle w:val="Hyperlink"/>
@@ -2704,12 +2644,6 @@
       <w:tr>
         <w:tc>
           <w:tcPr>
-            <w:tcMar>
-              <w:top w:w="40" w:type="dxa"/>
-              <w:bottom w:w="40" w:type="dxa"/>
-              <w:left w:w="60" w:type="dxa"/>
-              <w:right w:w="60" w:type="dxa"/>
-            </w:tcMar>
             <w:tcMar>
               <w:top w:w="40" w:type="dxa"/>
               <w:bottom w:w="40" w:type="dxa"/>
@@ -2740,12 +2674,6 @@
               <w:left w:w="60" w:type="dxa"/>
               <w:right w:w="60" w:type="dxa"/>
             </w:tcMar>
-            <w:tcMar>
-              <w:top w:w="40" w:type="dxa"/>
-              <w:bottom w:w="40" w:type="dxa"/>
-              <w:left w:w="60" w:type="dxa"/>
-              <w:right w:w="60" w:type="dxa"/>
-            </w:tcMar>
           </w:tcPr>
           <w:p>
             <w:pPr>
@@ -2770,12 +2698,6 @@
               <w:left w:w="60" w:type="dxa"/>
               <w:right w:w="60" w:type="dxa"/>
             </w:tcMar>
-            <w:tcMar>
-              <w:top w:w="40" w:type="dxa"/>
-              <w:bottom w:w="40" w:type="dxa"/>
-              <w:left w:w="60" w:type="dxa"/>
-              <w:right w:w="60" w:type="dxa"/>
-            </w:tcMar>
           </w:tcPr>
           <w:p>
             <w:pPr>
@@ -2783,7 +2705,7 @@
               <w:spacing w:before="0" w:after="40" w:line="264" w:lineRule="auto"/>
               <w:jc w:val="left"/>
             </w:pPr>
-            <w:hyperlink r:id="rId30">
+            <w:hyperlink r:id="rId31">
               <w:r>
                 <w:rPr>
                   <w:rStyle w:val="Hyperlink"/>
@@ -2797,12 +2719,6 @@
       <w:tr>
         <w:tc>
           <w:tcPr>
-            <w:tcMar>
-              <w:top w:w="40" w:type="dxa"/>
-              <w:bottom w:w="40" w:type="dxa"/>
-              <w:left w:w="60" w:type="dxa"/>
-              <w:right w:w="60" w:type="dxa"/>
-            </w:tcMar>
             <w:tcMar>
               <w:top w:w="40" w:type="dxa"/>
               <w:bottom w:w="40" w:type="dxa"/>
@@ -2833,12 +2749,6 @@
               <w:left w:w="60" w:type="dxa"/>
               <w:right w:w="60" w:type="dxa"/>
             </w:tcMar>
-            <w:tcMar>
-              <w:top w:w="40" w:type="dxa"/>
-              <w:bottom w:w="40" w:type="dxa"/>
-              <w:left w:w="60" w:type="dxa"/>
-              <w:right w:w="60" w:type="dxa"/>
-            </w:tcMar>
           </w:tcPr>
           <w:p>
             <w:pPr>
@@ -2863,12 +2773,6 @@
               <w:left w:w="60" w:type="dxa"/>
               <w:right w:w="60" w:type="dxa"/>
             </w:tcMar>
-            <w:tcMar>
-              <w:top w:w="40" w:type="dxa"/>
-              <w:bottom w:w="40" w:type="dxa"/>
-              <w:left w:w="60" w:type="dxa"/>
-              <w:right w:w="60" w:type="dxa"/>
-            </w:tcMar>
           </w:tcPr>
           <w:p>
             <w:pPr>
@@ -2876,7 +2780,7 @@
               <w:spacing w:before="0" w:after="40" w:line="264" w:lineRule="auto"/>
               <w:jc w:val="left"/>
             </w:pPr>
-            <w:hyperlink r:id="rId31">
+            <w:hyperlink r:id="rId32">
               <w:r>
                 <w:rPr>
                   <w:rStyle w:val="Hyperlink"/>
@@ -2888,9 +2792,9 @@
         </w:tc>
       </w:tr>
     </w:tbl>
-    <w:bookmarkEnd w:id="32"/>
     <w:bookmarkEnd w:id="33"/>
-    <w:bookmarkStart w:id="34" w:name="documentation-ownership-rule"/>
+    <w:bookmarkEnd w:id="34"/>
+    <w:bookmarkStart w:id="35" w:name="documentation-ownership-rule"/>
     <w:p>
       <w:pPr>
         <w:pStyle w:val="Heading2"/>
@@ -2952,8 +2856,8 @@
         <w:t xml:space="preserve">.</w:t>
       </w:r>
     </w:p>
-    <w:bookmarkEnd w:id="34"/>
     <w:bookmarkEnd w:id="35"/>
+    <w:bookmarkEnd w:id="36"/>
     <w:sectPr>
       <w:pgSz w:h="16838" w:w="11906"/>
       <w:pgMar w:bottom="1134" w:footer="720" w:gutter="0" w:header="720" w:left="1247" w:right="1247" w:top="1134"/>

--- a/docs/README.docx
+++ b/docs/README.docx
@@ -10,7 +10,7 @@
         <w:t xml:space="preserve">README</w:t>
       </w:r>
     </w:p>
-    <w:bookmarkStart w:id="36" w:name="bankone-documentation"/>
+    <w:bookmarkStart w:id="39" w:name="bankone-documentation"/>
     <w:p>
       <w:pPr>
         <w:pStyle w:val="Heading1"/>
@@ -22,8 +22,6 @@
     <w:p>
       <w:pPr>
         <w:pStyle w:val="FirstParagraph"/>
-        <w:spacing w:after="160" w:line="276" w:lineRule="auto"/>
-        <w:jc w:val="left"/>
       </w:pPr>
       <w:r>
         <w:t xml:space="preserve">Living documentation for the BankOne core banking platform.</w:t>
@@ -77,17 +75,9 @@
     <w:tbl>
       <w:tblPr>
         <w:tblStyle w:val="Table"/>
-        <w:tblW w:type="pct" w:w="5000"/>
-        <w:tblLayout w:type="autofit"/>
+        <w:tblW w:type="pct" w:w="4306"/>
+        <w:tblLayout w:type="fixed"/>
         <w:tblLook w:firstRow="1" w:lastRow="0" w:firstColumn="0" w:lastColumn="0" w:noHBand="0" w:noVBand="0" w:val="0020"/>
-        <w:tblBorders>
-          <w:top w:val="single" w:sz="4" w:space="0" w:color="CBD5E0"/>
-          <w:left w:val="single" w:sz="4" w:space="0" w:color="CBD5E0"/>
-          <w:bottom w:val="single" w:sz="4" w:space="0" w:color="CBD5E0"/>
-          <w:right w:val="single" w:sz="4" w:space="0" w:color="CBD5E0"/>
-          <w:insideH w:val="single" w:sz="4" w:space="0" w:color="CBD5E0"/>
-          <w:insideV w:val="single" w:sz="4" w:space="0" w:color="CBD5E0"/>
-        </w:tblBorders>
       </w:tblPr>
       <w:tblGrid>
         <w:gridCol w:w="3410"/>
@@ -98,55 +88,25 @@
           <w:tblHeader w:val="on"/>
         </w:trPr>
         <w:tc>
-          <w:tcPr>
-            <w:tcMar>
-              <w:top w:w="40" w:type="dxa"/>
-              <w:bottom w:w="40" w:type="dxa"/>
-              <w:left w:w="60" w:type="dxa"/>
-              <w:right w:w="60" w:type="dxa"/>
-            </w:tcMar>
-            <w:shd w:fill="1A365D" w:val="clear"/>
-          </w:tcPr>
+          <w:tcPr/>
           <w:p>
             <w:pPr>
               <w:pStyle w:val="Compact"/>
-              <w:spacing w:before="0" w:after="40" w:line="264" w:lineRule="auto"/>
               <w:jc w:val="left"/>
             </w:pPr>
             <w:r>
-              <w:rPr>
-                <w:rFonts w:ascii="Calibri" w:hAnsi="Calibri"/>
-                <w:b/>
-                <w:color w:val="FFFFFF"/>
-                <w:sz w:val="18"/>
-              </w:rPr>
               <w:t xml:space="preserve">Path</w:t>
             </w:r>
           </w:p>
         </w:tc>
         <w:tc>
-          <w:tcPr>
-            <w:tcMar>
-              <w:top w:w="40" w:type="dxa"/>
-              <w:bottom w:w="40" w:type="dxa"/>
-              <w:left w:w="60" w:type="dxa"/>
-              <w:right w:w="60" w:type="dxa"/>
-            </w:tcMar>
-            <w:shd w:fill="1A365D" w:val="clear"/>
-          </w:tcPr>
+          <w:tcPr/>
           <w:p>
             <w:pPr>
               <w:pStyle w:val="Compact"/>
-              <w:spacing w:before="0" w:after="40" w:line="264" w:lineRule="auto"/>
               <w:jc w:val="left"/>
             </w:pPr>
             <w:r>
-              <w:rPr>
-                <w:rFonts w:ascii="Calibri" w:hAnsi="Calibri"/>
-                <w:b/>
-                <w:color w:val="FFFFFF"/>
-                <w:sz w:val="18"/>
-              </w:rPr>
               <w:t xml:space="preserve">Description</w:t>
             </w:r>
           </w:p>
@@ -154,64 +114,34 @@
       </w:tr>
       <w:tr>
         <w:tc>
-          <w:tcPr>
-            <w:tcMar>
-              <w:top w:w="40" w:type="dxa"/>
-              <w:bottom w:w="40" w:type="dxa"/>
-              <w:left w:w="60" w:type="dxa"/>
-              <w:right w:w="60" w:type="dxa"/>
-            </w:tcMar>
-          </w:tcPr>
+          <w:tcPr/>
           <w:p>
             <w:pPr>
               <w:pStyle w:val="Compact"/>
-              <w:spacing w:before="0" w:after="40" w:line="264" w:lineRule="auto"/>
               <w:jc w:val="left"/>
             </w:pPr>
             <w:r>
               <w:rPr>
                 <w:rStyle w:val="VerbatimChar"/>
-                <w:rFonts w:ascii="Calibri" w:hAnsi="Calibri"/>
-                <w:sz w:val="18"/>
               </w:rPr>
               <w:t xml:space="preserve">BankOne-BackEnd/</w:t>
             </w:r>
           </w:p>
         </w:tc>
         <w:tc>
-          <w:tcPr>
-            <w:tcMar>
-              <w:top w:w="40" w:type="dxa"/>
-              <w:bottom w:w="40" w:type="dxa"/>
-              <w:left w:w="60" w:type="dxa"/>
-              <w:right w:w="60" w:type="dxa"/>
-            </w:tcMar>
-          </w:tcPr>
+          <w:tcPr/>
           <w:p>
             <w:pPr>
               <w:pStyle w:val="Compact"/>
-              <w:spacing w:before="0" w:after="40" w:line="264" w:lineRule="auto"/>
               <w:jc w:val="left"/>
             </w:pPr>
             <w:r>
-              <w:rPr>
-                <w:rFonts w:ascii="Calibri" w:hAnsi="Calibri"/>
-                <w:sz w:val="18"/>
-              </w:rPr>
               <w:t xml:space="preserve">Spring Boot 4 / Java 21</w:t>
             </w:r>
             <w:r>
-              <w:rPr>
-                <w:rFonts w:ascii="Calibri" w:hAnsi="Calibri"/>
-                <w:sz w:val="18"/>
-              </w:rPr>
               <w:t xml:space="preserve"> </w:t>
             </w:r>
             <w:r>
-              <w:rPr>
-                <w:rFonts w:ascii="Calibri" w:hAnsi="Calibri"/>
-                <w:sz w:val="18"/>
-              </w:rPr>
               <w:t xml:space="preserve">backend (WAR, Open Liberty)</w:t>
             </w:r>
           </w:p>
@@ -219,86 +149,46 @@
       </w:tr>
       <w:tr>
         <w:tc>
-          <w:tcPr>
-            <w:tcMar>
-              <w:top w:w="40" w:type="dxa"/>
-              <w:bottom w:w="40" w:type="dxa"/>
-              <w:left w:w="60" w:type="dxa"/>
-              <w:right w:w="60" w:type="dxa"/>
-            </w:tcMar>
-          </w:tcPr>
+          <w:tcPr/>
           <w:p>
             <w:pPr>
               <w:pStyle w:val="Compact"/>
-              <w:spacing w:before="0" w:after="40" w:line="264" w:lineRule="auto"/>
               <w:jc w:val="left"/>
             </w:pPr>
             <w:r>
               <w:rPr>
                 <w:rStyle w:val="VerbatimChar"/>
-                <w:rFonts w:ascii="Calibri" w:hAnsi="Calibri"/>
-                <w:sz w:val="18"/>
               </w:rPr>
               <w:t xml:space="preserve">BankOne-Frontend/</w:t>
             </w:r>
           </w:p>
         </w:tc>
         <w:tc>
-          <w:tcPr>
-            <w:tcMar>
-              <w:top w:w="40" w:type="dxa"/>
-              <w:bottom w:w="40" w:type="dxa"/>
-              <w:left w:w="60" w:type="dxa"/>
-              <w:right w:w="60" w:type="dxa"/>
-            </w:tcMar>
-          </w:tcPr>
+          <w:tcPr/>
           <w:p>
             <w:pPr>
               <w:pStyle w:val="Compact"/>
-              <w:spacing w:before="0" w:after="40" w:line="264" w:lineRule="auto"/>
               <w:jc w:val="left"/>
             </w:pPr>
             <w:r>
-              <w:rPr>
-                <w:rFonts w:ascii="Calibri" w:hAnsi="Calibri"/>
-                <w:sz w:val="18"/>
-              </w:rPr>
               <w:t xml:space="preserve">Angular frontend (</w:t>
             </w:r>
             <w:r>
               <w:rPr>
                 <w:rStyle w:val="VerbatimChar"/>
-                <w:rFonts w:ascii="Calibri" w:hAnsi="Calibri"/>
-                <w:sz w:val="18"/>
               </w:rPr>
               <w:t xml:space="preserve">ng serve</w:t>
             </w:r>
             <w:r>
-              <w:rPr>
-                <w:rFonts w:ascii="Calibri" w:hAnsi="Calibri"/>
-                <w:sz w:val="18"/>
-              </w:rPr>
               <w:t xml:space="preserve"> </w:t>
             </w:r>
             <w:r>
-              <w:rPr>
-                <w:rFonts w:ascii="Calibri" w:hAnsi="Calibri"/>
-                <w:sz w:val="18"/>
-              </w:rPr>
               <w:t xml:space="preserve">→</w:t>
             </w:r>
             <w:r>
-              <w:rPr>
-                <w:rFonts w:ascii="Calibri" w:hAnsi="Calibri"/>
-                <w:sz w:val="18"/>
-              </w:rPr>
               <w:t xml:space="preserve"> </w:t>
             </w:r>
             <w:r>
-              <w:rPr>
-                <w:rFonts w:ascii="Calibri" w:hAnsi="Calibri"/>
-                <w:sz w:val="18"/>
-              </w:rPr>
               <w:t xml:space="preserve">port 4200)</w:t>
             </w:r>
           </w:p>
@@ -306,50 +196,28 @@
       </w:tr>
       <w:tr>
         <w:tc>
-          <w:tcPr>
-            <w:tcMar>
-              <w:top w:w="40" w:type="dxa"/>
-              <w:bottom w:w="40" w:type="dxa"/>
-              <w:left w:w="60" w:type="dxa"/>
-              <w:right w:w="60" w:type="dxa"/>
-            </w:tcMar>
-          </w:tcPr>
+          <w:tcPr/>
           <w:p>
             <w:pPr>
               <w:pStyle w:val="Compact"/>
-              <w:spacing w:before="0" w:after="40" w:line="264" w:lineRule="auto"/>
               <w:jc w:val="left"/>
             </w:pPr>
             <w:r>
               <w:rPr>
                 <w:rStyle w:val="VerbatimChar"/>
-                <w:rFonts w:ascii="Calibri" w:hAnsi="Calibri"/>
-                <w:sz w:val="18"/>
               </w:rPr>
               <w:t xml:space="preserve">docs/</w:t>
             </w:r>
           </w:p>
         </w:tc>
         <w:tc>
-          <w:tcPr>
-            <w:tcMar>
-              <w:top w:w="40" w:type="dxa"/>
-              <w:bottom w:w="40" w:type="dxa"/>
-              <w:left w:w="60" w:type="dxa"/>
-              <w:right w:w="60" w:type="dxa"/>
-            </w:tcMar>
-          </w:tcPr>
+          <w:tcPr/>
           <w:p>
             <w:pPr>
               <w:pStyle w:val="Compact"/>
-              <w:spacing w:before="0" w:after="40" w:line="264" w:lineRule="auto"/>
               <w:jc w:val="left"/>
             </w:pPr>
             <w:r>
-              <w:rPr>
-                <w:rFonts w:ascii="Calibri" w:hAnsi="Calibri"/>
-                <w:sz w:val="18"/>
-              </w:rPr>
               <w:t xml:space="preserve">This documentation set</w:t>
             </w:r>
           </w:p>
@@ -369,17 +237,9 @@
     <w:tbl>
       <w:tblPr>
         <w:tblStyle w:val="Table"/>
-        <w:tblW w:type="pct" w:w="5000"/>
-        <w:tblLayout w:type="autofit"/>
+        <w:tblW w:type="pct" w:w="4885"/>
+        <w:tblLayout w:type="fixed"/>
         <w:tblLook w:firstRow="1" w:lastRow="0" w:firstColumn="0" w:lastColumn="0" w:noHBand="0" w:noVBand="0" w:val="0020"/>
-        <w:tblBorders>
-          <w:top w:val="single" w:sz="4" w:space="0" w:color="CBD5E0"/>
-          <w:left w:val="single" w:sz="4" w:space="0" w:color="CBD5E0"/>
-          <w:bottom w:val="single" w:sz="4" w:space="0" w:color="CBD5E0"/>
-          <w:right w:val="single" w:sz="4" w:space="0" w:color="CBD5E0"/>
-          <w:insideH w:val="single" w:sz="4" w:space="0" w:color="CBD5E0"/>
-          <w:insideV w:val="single" w:sz="4" w:space="0" w:color="CBD5E0"/>
-        </w:tblBorders>
       </w:tblPr>
       <w:tblGrid>
         <w:gridCol w:w="1729"/>
@@ -391,82 +251,37 @@
           <w:tblHeader w:val="on"/>
         </w:trPr>
         <w:tc>
-          <w:tcPr>
-            <w:tcMar>
-              <w:top w:w="40" w:type="dxa"/>
-              <w:bottom w:w="40" w:type="dxa"/>
-              <w:left w:w="60" w:type="dxa"/>
-              <w:right w:w="60" w:type="dxa"/>
-            </w:tcMar>
-            <w:shd w:fill="1A365D" w:val="clear"/>
-          </w:tcPr>
+          <w:tcPr/>
           <w:p>
             <w:pPr>
               <w:pStyle w:val="Compact"/>
-              <w:spacing w:before="0" w:after="40" w:line="264" w:lineRule="auto"/>
               <w:jc w:val="left"/>
             </w:pPr>
             <w:r>
-              <w:rPr>
-                <w:rFonts w:ascii="Calibri" w:hAnsi="Calibri"/>
-                <w:b/>
-                <w:color w:val="FFFFFF"/>
-                <w:sz w:val="18"/>
-              </w:rPr>
               <w:t xml:space="preserve">Component</w:t>
             </w:r>
           </w:p>
         </w:tc>
         <w:tc>
-          <w:tcPr>
-            <w:tcMar>
-              <w:top w:w="40" w:type="dxa"/>
-              <w:bottom w:w="40" w:type="dxa"/>
-              <w:left w:w="60" w:type="dxa"/>
-              <w:right w:w="60" w:type="dxa"/>
-            </w:tcMar>
-            <w:shd w:fill="1A365D" w:val="clear"/>
-          </w:tcPr>
+          <w:tcPr/>
           <w:p>
             <w:pPr>
               <w:pStyle w:val="Compact"/>
-              <w:spacing w:before="0" w:after="40" w:line="264" w:lineRule="auto"/>
               <w:jc w:val="left"/>
             </w:pPr>
             <w:r>
-              <w:rPr>
-                <w:rFonts w:ascii="Calibri" w:hAnsi="Calibri"/>
-                <w:b/>
-                <w:color w:val="FFFFFF"/>
-                <w:sz w:val="18"/>
-              </w:rPr>
               <w:t xml:space="preserve">How to run</w:t>
             </w:r>
           </w:p>
         </w:tc>
         <w:tc>
-          <w:tcPr>
-            <w:tcMar>
-              <w:top w:w="40" w:type="dxa"/>
-              <w:bottom w:w="40" w:type="dxa"/>
-              <w:left w:w="60" w:type="dxa"/>
-              <w:right w:w="60" w:type="dxa"/>
-            </w:tcMar>
-            <w:shd w:fill="1A365D" w:val="clear"/>
-          </w:tcPr>
+          <w:tcPr/>
           <w:p>
             <w:pPr>
               <w:pStyle w:val="Compact"/>
-              <w:spacing w:before="0" w:after="40" w:line="264" w:lineRule="auto"/>
               <w:jc w:val="left"/>
             </w:pPr>
             <w:r>
-              <w:rPr>
-                <w:rFonts w:ascii="Calibri" w:hAnsi="Calibri"/>
-                <w:b/>
-                <w:color w:val="FFFFFF"/>
-                <w:sz w:val="18"/>
-              </w:rPr>
               <w:t xml:space="preserve">Default URL</w:t>
             </w:r>
           </w:p>
@@ -474,110 +289,60 @@
       </w:tr>
       <w:tr>
         <w:tc>
-          <w:tcPr>
-            <w:tcMar>
-              <w:top w:w="40" w:type="dxa"/>
-              <w:bottom w:w="40" w:type="dxa"/>
-              <w:left w:w="60" w:type="dxa"/>
-              <w:right w:w="60" w:type="dxa"/>
-            </w:tcMar>
-          </w:tcPr>
+          <w:tcPr/>
           <w:p>
             <w:pPr>
               <w:pStyle w:val="Compact"/>
-              <w:spacing w:before="0" w:after="40" w:line="264" w:lineRule="auto"/>
               <w:jc w:val="left"/>
             </w:pPr>
             <w:r>
-              <w:rPr>
-                <w:rFonts w:ascii="Calibri" w:hAnsi="Calibri"/>
-                <w:sz w:val="18"/>
-              </w:rPr>
               <w:t xml:space="preserve">Backend (Liberty)</w:t>
             </w:r>
           </w:p>
         </w:tc>
         <w:tc>
-          <w:tcPr>
-            <w:tcMar>
-              <w:top w:w="40" w:type="dxa"/>
-              <w:bottom w:w="40" w:type="dxa"/>
-              <w:left w:w="60" w:type="dxa"/>
-              <w:right w:w="60" w:type="dxa"/>
-            </w:tcMar>
-          </w:tcPr>
+          <w:tcPr/>
           <w:p>
             <w:pPr>
               <w:pStyle w:val="Compact"/>
-              <w:spacing w:before="0" w:after="40" w:line="264" w:lineRule="auto"/>
               <w:jc w:val="left"/>
             </w:pPr>
             <w:r>
               <w:rPr>
                 <w:rStyle w:val="VerbatimChar"/>
-                <w:rFonts w:ascii="Calibri" w:hAnsi="Calibri"/>
-                <w:sz w:val="18"/>
               </w:rPr>
               <w:t xml:space="preserve">BankOne/scripts/redeploy-liberty.sh</w:t>
             </w:r>
             <w:r>
-              <w:rPr>
-                <w:rFonts w:ascii="Calibri" w:hAnsi="Calibri"/>
-                <w:sz w:val="18"/>
-              </w:rPr>
               <w:t xml:space="preserve"> </w:t>
             </w:r>
             <w:r>
-              <w:rPr>
-                <w:rFonts w:ascii="Calibri" w:hAnsi="Calibri"/>
-                <w:sz w:val="18"/>
-              </w:rPr>
               <w:t xml:space="preserve">(JDWP debug attach</w:t>
             </w:r>
             <w:r>
-              <w:rPr>
-                <w:rFonts w:ascii="Calibri" w:hAnsi="Calibri"/>
-                <w:sz w:val="18"/>
-              </w:rPr>
               <w:t xml:space="preserve"> </w:t>
             </w:r>
             <w:r>
               <w:rPr>
                 <w:rStyle w:val="VerbatimChar"/>
-                <w:rFonts w:ascii="Calibri" w:hAnsi="Calibri"/>
-                <w:sz w:val="18"/>
               </w:rPr>
               <w:t xml:space="preserve">:7777</w:t>
             </w:r>
             <w:r>
-              <w:rPr>
-                <w:rFonts w:ascii="Calibri" w:hAnsi="Calibri"/>
-                <w:sz w:val="18"/>
-              </w:rPr>
               <w:t xml:space="preserve">)</w:t>
             </w:r>
           </w:p>
         </w:tc>
         <w:tc>
-          <w:tcPr>
-            <w:tcMar>
-              <w:top w:w="40" w:type="dxa"/>
-              <w:bottom w:w="40" w:type="dxa"/>
-              <w:left w:w="60" w:type="dxa"/>
-              <w:right w:w="60" w:type="dxa"/>
-            </w:tcMar>
-          </w:tcPr>
+          <w:tcPr/>
           <w:p>
             <w:pPr>
               <w:pStyle w:val="Compact"/>
-              <w:spacing w:before="0" w:after="40" w:line="264" w:lineRule="auto"/>
               <w:jc w:val="left"/>
             </w:pPr>
             <w:r>
               <w:rPr>
                 <w:rStyle w:val="VerbatimChar"/>
-                <w:rFonts w:ascii="Calibri" w:hAnsi="Calibri"/>
-                <w:sz w:val="18"/>
               </w:rPr>
               <w:t xml:space="preserve">http://localhost:9080</w:t>
             </w:r>
@@ -586,131 +351,69 @@
       </w:tr>
       <w:tr>
         <w:tc>
-          <w:tcPr>
-            <w:tcMar>
-              <w:top w:w="40" w:type="dxa"/>
-              <w:bottom w:w="40" w:type="dxa"/>
-              <w:left w:w="60" w:type="dxa"/>
-              <w:right w:w="60" w:type="dxa"/>
-            </w:tcMar>
-          </w:tcPr>
+          <w:tcPr/>
           <w:p>
             <w:pPr>
               <w:pStyle w:val="Compact"/>
-              <w:spacing w:before="0" w:after="40" w:line="264" w:lineRule="auto"/>
               <w:jc w:val="left"/>
             </w:pPr>
             <w:r>
-              <w:rPr>
-                <w:rFonts w:ascii="Calibri" w:hAnsi="Calibri"/>
-                <w:sz w:val="18"/>
-              </w:rPr>
               <w:t xml:space="preserve">Kafka + Mailpit</w:t>
             </w:r>
           </w:p>
         </w:tc>
         <w:tc>
-          <w:tcPr>
-            <w:tcMar>
-              <w:top w:w="40" w:type="dxa"/>
-              <w:bottom w:w="40" w:type="dxa"/>
-              <w:left w:w="60" w:type="dxa"/>
-              <w:right w:w="60" w:type="dxa"/>
-            </w:tcMar>
-          </w:tcPr>
+          <w:tcPr/>
           <w:p>
             <w:pPr>
               <w:pStyle w:val="Compact"/>
-              <w:spacing w:before="0" w:after="40" w:line="264" w:lineRule="auto"/>
               <w:jc w:val="left"/>
             </w:pPr>
             <w:r>
               <w:rPr>
                 <w:rStyle w:val="VerbatimChar"/>
-                <w:rFonts w:ascii="Calibri" w:hAnsi="Calibri"/>
-                <w:sz w:val="18"/>
               </w:rPr>
               <w:t xml:space="preserve">docker compose up -d kafka mailpit</w:t>
             </w:r>
           </w:p>
         </w:tc>
         <w:tc>
-          <w:tcPr>
-            <w:tcMar>
-              <w:top w:w="40" w:type="dxa"/>
-              <w:bottom w:w="40" w:type="dxa"/>
-              <w:left w:w="60" w:type="dxa"/>
-              <w:right w:w="60" w:type="dxa"/>
-            </w:tcMar>
-          </w:tcPr>
+          <w:tcPr/>
           <w:p>
             <w:pPr>
               <w:pStyle w:val="Compact"/>
-              <w:spacing w:before="0" w:after="40" w:line="264" w:lineRule="auto"/>
               <w:jc w:val="left"/>
             </w:pPr>
             <w:r>
-              <w:rPr>
-                <w:rFonts w:ascii="Calibri" w:hAnsi="Calibri"/>
-                <w:sz w:val="18"/>
-              </w:rPr>
               <w:t xml:space="preserve">Kafka</w:t>
             </w:r>
             <w:r>
-              <w:rPr>
-                <w:rFonts w:ascii="Calibri" w:hAnsi="Calibri"/>
-                <w:sz w:val="18"/>
-              </w:rPr>
               <w:t xml:space="preserve"> </w:t>
             </w:r>
             <w:r>
               <w:rPr>
                 <w:rStyle w:val="VerbatimChar"/>
-                <w:rFonts w:ascii="Calibri" w:hAnsi="Calibri"/>
-                <w:sz w:val="18"/>
               </w:rPr>
               <w:t xml:space="preserve">:9092</w:t>
             </w:r>
             <w:r>
-              <w:rPr>
-                <w:rFonts w:ascii="Calibri" w:hAnsi="Calibri"/>
-                <w:sz w:val="18"/>
-              </w:rPr>
               <w:t xml:space="preserve"> </w:t>
             </w:r>
             <w:r>
-              <w:rPr>
-                <w:rFonts w:ascii="Calibri" w:hAnsi="Calibri"/>
-                <w:sz w:val="18"/>
-              </w:rPr>
               <w:t xml:space="preserve">/</w:t>
             </w:r>
             <w:r>
-              <w:rPr>
-                <w:rFonts w:ascii="Calibri" w:hAnsi="Calibri"/>
-                <w:sz w:val="18"/>
-              </w:rPr>
               <w:t xml:space="preserve"> </w:t>
             </w:r>
             <w:r>
-              <w:rPr>
-                <w:rFonts w:ascii="Calibri" w:hAnsi="Calibri"/>
-                <w:sz w:val="18"/>
-              </w:rPr>
               <w:t xml:space="preserve">Mailpit UI</w:t>
             </w:r>
             <w:r>
-              <w:rPr>
-                <w:rFonts w:ascii="Calibri" w:hAnsi="Calibri"/>
-                <w:sz w:val="18"/>
-              </w:rPr>
               <w:t xml:space="preserve"> </w:t>
             </w:r>
             <w:r>
               <w:rPr>
                 <w:rStyle w:val="VerbatimChar"/>
-                <w:rFonts w:ascii="Calibri" w:hAnsi="Calibri"/>
-                <w:sz w:val="18"/>
               </w:rPr>
               <w:t xml:space="preserve">:8025</w:t>
             </w:r>
@@ -719,73 +422,37 @@
       </w:tr>
       <w:tr>
         <w:tc>
-          <w:tcPr>
-            <w:tcMar>
-              <w:top w:w="40" w:type="dxa"/>
-              <w:bottom w:w="40" w:type="dxa"/>
-              <w:left w:w="60" w:type="dxa"/>
-              <w:right w:w="60" w:type="dxa"/>
-            </w:tcMar>
-          </w:tcPr>
+          <w:tcPr/>
           <w:p>
             <w:pPr>
               <w:pStyle w:val="Compact"/>
-              <w:spacing w:before="0" w:after="40" w:line="264" w:lineRule="auto"/>
               <w:jc w:val="left"/>
             </w:pPr>
             <w:r>
-              <w:rPr>
-                <w:rFonts w:ascii="Calibri" w:hAnsi="Calibri"/>
-                <w:sz w:val="18"/>
-              </w:rPr>
               <w:t xml:space="preserve">Load-test seed</w:t>
             </w:r>
           </w:p>
         </w:tc>
         <w:tc>
-          <w:tcPr>
-            <w:tcMar>
-              <w:top w:w="40" w:type="dxa"/>
-              <w:bottom w:w="40" w:type="dxa"/>
-              <w:left w:w="60" w:type="dxa"/>
-              <w:right w:w="60" w:type="dxa"/>
-            </w:tcMar>
-          </w:tcPr>
+          <w:tcPr/>
           <w:p>
             <w:pPr>
               <w:pStyle w:val="Compact"/>
-              <w:spacing w:before="0" w:after="40" w:line="264" w:lineRule="auto"/>
               <w:jc w:val="left"/>
             </w:pPr>
             <w:r>
-              <w:rPr>
-                <w:rFonts w:ascii="Calibri" w:hAnsi="Calibri"/>
-                <w:sz w:val="18"/>
-              </w:rPr>
               <w:t xml:space="preserve">`psql … -f scripts/seed-loadtest-10k.sql</w:t>
             </w:r>
           </w:p>
         </w:tc>
         <w:tc>
-          <w:tcPr>
-            <w:tcMar>
-              <w:top w:w="40" w:type="dxa"/>
-              <w:bottom w:w="40" w:type="dxa"/>
-              <w:left w:w="60" w:type="dxa"/>
-              <w:right w:w="60" w:type="dxa"/>
-            </w:tcMar>
-          </w:tcPr>
+          <w:tcPr/>
           <w:p>
             <w:pPr>
               <w:pStyle w:val="Compact"/>
-              <w:spacing w:before="0" w:after="40" w:line="264" w:lineRule="auto"/>
               <w:jc w:val="left"/>
             </w:pPr>
             <w:r>
-              <w:rPr>
-                <w:rFonts w:ascii="Calibri" w:hAnsi="Calibri"/>
-                <w:sz w:val="18"/>
-              </w:rPr>
               <w:t xml:space="preserve">` 10k LoadTest rows</w:t>
             </w:r>
           </w:p>
@@ -793,88 +460,48 @@
       </w:tr>
       <w:tr>
         <w:tc>
-          <w:tcPr>
-            <w:tcMar>
-              <w:top w:w="40" w:type="dxa"/>
-              <w:bottom w:w="40" w:type="dxa"/>
-              <w:left w:w="60" w:type="dxa"/>
-              <w:right w:w="60" w:type="dxa"/>
-            </w:tcMar>
-          </w:tcPr>
+          <w:tcPr/>
           <w:p>
             <w:pPr>
               <w:pStyle w:val="Compact"/>
-              <w:spacing w:before="0" w:after="40" w:line="264" w:lineRule="auto"/>
               <w:jc w:val="left"/>
             </w:pPr>
             <w:r>
-              <w:rPr>
-                <w:rFonts w:ascii="Calibri" w:hAnsi="Calibri"/>
-                <w:sz w:val="18"/>
-              </w:rPr>
               <w:t xml:space="preserve">Backend (embedded</w:t>
             </w:r>
             <w:r>
-              <w:rPr>
-                <w:rFonts w:ascii="Calibri" w:hAnsi="Calibri"/>
-                <w:sz w:val="18"/>
-              </w:rPr>
               <w:t xml:space="preserve"> </w:t>
             </w:r>
             <w:r>
-              <w:rPr>
-                <w:rFonts w:ascii="Calibri" w:hAnsi="Calibri"/>
-                <w:sz w:val="18"/>
-              </w:rPr>
               <w:t xml:space="preserve">Boot)</w:t>
             </w:r>
           </w:p>
         </w:tc>
         <w:tc>
-          <w:tcPr>
-            <w:tcMar>
-              <w:top w:w="40" w:type="dxa"/>
-              <w:bottom w:w="40" w:type="dxa"/>
-              <w:left w:w="60" w:type="dxa"/>
-              <w:right w:w="60" w:type="dxa"/>
-            </w:tcMar>
-          </w:tcPr>
+          <w:tcPr/>
           <w:p>
             <w:pPr>
               <w:pStyle w:val="Compact"/>
-              <w:spacing w:before="0" w:after="40" w:line="264" w:lineRule="auto"/>
               <w:jc w:val="left"/>
             </w:pPr>
             <w:r>
               <w:rPr>
                 <w:rStyle w:val="VerbatimChar"/>
-                <w:rFonts w:ascii="Calibri" w:hAnsi="Calibri"/>
-                <w:sz w:val="18"/>
               </w:rPr>
               <w:t xml:space="preserve">mvn spring-boot:run</w:t>
             </w:r>
           </w:p>
         </w:tc>
         <w:tc>
-          <w:tcPr>
-            <w:tcMar>
-              <w:top w:w="40" w:type="dxa"/>
-              <w:bottom w:w="40" w:type="dxa"/>
-              <w:left w:w="60" w:type="dxa"/>
-              <w:right w:w="60" w:type="dxa"/>
-            </w:tcMar>
-          </w:tcPr>
+          <w:tcPr/>
           <w:p>
             <w:pPr>
               <w:pStyle w:val="Compact"/>
-              <w:spacing w:before="0" w:after="40" w:line="264" w:lineRule="auto"/>
               <w:jc w:val="left"/>
             </w:pPr>
             <w:r>
               <w:rPr>
                 <w:rStyle w:val="VerbatimChar"/>
-                <w:rFonts w:ascii="Calibri" w:hAnsi="Calibri"/>
-                <w:sz w:val="18"/>
               </w:rPr>
               <w:t xml:space="preserve">http://localhost:8080</w:t>
             </w:r>
@@ -883,74 +510,42 @@
       </w:tr>
       <w:tr>
         <w:tc>
-          <w:tcPr>
-            <w:tcMar>
-              <w:top w:w="40" w:type="dxa"/>
-              <w:bottom w:w="40" w:type="dxa"/>
-              <w:left w:w="60" w:type="dxa"/>
-              <w:right w:w="60" w:type="dxa"/>
-            </w:tcMar>
-          </w:tcPr>
+          <w:tcPr/>
           <w:p>
             <w:pPr>
               <w:pStyle w:val="Compact"/>
-              <w:spacing w:before="0" w:after="40" w:line="264" w:lineRule="auto"/>
               <w:jc w:val="left"/>
             </w:pPr>
             <w:r>
-              <w:rPr>
-                <w:rFonts w:ascii="Calibri" w:hAnsi="Calibri"/>
-                <w:sz w:val="18"/>
-              </w:rPr>
               <w:t xml:space="preserve">Frontend</w:t>
             </w:r>
           </w:p>
         </w:tc>
         <w:tc>
-          <w:tcPr>
-            <w:tcMar>
-              <w:top w:w="40" w:type="dxa"/>
-              <w:bottom w:w="40" w:type="dxa"/>
-              <w:left w:w="60" w:type="dxa"/>
-              <w:right w:w="60" w:type="dxa"/>
-            </w:tcMar>
-          </w:tcPr>
+          <w:tcPr/>
           <w:p>
             <w:pPr>
               <w:pStyle w:val="Compact"/>
-              <w:spacing w:before="0" w:after="40" w:line="264" w:lineRule="auto"/>
               <w:jc w:val="left"/>
             </w:pPr>
             <w:r>
               <w:rPr>
                 <w:rStyle w:val="VerbatimChar"/>
-                <w:rFonts w:ascii="Calibri" w:hAnsi="Calibri"/>
-                <w:sz w:val="18"/>
               </w:rPr>
               <w:t xml:space="preserve">cd BankOne-Frontend &amp;&amp; ng serve</w:t>
             </w:r>
           </w:p>
         </w:tc>
         <w:tc>
-          <w:tcPr>
-            <w:tcMar>
-              <w:top w:w="40" w:type="dxa"/>
-              <w:bottom w:w="40" w:type="dxa"/>
-              <w:left w:w="60" w:type="dxa"/>
-              <w:right w:w="60" w:type="dxa"/>
-            </w:tcMar>
-          </w:tcPr>
+          <w:tcPr/>
           <w:p>
             <w:pPr>
               <w:pStyle w:val="Compact"/>
-              <w:spacing w:before="0" w:after="40" w:line="264" w:lineRule="auto"/>
               <w:jc w:val="left"/>
             </w:pPr>
             <w:r>
               <w:rPr>
                 <w:rStyle w:val="VerbatimChar"/>
-                <w:rFonts w:ascii="Calibri" w:hAnsi="Calibri"/>
-                <w:sz w:val="18"/>
               </w:rPr>
               <w:t xml:space="preserve">http://localhost:4200</w:t>
             </w:r>
@@ -1008,7 +603,7 @@
       </w:r>
     </w:p>
     <w:bookmarkEnd w:id="10"/>
-    <w:bookmarkStart w:id="34" w:name="documentation-map"/>
+    <w:bookmarkStart w:id="37" w:name="documentation-map"/>
     <w:p>
       <w:pPr>
         <w:pStyle w:val="Heading2"/>
@@ -1020,17 +615,9 @@
     <w:tbl>
       <w:tblPr>
         <w:tblStyle w:val="Table"/>
-        <w:tblW w:type="pct" w:w="5000"/>
-        <w:tblLayout w:type="autofit"/>
+        <w:tblW w:type="pct" w:w="4894"/>
+        <w:tblLayout w:type="fixed"/>
         <w:tblLook w:firstRow="1" w:lastRow="0" w:firstColumn="0" w:lastColumn="0" w:noHBand="0" w:noVBand="0" w:val="0020"/>
-        <w:tblBorders>
-          <w:top w:val="single" w:sz="4" w:space="0" w:color="CBD5E0"/>
-          <w:left w:val="single" w:sz="4" w:space="0" w:color="CBD5E0"/>
-          <w:bottom w:val="single" w:sz="4" w:space="0" w:color="CBD5E0"/>
-          <w:right w:val="single" w:sz="4" w:space="0" w:color="CBD5E0"/>
-          <w:insideH w:val="single" w:sz="4" w:space="0" w:color="CBD5E0"/>
-          <w:insideV w:val="single" w:sz="4" w:space="0" w:color="CBD5E0"/>
-        </w:tblBorders>
       </w:tblPr>
       <w:tblGrid>
         <w:gridCol w:w="5308"/>
@@ -1041,55 +628,25 @@
           <w:tblHeader w:val="on"/>
         </w:trPr>
         <w:tc>
-          <w:tcPr>
-            <w:tcMar>
-              <w:top w:w="40" w:type="dxa"/>
-              <w:bottom w:w="40" w:type="dxa"/>
-              <w:left w:w="60" w:type="dxa"/>
-              <w:right w:w="60" w:type="dxa"/>
-            </w:tcMar>
-            <w:shd w:fill="1A365D" w:val="clear"/>
-          </w:tcPr>
+          <w:tcPr/>
           <w:p>
             <w:pPr>
               <w:pStyle w:val="Compact"/>
-              <w:spacing w:before="0" w:after="40" w:line="264" w:lineRule="auto"/>
               <w:jc w:val="left"/>
             </w:pPr>
             <w:r>
-              <w:rPr>
-                <w:rFonts w:ascii="Calibri" w:hAnsi="Calibri"/>
-                <w:b/>
-                <w:color w:val="FFFFFF"/>
-                <w:sz w:val="18"/>
-              </w:rPr>
               <w:t xml:space="preserve">Document</w:t>
             </w:r>
           </w:p>
         </w:tc>
         <w:tc>
-          <w:tcPr>
-            <w:tcMar>
-              <w:top w:w="40" w:type="dxa"/>
-              <w:bottom w:w="40" w:type="dxa"/>
-              <w:left w:w="60" w:type="dxa"/>
-              <w:right w:w="60" w:type="dxa"/>
-            </w:tcMar>
-            <w:shd w:fill="1A365D" w:val="clear"/>
-          </w:tcPr>
+          <w:tcPr/>
           <w:p>
             <w:pPr>
               <w:pStyle w:val="Compact"/>
-              <w:spacing w:before="0" w:after="40" w:line="264" w:lineRule="auto"/>
               <w:jc w:val="left"/>
             </w:pPr>
             <w:r>
-              <w:rPr>
-                <w:rFonts w:ascii="Calibri" w:hAnsi="Calibri"/>
-                <w:b/>
-                <w:color w:val="FFFFFF"/>
-                <w:sz w:val="18"/>
-              </w:rPr>
               <w:t xml:space="preserve">Purpose</w:t>
             </w:r>
           </w:p>
@@ -1097,18 +654,10 @@
       </w:tr>
       <w:tr>
         <w:tc>
-          <w:tcPr>
-            <w:tcMar>
-              <w:top w:w="40" w:type="dxa"/>
-              <w:bottom w:w="40" w:type="dxa"/>
-              <w:left w:w="60" w:type="dxa"/>
-              <w:right w:w="60" w:type="dxa"/>
-            </w:tcMar>
-          </w:tcPr>
+          <w:tcPr/>
           <w:p>
             <w:pPr>
               <w:pStyle w:val="Compact"/>
-              <w:spacing w:before="0" w:after="40" w:line="264" w:lineRule="auto"/>
               <w:jc w:val="left"/>
             </w:pPr>
             <w:hyperlink r:id="rId11">
@@ -1122,39 +671,19 @@
           </w:p>
         </w:tc>
         <w:tc>
-          <w:tcPr>
-            <w:tcMar>
-              <w:top w:w="40" w:type="dxa"/>
-              <w:bottom w:w="40" w:type="dxa"/>
-              <w:left w:w="60" w:type="dxa"/>
-              <w:right w:w="60" w:type="dxa"/>
-            </w:tcMar>
-          </w:tcPr>
+          <w:tcPr/>
           <w:p>
             <w:pPr>
               <w:pStyle w:val="Compact"/>
-              <w:spacing w:before="0" w:after="40" w:line="264" w:lineRule="auto"/>
               <w:jc w:val="left"/>
             </w:pPr>
             <w:r>
-              <w:rPr>
-                <w:rFonts w:ascii="Calibri" w:hAnsi="Calibri"/>
-                <w:sz w:val="18"/>
-              </w:rPr>
               <w:t xml:space="preserve">System layers, packages,</w:t>
             </w:r>
             <w:r>
-              <w:rPr>
-                <w:rFonts w:ascii="Calibri" w:hAnsi="Calibri"/>
-                <w:sz w:val="18"/>
-              </w:rPr>
               <w:t xml:space="preserve"> </w:t>
             </w:r>
             <w:r>
-              <w:rPr>
-                <w:rFonts w:ascii="Calibri" w:hAnsi="Calibri"/>
-                <w:sz w:val="18"/>
-              </w:rPr>
               <w:t xml:space="preserve">deployment</w:t>
             </w:r>
           </w:p>
@@ -1162,18 +691,10 @@
       </w:tr>
       <w:tr>
         <w:tc>
-          <w:tcPr>
-            <w:tcMar>
-              <w:top w:w="40" w:type="dxa"/>
-              <w:bottom w:w="40" w:type="dxa"/>
-              <w:left w:w="60" w:type="dxa"/>
-              <w:right w:w="60" w:type="dxa"/>
-            </w:tcMar>
-          </w:tcPr>
+          <w:tcPr/>
           <w:p>
             <w:pPr>
               <w:pStyle w:val="Compact"/>
-              <w:spacing w:before="0" w:after="40" w:line="264" w:lineRule="auto"/>
               <w:jc w:val="left"/>
             </w:pPr>
             <w:hyperlink r:id="rId12">
@@ -1187,39 +708,19 @@
           </w:p>
         </w:tc>
         <w:tc>
-          <w:tcPr>
-            <w:tcMar>
-              <w:top w:w="40" w:type="dxa"/>
-              <w:bottom w:w="40" w:type="dxa"/>
-              <w:left w:w="60" w:type="dxa"/>
-              <w:right w:w="60" w:type="dxa"/>
-            </w:tcMar>
-          </w:tcPr>
+          <w:tcPr/>
           <w:p>
             <w:pPr>
               <w:pStyle w:val="Compact"/>
-              <w:spacing w:before="0" w:after="40" w:line="264" w:lineRule="auto"/>
               <w:jc w:val="left"/>
             </w:pPr>
             <w:r>
-              <w:rPr>
-                <w:rFonts w:ascii="Calibri" w:hAnsi="Calibri"/>
-                <w:sz w:val="18"/>
-              </w:rPr>
               <w:t xml:space="preserve">Technologies &amp; versions</w:t>
             </w:r>
             <w:r>
-              <w:rPr>
-                <w:rFonts w:ascii="Calibri" w:hAnsi="Calibri"/>
-                <w:sz w:val="18"/>
-              </w:rPr>
               <w:t xml:space="preserve"> </w:t>
             </w:r>
             <w:r>
-              <w:rPr>
-                <w:rFonts w:ascii="Calibri" w:hAnsi="Calibri"/>
-                <w:sz w:val="18"/>
-              </w:rPr>
               <w:t xml:space="preserve">(keep current)</w:t>
             </w:r>
           </w:p>
@@ -1227,18 +728,10 @@
       </w:tr>
       <w:tr>
         <w:tc>
-          <w:tcPr>
-            <w:tcMar>
-              <w:top w:w="40" w:type="dxa"/>
-              <w:bottom w:w="40" w:type="dxa"/>
-              <w:left w:w="60" w:type="dxa"/>
-              <w:right w:w="60" w:type="dxa"/>
-            </w:tcMar>
-          </w:tcPr>
+          <w:tcPr/>
           <w:p>
             <w:pPr>
               <w:pStyle w:val="Compact"/>
-              <w:spacing w:before="0" w:after="40" w:line="264" w:lineRule="auto"/>
               <w:jc w:val="left"/>
             </w:pPr>
             <w:hyperlink r:id="rId13">
@@ -1252,39 +745,19 @@
           </w:p>
         </w:tc>
         <w:tc>
-          <w:tcPr>
-            <w:tcMar>
-              <w:top w:w="40" w:type="dxa"/>
-              <w:bottom w:w="40" w:type="dxa"/>
-              <w:left w:w="60" w:type="dxa"/>
-              <w:right w:w="60" w:type="dxa"/>
-            </w:tcMar>
-          </w:tcPr>
+          <w:tcPr/>
           <w:p>
             <w:pPr>
               <w:pStyle w:val="Compact"/>
-              <w:spacing w:before="0" w:after="40" w:line="264" w:lineRule="auto"/>
               <w:jc w:val="left"/>
             </w:pPr>
             <w:r>
-              <w:rPr>
-                <w:rFonts w:ascii="Calibri" w:hAnsi="Calibri"/>
-                <w:sz w:val="18"/>
-              </w:rPr>
               <w:t xml:space="preserve">What the product does</w:t>
             </w:r>
             <w:r>
-              <w:rPr>
-                <w:rFonts w:ascii="Calibri" w:hAnsi="Calibri"/>
-                <w:sz w:val="18"/>
-              </w:rPr>
               <w:t xml:space="preserve"> </w:t>
             </w:r>
             <w:r>
-              <w:rPr>
-                <w:rFonts w:ascii="Calibri" w:hAnsi="Calibri"/>
-                <w:sz w:val="18"/>
-              </w:rPr>
               <w:t xml:space="preserve">(implemented vs planned)</w:t>
             </w:r>
           </w:p>
@@ -1292,18 +765,10 @@
       </w:tr>
       <w:tr>
         <w:tc>
-          <w:tcPr>
-            <w:tcMar>
-              <w:top w:w="40" w:type="dxa"/>
-              <w:bottom w:w="40" w:type="dxa"/>
-              <w:left w:w="60" w:type="dxa"/>
-              <w:right w:w="60" w:type="dxa"/>
-            </w:tcMar>
-          </w:tcPr>
+          <w:tcPr/>
           <w:p>
             <w:pPr>
               <w:pStyle w:val="Compact"/>
-              <w:spacing w:before="0" w:after="40" w:line="264" w:lineRule="auto"/>
               <w:jc w:val="left"/>
             </w:pPr>
             <w:hyperlink r:id="rId14">
@@ -1317,39 +782,19 @@
           </w:p>
         </w:tc>
         <w:tc>
-          <w:tcPr>
-            <w:tcMar>
-              <w:top w:w="40" w:type="dxa"/>
-              <w:bottom w:w="40" w:type="dxa"/>
-              <w:left w:w="60" w:type="dxa"/>
-              <w:right w:w="60" w:type="dxa"/>
-            </w:tcMar>
-          </w:tcPr>
+          <w:tcPr/>
           <w:p>
             <w:pPr>
               <w:pStyle w:val="Compact"/>
-              <w:spacing w:before="0" w:after="40" w:line="264" w:lineRule="auto"/>
               <w:jc w:val="left"/>
             </w:pPr>
             <w:r>
-              <w:rPr>
-                <w:rFonts w:ascii="Calibri" w:hAnsi="Calibri"/>
-                <w:sz w:val="18"/>
-              </w:rPr>
               <w:t xml:space="preserve">Local setup, conventions,</w:t>
             </w:r>
             <w:r>
-              <w:rPr>
-                <w:rFonts w:ascii="Calibri" w:hAnsi="Calibri"/>
-                <w:sz w:val="18"/>
-              </w:rPr>
               <w:t xml:space="preserve"> </w:t>
             </w:r>
             <w:r>
-              <w:rPr>
-                <w:rFonts w:ascii="Calibri" w:hAnsi="Calibri"/>
-                <w:sz w:val="18"/>
-              </w:rPr>
               <w:t xml:space="preserve">teach-while-building</w:t>
             </w:r>
           </w:p>
@@ -1357,18 +802,10 @@
       </w:tr>
       <w:tr>
         <w:tc>
-          <w:tcPr>
-            <w:tcMar>
-              <w:top w:w="40" w:type="dxa"/>
-              <w:bottom w:w="40" w:type="dxa"/>
-              <w:left w:w="60" w:type="dxa"/>
-              <w:right w:w="60" w:type="dxa"/>
-            </w:tcMar>
-          </w:tcPr>
+          <w:tcPr/>
           <w:p>
             <w:pPr>
               <w:pStyle w:val="Compact"/>
-              <w:spacing w:before="0" w:after="40" w:line="264" w:lineRule="auto"/>
               <w:jc w:val="left"/>
             </w:pPr>
             <w:hyperlink r:id="rId15">
@@ -1382,39 +819,19 @@
           </w:p>
         </w:tc>
         <w:tc>
-          <w:tcPr>
-            <w:tcMar>
-              <w:top w:w="40" w:type="dxa"/>
-              <w:bottom w:w="40" w:type="dxa"/>
-              <w:left w:w="60" w:type="dxa"/>
-              <w:right w:w="60" w:type="dxa"/>
-            </w:tcMar>
-          </w:tcPr>
+          <w:tcPr/>
           <w:p>
             <w:pPr>
               <w:pStyle w:val="Compact"/>
-              <w:spacing w:before="0" w:after="40" w:line="264" w:lineRule="auto"/>
               <w:jc w:val="left"/>
             </w:pPr>
             <w:r>
-              <w:rPr>
-                <w:rFonts w:ascii="Calibri" w:hAnsi="Calibri"/>
-                <w:sz w:val="18"/>
-              </w:rPr>
               <w:t xml:space="preserve">REST endpoints, roles,</w:t>
             </w:r>
             <w:r>
-              <w:rPr>
-                <w:rFonts w:ascii="Calibri" w:hAnsi="Calibri"/>
-                <w:sz w:val="18"/>
-              </w:rPr>
               <w:t xml:space="preserve"> </w:t>
             </w:r>
             <w:r>
-              <w:rPr>
-                <w:rFonts w:ascii="Calibri" w:hAnsi="Calibri"/>
-                <w:sz w:val="18"/>
-              </w:rPr>
               <w:t xml:space="preserve">payloads</w:t>
             </w:r>
           </w:p>
@@ -1422,18 +839,10 @@
       </w:tr>
       <w:tr>
         <w:tc>
-          <w:tcPr>
-            <w:tcMar>
-              <w:top w:w="40" w:type="dxa"/>
-              <w:bottom w:w="40" w:type="dxa"/>
-              <w:left w:w="60" w:type="dxa"/>
-              <w:right w:w="60" w:type="dxa"/>
-            </w:tcMar>
-          </w:tcPr>
+          <w:tcPr/>
           <w:p>
             <w:pPr>
               <w:pStyle w:val="Compact"/>
-              <w:spacing w:before="0" w:after="40" w:line="264" w:lineRule="auto"/>
               <w:jc w:val="left"/>
             </w:pPr>
             <w:hyperlink r:id="rId16">
@@ -1447,25 +856,13 @@
           </w:p>
         </w:tc>
         <w:tc>
-          <w:tcPr>
-            <w:tcMar>
-              <w:top w:w="40" w:type="dxa"/>
-              <w:bottom w:w="40" w:type="dxa"/>
-              <w:left w:w="60" w:type="dxa"/>
-              <w:right w:w="60" w:type="dxa"/>
-            </w:tcMar>
-          </w:tcPr>
+          <w:tcPr/>
           <w:p>
             <w:pPr>
               <w:pStyle w:val="Compact"/>
-              <w:spacing w:before="0" w:after="40" w:line="264" w:lineRule="auto"/>
               <w:jc w:val="left"/>
             </w:pPr>
             <w:r>
-              <w:rPr>
-                <w:rFonts w:ascii="Calibri" w:hAnsi="Calibri"/>
-                <w:sz w:val="18"/>
-              </w:rPr>
               <w:t xml:space="preserve">Tables, sequences, ER notes</w:t>
             </w:r>
           </w:p>
@@ -1473,18 +870,10 @@
       </w:tr>
       <w:tr>
         <w:tc>
-          <w:tcPr>
-            <w:tcMar>
-              <w:top w:w="40" w:type="dxa"/>
-              <w:bottom w:w="40" w:type="dxa"/>
-              <w:left w:w="60" w:type="dxa"/>
-              <w:right w:w="60" w:type="dxa"/>
-            </w:tcMar>
-          </w:tcPr>
+          <w:tcPr/>
           <w:p>
             <w:pPr>
               <w:pStyle w:val="Compact"/>
-              <w:spacing w:before="0" w:after="40" w:line="264" w:lineRule="auto"/>
               <w:jc w:val="left"/>
             </w:pPr>
             <w:hyperlink r:id="rId17">
@@ -1498,39 +887,19 @@
           </w:p>
         </w:tc>
         <w:tc>
-          <w:tcPr>
-            <w:tcMar>
-              <w:top w:w="40" w:type="dxa"/>
-              <w:bottom w:w="40" w:type="dxa"/>
-              <w:left w:w="60" w:type="dxa"/>
-              <w:right w:w="60" w:type="dxa"/>
-            </w:tcMar>
-          </w:tcPr>
+          <w:tcPr/>
           <w:p>
             <w:pPr>
               <w:pStyle w:val="Compact"/>
-              <w:spacing w:before="0" w:after="40" w:line="264" w:lineRule="auto"/>
               <w:jc w:val="left"/>
             </w:pPr>
             <w:r>
-              <w:rPr>
-                <w:rFonts w:ascii="Calibri" w:hAnsi="Calibri"/>
-                <w:sz w:val="18"/>
-              </w:rPr>
               <w:t xml:space="preserve">Call hierarchies for major</w:t>
             </w:r>
             <w:r>
-              <w:rPr>
-                <w:rFonts w:ascii="Calibri" w:hAnsi="Calibri"/>
-                <w:sz w:val="18"/>
-              </w:rPr>
               <w:t xml:space="preserve"> </w:t>
             </w:r>
             <w:r>
-              <w:rPr>
-                <w:rFonts w:ascii="Calibri" w:hAnsi="Calibri"/>
-                <w:sz w:val="18"/>
-              </w:rPr>
               <w:t xml:space="preserve">flows</w:t>
             </w:r>
           </w:p>
@@ -1538,18 +907,10 @@
       </w:tr>
       <w:tr>
         <w:tc>
-          <w:tcPr>
-            <w:tcMar>
-              <w:top w:w="40" w:type="dxa"/>
-              <w:bottom w:w="40" w:type="dxa"/>
-              <w:left w:w="60" w:type="dxa"/>
-              <w:right w:w="60" w:type="dxa"/>
-            </w:tcMar>
-          </w:tcPr>
+          <w:tcPr/>
           <w:p>
             <w:pPr>
               <w:pStyle w:val="Compact"/>
-              <w:spacing w:before="0" w:after="40" w:line="264" w:lineRule="auto"/>
               <w:jc w:val="left"/>
             </w:pPr>
             <w:hyperlink r:id="rId18">
@@ -1563,39 +924,19 @@
           </w:p>
         </w:tc>
         <w:tc>
-          <w:tcPr>
-            <w:tcMar>
-              <w:top w:w="40" w:type="dxa"/>
-              <w:bottom w:w="40" w:type="dxa"/>
-              <w:left w:w="60" w:type="dxa"/>
-              <w:right w:w="60" w:type="dxa"/>
-            </w:tcMar>
-          </w:tcPr>
+          <w:tcPr/>
           <w:p>
             <w:pPr>
               <w:pStyle w:val="Compact"/>
-              <w:spacing w:before="0" w:after="40" w:line="264" w:lineRule="auto"/>
               <w:jc w:val="left"/>
             </w:pPr>
             <w:r>
-              <w:rPr>
-                <w:rFonts w:ascii="Calibri" w:hAnsi="Calibri"/>
-                <w:sz w:val="18"/>
-              </w:rPr>
               <w:t xml:space="preserve">Mermaid class / package</w:t>
             </w:r>
             <w:r>
-              <w:rPr>
-                <w:rFonts w:ascii="Calibri" w:hAnsi="Calibri"/>
-                <w:sz w:val="18"/>
-              </w:rPr>
               <w:t xml:space="preserve"> </w:t>
             </w:r>
             <w:r>
-              <w:rPr>
-                <w:rFonts w:ascii="Calibri" w:hAnsi="Calibri"/>
-                <w:sz w:val="18"/>
-              </w:rPr>
               <w:t xml:space="preserve">diagrams</w:t>
             </w:r>
           </w:p>
@@ -1603,18 +944,10 @@
       </w:tr>
       <w:tr>
         <w:tc>
-          <w:tcPr>
-            <w:tcMar>
-              <w:top w:w="40" w:type="dxa"/>
-              <w:bottom w:w="40" w:type="dxa"/>
-              <w:left w:w="60" w:type="dxa"/>
-              <w:right w:w="60" w:type="dxa"/>
-            </w:tcMar>
-          </w:tcPr>
+          <w:tcPr/>
           <w:p>
             <w:pPr>
               <w:pStyle w:val="Compact"/>
-              <w:spacing w:before="0" w:after="40" w:line="264" w:lineRule="auto"/>
               <w:jc w:val="left"/>
             </w:pPr>
             <w:hyperlink r:id="rId19">
@@ -1628,25 +961,13 @@
           </w:p>
         </w:tc>
         <w:tc>
-          <w:tcPr>
-            <w:tcMar>
-              <w:top w:w="40" w:type="dxa"/>
-              <w:bottom w:w="40" w:type="dxa"/>
-              <w:left w:w="60" w:type="dxa"/>
-              <w:right w:w="60" w:type="dxa"/>
-            </w:tcMar>
-          </w:tcPr>
+          <w:tcPr/>
           <w:p>
             <w:pPr>
               <w:pStyle w:val="Compact"/>
-              <w:spacing w:before="0" w:after="40" w:line="264" w:lineRule="auto"/>
               <w:jc w:val="left"/>
             </w:pPr>
             <w:r>
-              <w:rPr>
-                <w:rFonts w:ascii="Calibri" w:hAnsi="Calibri"/>
-                <w:sz w:val="18"/>
-              </w:rPr>
               <w:t xml:space="preserve">Mermaid sequence diagrams</w:t>
             </w:r>
           </w:p>
@@ -1654,18 +975,10 @@
       </w:tr>
       <w:tr>
         <w:tc>
-          <w:tcPr>
-            <w:tcMar>
-              <w:top w:w="40" w:type="dxa"/>
-              <w:bottom w:w="40" w:type="dxa"/>
-              <w:left w:w="60" w:type="dxa"/>
-              <w:right w:w="60" w:type="dxa"/>
-            </w:tcMar>
-          </w:tcPr>
+          <w:tcPr/>
           <w:p>
             <w:pPr>
               <w:pStyle w:val="Compact"/>
-              <w:spacing w:before="0" w:after="40" w:line="264" w:lineRule="auto"/>
               <w:jc w:val="left"/>
             </w:pPr>
             <w:hyperlink r:id="rId20">
@@ -1679,39 +992,19 @@
           </w:p>
         </w:tc>
         <w:tc>
-          <w:tcPr>
-            <w:tcMar>
-              <w:top w:w="40" w:type="dxa"/>
-              <w:bottom w:w="40" w:type="dxa"/>
-              <w:left w:w="60" w:type="dxa"/>
-              <w:right w:w="60" w:type="dxa"/>
-            </w:tcMar>
-          </w:tcPr>
+          <w:tcPr/>
           <w:p>
             <w:pPr>
               <w:pStyle w:val="Compact"/>
-              <w:spacing w:before="0" w:after="40" w:line="264" w:lineRule="auto"/>
               <w:jc w:val="left"/>
             </w:pPr>
             <w:r>
-              <w:rPr>
-                <w:rFonts w:ascii="Calibri" w:hAnsi="Calibri"/>
-                <w:sz w:val="18"/>
-              </w:rPr>
               <w:t xml:space="preserve">What breaks when you change</w:t>
             </w:r>
             <w:r>
-              <w:rPr>
-                <w:rFonts w:ascii="Calibri" w:hAnsi="Calibri"/>
-                <w:sz w:val="18"/>
-              </w:rPr>
               <w:t xml:space="preserve"> </w:t>
             </w:r>
             <w:r>
-              <w:rPr>
-                <w:rFonts w:ascii="Calibri" w:hAnsi="Calibri"/>
-                <w:sz w:val="18"/>
-              </w:rPr>
               <w:t xml:space="preserve">X</w:t>
             </w:r>
           </w:p>
@@ -1719,18 +1012,10 @@
       </w:tr>
       <w:tr>
         <w:tc>
-          <w:tcPr>
-            <w:tcMar>
-              <w:top w:w="40" w:type="dxa"/>
-              <w:bottom w:w="40" w:type="dxa"/>
-              <w:left w:w="60" w:type="dxa"/>
-              <w:right w:w="60" w:type="dxa"/>
-            </w:tcMar>
-          </w:tcPr>
+          <w:tcPr/>
           <w:p>
             <w:pPr>
               <w:pStyle w:val="Compact"/>
-              <w:spacing w:before="0" w:after="40" w:line="264" w:lineRule="auto"/>
               <w:jc w:val="left"/>
             </w:pPr>
             <w:hyperlink r:id="rId21">
@@ -1744,25 +1029,13 @@
           </w:p>
         </w:tc>
         <w:tc>
-          <w:tcPr>
-            <w:tcMar>
-              <w:top w:w="40" w:type="dxa"/>
-              <w:bottom w:w="40" w:type="dxa"/>
-              <w:left w:w="60" w:type="dxa"/>
-              <w:right w:w="60" w:type="dxa"/>
-            </w:tcMar>
-          </w:tcPr>
+          <w:tcPr/>
           <w:p>
             <w:pPr>
               <w:pStyle w:val="Compact"/>
-              <w:spacing w:before="0" w:after="40" w:line="264" w:lineRule="auto"/>
               <w:jc w:val="left"/>
             </w:pPr>
             <w:r>
-              <w:rPr>
-                <w:rFonts w:ascii="Calibri" w:hAnsi="Calibri"/>
-                <w:sz w:val="18"/>
-              </w:rPr>
               <w:t xml:space="preserve">How to add modules safely</w:t>
             </w:r>
           </w:p>
@@ -1770,18 +1043,10 @@
       </w:tr>
       <w:tr>
         <w:tc>
-          <w:tcPr>
-            <w:tcMar>
-              <w:top w:w="40" w:type="dxa"/>
-              <w:bottom w:w="40" w:type="dxa"/>
-              <w:left w:w="60" w:type="dxa"/>
-              <w:right w:w="60" w:type="dxa"/>
-            </w:tcMar>
-          </w:tcPr>
+          <w:tcPr/>
           <w:p>
             <w:pPr>
               <w:pStyle w:val="Compact"/>
-              <w:spacing w:before="0" w:after="40" w:line="264" w:lineRule="auto"/>
               <w:jc w:val="left"/>
             </w:pPr>
             <w:hyperlink r:id="rId22">
@@ -1795,32 +1060,100 @@
           </w:p>
         </w:tc>
         <w:tc>
-          <w:tcPr>
-            <w:tcMar>
-              <w:top w:w="40" w:type="dxa"/>
-              <w:bottom w:w="40" w:type="dxa"/>
-              <w:left w:w="60" w:type="dxa"/>
-              <w:right w:w="60" w:type="dxa"/>
-            </w:tcMar>
-          </w:tcPr>
+          <w:tcPr/>
           <w:p>
             <w:pPr>
               <w:pStyle w:val="Compact"/>
-              <w:spacing w:before="0" w:after="40" w:line="264" w:lineRule="auto"/>
               <w:jc w:val="left"/>
             </w:pPr>
             <w:r>
-              <w:rPr>
-                <w:rFonts w:ascii="Calibri" w:hAnsi="Calibri"/>
-                <w:sz w:val="18"/>
-              </w:rPr>
               <w:t xml:space="preserve">Append-only change history</w:t>
             </w:r>
           </w:p>
         </w:tc>
       </w:tr>
+      <w:tr>
+        <w:tc>
+          <w:tcPr/>
+          <w:p>
+            <w:pPr>
+              <w:pStyle w:val="Compact"/>
+              <w:jc w:val="left"/>
+            </w:pPr>
+            <w:hyperlink r:id="rId23">
+              <w:r>
+                <w:rPr>
+                  <w:rStyle w:val="Hyperlink"/>
+                </w:rPr>
+                <w:t xml:space="preserve">INTERVIEW_QA.md</w:t>
+              </w:r>
+            </w:hyperlink>
+          </w:p>
+        </w:tc>
+        <w:tc>
+          <w:tcPr/>
+          <w:p>
+            <w:pPr>
+              <w:pStyle w:val="Compact"/>
+              <w:jc w:val="left"/>
+            </w:pPr>
+            <w:r>
+              <w:t xml:space="preserve">Interview questions and</w:t>
+            </w:r>
+            <w:r>
+              <w:t xml:space="preserve"> </w:t>
+            </w:r>
+            <w:r>
+              <w:t xml:space="preserve">answers from codebase</w:t>
+            </w:r>
+          </w:p>
+        </w:tc>
+      </w:tr>
+      <w:tr>
+        <w:tc>
+          <w:tcPr/>
+          <w:p>
+            <w:pPr>
+              <w:pStyle w:val="Compact"/>
+              <w:jc w:val="left"/>
+            </w:pPr>
+            <w:hyperlink r:id="rId24">
+              <w:r>
+                <w:rPr>
+                  <w:rStyle w:val="Hyperlink"/>
+                </w:rPr>
+                <w:t xml:space="preserve">TECH_LEARNING_PLAN.md</w:t>
+              </w:r>
+            </w:hyperlink>
+          </w:p>
+        </w:tc>
+        <w:tc>
+          <w:tcPr/>
+          <w:p>
+            <w:pPr>
+              <w:pStyle w:val="Compact"/>
+              <w:jc w:val="left"/>
+            </w:pPr>
+            <w:r>
+              <w:t xml:space="preserve">Platform engineering learning</w:t>
+            </w:r>
+            <w:r>
+              <w:t xml:space="preserve"> </w:t>
+            </w:r>
+            <w:r>
+              <w:t xml:space="preserve">roadmap (rate limit, cache,</w:t>
+            </w:r>
+            <w:r>
+              <w:t xml:space="preserve"> </w:t>
+            </w:r>
+            <w:r>
+              <w:t xml:space="preserve">idempotency, sharding lab, …)</w:t>
+            </w:r>
+          </w:p>
+        </w:tc>
+      </w:tr>
     </w:tbl>
-    <w:bookmarkStart w:id="33" w:name="modules"/>
+    <w:bookmarkStart w:id="36" w:name="modules"/>
     <w:p>
       <w:pPr>
         <w:pStyle w:val="Heading3"/>
@@ -1832,17 +1165,9 @@
     <w:tbl>
       <w:tblPr>
         <w:tblStyle w:val="Table"/>
-        <w:tblW w:type="pct" w:w="5000"/>
-        <w:tblLayout w:type="autofit"/>
+        <w:tblW w:type="pct" w:w="4907"/>
+        <w:tblLayout w:type="fixed"/>
         <w:tblLook w:firstRow="1" w:lastRow="0" w:firstColumn="0" w:lastColumn="0" w:noHBand="0" w:noVBand="0" w:val="0020"/>
-        <w:tblBorders>
-          <w:top w:val="single" w:sz="4" w:space="0" w:color="CBD5E0"/>
-          <w:left w:val="single" w:sz="4" w:space="0" w:color="CBD5E0"/>
-          <w:bottom w:val="single" w:sz="4" w:space="0" w:color="CBD5E0"/>
-          <w:right w:val="single" w:sz="4" w:space="0" w:color="CBD5E0"/>
-          <w:insideH w:val="single" w:sz="4" w:space="0" w:color="CBD5E0"/>
-          <w:insideV w:val="single" w:sz="4" w:space="0" w:color="CBD5E0"/>
-        </w:tblBorders>
       </w:tblPr>
       <w:tblGrid>
         <w:gridCol w:w="1702"/>
@@ -1854,82 +1179,37 @@
           <w:tblHeader w:val="on"/>
         </w:trPr>
         <w:tc>
-          <w:tcPr>
-            <w:tcMar>
-              <w:top w:w="40" w:type="dxa"/>
-              <w:bottom w:w="40" w:type="dxa"/>
-              <w:left w:w="60" w:type="dxa"/>
-              <w:right w:w="60" w:type="dxa"/>
-            </w:tcMar>
-            <w:shd w:fill="1A365D" w:val="clear"/>
-          </w:tcPr>
+          <w:tcPr/>
           <w:p>
             <w:pPr>
               <w:pStyle w:val="Compact"/>
-              <w:spacing w:before="0" w:after="40" w:line="264" w:lineRule="auto"/>
               <w:jc w:val="left"/>
             </w:pPr>
             <w:r>
-              <w:rPr>
-                <w:rFonts w:ascii="Calibri" w:hAnsi="Calibri"/>
-                <w:b/>
-                <w:color w:val="FFFFFF"/>
-                <w:sz w:val="18"/>
-              </w:rPr>
               <w:t xml:space="preserve">Module</w:t>
             </w:r>
           </w:p>
         </w:tc>
         <w:tc>
-          <w:tcPr>
-            <w:tcMar>
-              <w:top w:w="40" w:type="dxa"/>
-              <w:bottom w:w="40" w:type="dxa"/>
-              <w:left w:w="60" w:type="dxa"/>
-              <w:right w:w="60" w:type="dxa"/>
-            </w:tcMar>
-            <w:shd w:fill="1A365D" w:val="clear"/>
-          </w:tcPr>
+          <w:tcPr/>
           <w:p>
             <w:pPr>
               <w:pStyle w:val="Compact"/>
-              <w:spacing w:before="0" w:after="40" w:line="264" w:lineRule="auto"/>
               <w:jc w:val="left"/>
             </w:pPr>
             <w:r>
-              <w:rPr>
-                <w:rFonts w:ascii="Calibri" w:hAnsi="Calibri"/>
-                <w:b/>
-                <w:color w:val="FFFFFF"/>
-                <w:sz w:val="18"/>
-              </w:rPr>
               <w:t xml:space="preserve">Status</w:t>
             </w:r>
           </w:p>
         </w:tc>
         <w:tc>
-          <w:tcPr>
-            <w:tcMar>
-              <w:top w:w="40" w:type="dxa"/>
-              <w:bottom w:w="40" w:type="dxa"/>
-              <w:left w:w="60" w:type="dxa"/>
-              <w:right w:w="60" w:type="dxa"/>
-            </w:tcMar>
-            <w:shd w:fill="1A365D" w:val="clear"/>
-          </w:tcPr>
+          <w:tcPr/>
           <w:p>
             <w:pPr>
               <w:pStyle w:val="Compact"/>
-              <w:spacing w:before="0" w:after="40" w:line="264" w:lineRule="auto"/>
               <w:jc w:val="left"/>
             </w:pPr>
             <w:r>
-              <w:rPr>
-                <w:rFonts w:ascii="Calibri" w:hAnsi="Calibri"/>
-                <w:b/>
-                <w:color w:val="FFFFFF"/>
-                <w:sz w:val="18"/>
-              </w:rPr>
               <w:t xml:space="preserve">Doc</w:t>
             </w:r>
           </w:p>
@@ -1937,69 +1217,37 @@
       </w:tr>
       <w:tr>
         <w:tc>
-          <w:tcPr>
-            <w:tcMar>
-              <w:top w:w="40" w:type="dxa"/>
-              <w:bottom w:w="40" w:type="dxa"/>
-              <w:left w:w="60" w:type="dxa"/>
-              <w:right w:w="60" w:type="dxa"/>
-            </w:tcMar>
-          </w:tcPr>
+          <w:tcPr/>
           <w:p>
             <w:pPr>
               <w:pStyle w:val="Compact"/>
-              <w:spacing w:before="0" w:after="40" w:line="264" w:lineRule="auto"/>
               <w:jc w:val="left"/>
             </w:pPr>
             <w:r>
-              <w:rPr>
-                <w:rFonts w:ascii="Calibri" w:hAnsi="Calibri"/>
-                <w:sz w:val="18"/>
-              </w:rPr>
               <w:t xml:space="preserve">Authentication</w:t>
             </w:r>
           </w:p>
         </w:tc>
         <w:tc>
-          <w:tcPr>
-            <w:tcMar>
-              <w:top w:w="40" w:type="dxa"/>
-              <w:bottom w:w="40" w:type="dxa"/>
-              <w:left w:w="60" w:type="dxa"/>
-              <w:right w:w="60" w:type="dxa"/>
-            </w:tcMar>
-          </w:tcPr>
+          <w:tcPr/>
           <w:p>
             <w:pPr>
               <w:pStyle w:val="Compact"/>
-              <w:spacing w:before="0" w:after="40" w:line="264" w:lineRule="auto"/>
               <w:jc w:val="left"/>
             </w:pPr>
             <w:r>
-              <w:rPr>
-                <w:rFonts w:ascii="Calibri" w:hAnsi="Calibri"/>
-                <w:sz w:val="18"/>
-              </w:rPr>
               <w:t xml:space="preserve">Implemented</w:t>
             </w:r>
           </w:p>
         </w:tc>
         <w:tc>
-          <w:tcPr>
-            <w:tcMar>
-              <w:top w:w="40" w:type="dxa"/>
-              <w:bottom w:w="40" w:type="dxa"/>
-              <w:left w:w="60" w:type="dxa"/>
-              <w:right w:w="60" w:type="dxa"/>
-            </w:tcMar>
-          </w:tcPr>
+          <w:tcPr/>
           <w:p>
             <w:pPr>
               <w:pStyle w:val="Compact"/>
-              <w:spacing w:before="0" w:after="40" w:line="264" w:lineRule="auto"/>
               <w:jc w:val="left"/>
             </w:pPr>
-            <w:hyperlink r:id="rId23">
+            <w:hyperlink r:id="rId25">
               <w:r>
                 <w:rPr>
                   <w:rStyle w:val="Hyperlink"/>
@@ -2012,69 +1260,37 @@
       </w:tr>
       <w:tr>
         <w:tc>
-          <w:tcPr>
-            <w:tcMar>
-              <w:top w:w="40" w:type="dxa"/>
-              <w:bottom w:w="40" w:type="dxa"/>
-              <w:left w:w="60" w:type="dxa"/>
-              <w:right w:w="60" w:type="dxa"/>
-            </w:tcMar>
-          </w:tcPr>
+          <w:tcPr/>
           <w:p>
             <w:pPr>
               <w:pStyle w:val="Compact"/>
-              <w:spacing w:before="0" w:after="40" w:line="264" w:lineRule="auto"/>
               <w:jc w:val="left"/>
             </w:pPr>
             <w:r>
-              <w:rPr>
-                <w:rFonts w:ascii="Calibri" w:hAnsi="Calibri"/>
-                <w:sz w:val="18"/>
-              </w:rPr>
               <w:t xml:space="preserve">Customer</w:t>
             </w:r>
           </w:p>
         </w:tc>
         <w:tc>
-          <w:tcPr>
-            <w:tcMar>
-              <w:top w:w="40" w:type="dxa"/>
-              <w:bottom w:w="40" w:type="dxa"/>
-              <w:left w:w="60" w:type="dxa"/>
-              <w:right w:w="60" w:type="dxa"/>
-            </w:tcMar>
-          </w:tcPr>
+          <w:tcPr/>
           <w:p>
             <w:pPr>
               <w:pStyle w:val="Compact"/>
-              <w:spacing w:before="0" w:after="40" w:line="264" w:lineRule="auto"/>
               <w:jc w:val="left"/>
             </w:pPr>
             <w:r>
-              <w:rPr>
-                <w:rFonts w:ascii="Calibri" w:hAnsi="Calibri"/>
-                <w:sz w:val="18"/>
-              </w:rPr>
               <w:t xml:space="preserve">Implemented</w:t>
             </w:r>
           </w:p>
         </w:tc>
         <w:tc>
-          <w:tcPr>
-            <w:tcMar>
-              <w:top w:w="40" w:type="dxa"/>
-              <w:bottom w:w="40" w:type="dxa"/>
-              <w:left w:w="60" w:type="dxa"/>
-              <w:right w:w="60" w:type="dxa"/>
-            </w:tcMar>
-          </w:tcPr>
+          <w:tcPr/>
           <w:p>
             <w:pPr>
               <w:pStyle w:val="Compact"/>
-              <w:spacing w:before="0" w:after="40" w:line="264" w:lineRule="auto"/>
               <w:jc w:val="left"/>
             </w:pPr>
-            <w:hyperlink r:id="rId24">
+            <w:hyperlink r:id="rId26">
               <w:r>
                 <w:rPr>
                   <w:rStyle w:val="Hyperlink"/>
@@ -2087,69 +1303,37 @@
       </w:tr>
       <w:tr>
         <w:tc>
-          <w:tcPr>
-            <w:tcMar>
-              <w:top w:w="40" w:type="dxa"/>
-              <w:bottom w:w="40" w:type="dxa"/>
-              <w:left w:w="60" w:type="dxa"/>
-              <w:right w:w="60" w:type="dxa"/>
-            </w:tcMar>
-          </w:tcPr>
+          <w:tcPr/>
           <w:p>
             <w:pPr>
               <w:pStyle w:val="Compact"/>
-              <w:spacing w:before="0" w:after="40" w:line="264" w:lineRule="auto"/>
               <w:jc w:val="left"/>
             </w:pPr>
             <w:r>
-              <w:rPr>
-                <w:rFonts w:ascii="Calibri" w:hAnsi="Calibri"/>
-                <w:sz w:val="18"/>
-              </w:rPr>
               <w:t xml:space="preserve">Account</w:t>
             </w:r>
           </w:p>
         </w:tc>
         <w:tc>
-          <w:tcPr>
-            <w:tcMar>
-              <w:top w:w="40" w:type="dxa"/>
-              <w:bottom w:w="40" w:type="dxa"/>
-              <w:left w:w="60" w:type="dxa"/>
-              <w:right w:w="60" w:type="dxa"/>
-            </w:tcMar>
-          </w:tcPr>
+          <w:tcPr/>
           <w:p>
             <w:pPr>
               <w:pStyle w:val="Compact"/>
-              <w:spacing w:before="0" w:after="40" w:line="264" w:lineRule="auto"/>
               <w:jc w:val="left"/>
             </w:pPr>
             <w:r>
-              <w:rPr>
-                <w:rFonts w:ascii="Calibri" w:hAnsi="Calibri"/>
-                <w:sz w:val="18"/>
-              </w:rPr>
               <w:t xml:space="preserve">Implemented</w:t>
             </w:r>
           </w:p>
         </w:tc>
         <w:tc>
-          <w:tcPr>
-            <w:tcMar>
-              <w:top w:w="40" w:type="dxa"/>
-              <w:bottom w:w="40" w:type="dxa"/>
-              <w:left w:w="60" w:type="dxa"/>
-              <w:right w:w="60" w:type="dxa"/>
-            </w:tcMar>
-          </w:tcPr>
+          <w:tcPr/>
           <w:p>
             <w:pPr>
               <w:pStyle w:val="Compact"/>
-              <w:spacing w:before="0" w:after="40" w:line="264" w:lineRule="auto"/>
               <w:jc w:val="left"/>
             </w:pPr>
-            <w:hyperlink r:id="rId25">
+            <w:hyperlink r:id="rId27">
               <w:r>
                 <w:rPr>
                   <w:rStyle w:val="Hyperlink"/>
@@ -2162,69 +1346,37 @@
       </w:tr>
       <w:tr>
         <w:tc>
-          <w:tcPr>
-            <w:tcMar>
-              <w:top w:w="40" w:type="dxa"/>
-              <w:bottom w:w="40" w:type="dxa"/>
-              <w:left w:w="60" w:type="dxa"/>
-              <w:right w:w="60" w:type="dxa"/>
-            </w:tcMar>
-          </w:tcPr>
+          <w:tcPr/>
           <w:p>
             <w:pPr>
               <w:pStyle w:val="Compact"/>
-              <w:spacing w:before="0" w:after="40" w:line="264" w:lineRule="auto"/>
               <w:jc w:val="left"/>
             </w:pPr>
             <w:r>
-              <w:rPr>
-                <w:rFonts w:ascii="Calibri" w:hAnsi="Calibri"/>
-                <w:sz w:val="18"/>
-              </w:rPr>
               <w:t xml:space="preserve">Notification</w:t>
             </w:r>
           </w:p>
         </w:tc>
         <w:tc>
-          <w:tcPr>
-            <w:tcMar>
-              <w:top w:w="40" w:type="dxa"/>
-              <w:bottom w:w="40" w:type="dxa"/>
-              <w:left w:w="60" w:type="dxa"/>
-              <w:right w:w="60" w:type="dxa"/>
-            </w:tcMar>
-          </w:tcPr>
+          <w:tcPr/>
           <w:p>
             <w:pPr>
               <w:pStyle w:val="Compact"/>
-              <w:spacing w:before="0" w:after="40" w:line="264" w:lineRule="auto"/>
               <w:jc w:val="left"/>
             </w:pPr>
             <w:r>
-              <w:rPr>
-                <w:rFonts w:ascii="Calibri" w:hAnsi="Calibri"/>
-                <w:sz w:val="18"/>
-              </w:rPr>
               <w:t xml:space="preserve">Implemented</w:t>
             </w:r>
           </w:p>
         </w:tc>
         <w:tc>
-          <w:tcPr>
-            <w:tcMar>
-              <w:top w:w="40" w:type="dxa"/>
-              <w:bottom w:w="40" w:type="dxa"/>
-              <w:left w:w="60" w:type="dxa"/>
-              <w:right w:w="60" w:type="dxa"/>
-            </w:tcMar>
-          </w:tcPr>
+          <w:tcPr/>
           <w:p>
             <w:pPr>
               <w:pStyle w:val="Compact"/>
-              <w:spacing w:before="0" w:after="40" w:line="264" w:lineRule="auto"/>
               <w:jc w:val="left"/>
             </w:pPr>
-            <w:hyperlink r:id="rId26">
+            <w:hyperlink r:id="rId28">
               <w:r>
                 <w:rPr>
                   <w:rStyle w:val="Hyperlink"/>
@@ -2233,17 +1385,9 @@
               </w:r>
             </w:hyperlink>
             <w:r>
-              <w:rPr>
-                <w:rFonts w:ascii="Calibri" w:hAnsi="Calibri"/>
-                <w:sz w:val="18"/>
-              </w:rPr>
               <w:t xml:space="preserve"> </w:t>
             </w:r>
             <w:r>
-              <w:rPr>
-                <w:rFonts w:ascii="Calibri" w:hAnsi="Calibri"/>
-                <w:sz w:val="18"/>
-              </w:rPr>
               <w:t xml:space="preserve">(Kafka → email)</w:t>
             </w:r>
           </w:p>
@@ -2251,69 +1395,37 @@
       </w:tr>
       <w:tr>
         <w:tc>
-          <w:tcPr>
-            <w:tcMar>
-              <w:top w:w="40" w:type="dxa"/>
-              <w:bottom w:w="40" w:type="dxa"/>
-              <w:left w:w="60" w:type="dxa"/>
-              <w:right w:w="60" w:type="dxa"/>
-            </w:tcMar>
-          </w:tcPr>
+          <w:tcPr/>
           <w:p>
             <w:pPr>
               <w:pStyle w:val="Compact"/>
-              <w:spacing w:before="0" w:after="40" w:line="264" w:lineRule="auto"/>
               <w:jc w:val="left"/>
             </w:pPr>
             <w:r>
-              <w:rPr>
-                <w:rFonts w:ascii="Calibri" w:hAnsi="Calibri"/>
-                <w:sz w:val="18"/>
-              </w:rPr>
               <w:t xml:space="preserve">Employee</w:t>
             </w:r>
           </w:p>
         </w:tc>
         <w:tc>
-          <w:tcPr>
-            <w:tcMar>
-              <w:top w:w="40" w:type="dxa"/>
-              <w:bottom w:w="40" w:type="dxa"/>
-              <w:left w:w="60" w:type="dxa"/>
-              <w:right w:w="60" w:type="dxa"/>
-            </w:tcMar>
-          </w:tcPr>
+          <w:tcPr/>
           <w:p>
             <w:pPr>
               <w:pStyle w:val="Compact"/>
-              <w:spacing w:before="0" w:after="40" w:line="264" w:lineRule="auto"/>
               <w:jc w:val="left"/>
             </w:pPr>
             <w:r>
-              <w:rPr>
-                <w:rFonts w:ascii="Calibri" w:hAnsi="Calibri"/>
-                <w:sz w:val="18"/>
-              </w:rPr>
               <w:t xml:space="preserve">Implemented</w:t>
             </w:r>
           </w:p>
         </w:tc>
         <w:tc>
-          <w:tcPr>
-            <w:tcMar>
-              <w:top w:w="40" w:type="dxa"/>
-              <w:bottom w:w="40" w:type="dxa"/>
-              <w:left w:w="60" w:type="dxa"/>
-              <w:right w:w="60" w:type="dxa"/>
-            </w:tcMar>
-          </w:tcPr>
+          <w:tcPr/>
           <w:p>
             <w:pPr>
               <w:pStyle w:val="Compact"/>
-              <w:spacing w:before="0" w:after="40" w:line="264" w:lineRule="auto"/>
               <w:jc w:val="left"/>
             </w:pPr>
-            <w:hyperlink r:id="rId27">
+            <w:hyperlink r:id="rId29">
               <w:r>
                 <w:rPr>
                   <w:rStyle w:val="Hyperlink"/>
@@ -2321,74 +1433,48 @@
                 <w:t xml:space="preserve">MODULES/Employee.md</w:t>
               </w:r>
             </w:hyperlink>
+            <w:r>
+              <w:t xml:space="preserve"> </w:t>
+            </w:r>
+            <w:r>
+              <w:t xml:space="preserve">(multi-role staff)</w:t>
+            </w:r>
           </w:p>
         </w:tc>
       </w:tr>
       <w:tr>
         <w:tc>
-          <w:tcPr>
-            <w:tcMar>
-              <w:top w:w="40" w:type="dxa"/>
-              <w:bottom w:w="40" w:type="dxa"/>
-              <w:left w:w="60" w:type="dxa"/>
-              <w:right w:w="60" w:type="dxa"/>
-            </w:tcMar>
-          </w:tcPr>
+          <w:tcPr/>
           <w:p>
             <w:pPr>
               <w:pStyle w:val="Compact"/>
-              <w:spacing w:before="0" w:after="40" w:line="264" w:lineRule="auto"/>
               <w:jc w:val="left"/>
             </w:pPr>
             <w:r>
-              <w:rPr>
-                <w:rFonts w:ascii="Calibri" w:hAnsi="Calibri"/>
-                <w:sz w:val="18"/>
-              </w:rPr>
               <w:t xml:space="preserve">Transaction</w:t>
             </w:r>
           </w:p>
         </w:tc>
         <w:tc>
-          <w:tcPr>
-            <w:tcMar>
-              <w:top w:w="40" w:type="dxa"/>
-              <w:bottom w:w="40" w:type="dxa"/>
-              <w:left w:w="60" w:type="dxa"/>
-              <w:right w:w="60" w:type="dxa"/>
-            </w:tcMar>
-          </w:tcPr>
+          <w:tcPr/>
           <w:p>
             <w:pPr>
               <w:pStyle w:val="Compact"/>
-              <w:spacing w:before="0" w:after="40" w:line="264" w:lineRule="auto"/>
               <w:jc w:val="left"/>
             </w:pPr>
             <w:r>
-              <w:rPr>
-                <w:rFonts w:ascii="Calibri" w:hAnsi="Calibri"/>
-                <w:sz w:val="18"/>
-              </w:rPr>
-              <w:t xml:space="preserve">Partial</w:t>
+              <w:t xml:space="preserve">Implemented</w:t>
             </w:r>
           </w:p>
         </w:tc>
         <w:tc>
-          <w:tcPr>
-            <w:tcMar>
-              <w:top w:w="40" w:type="dxa"/>
-              <w:bottom w:w="40" w:type="dxa"/>
-              <w:left w:w="60" w:type="dxa"/>
-              <w:right w:w="60" w:type="dxa"/>
-            </w:tcMar>
-          </w:tcPr>
+          <w:tcPr/>
           <w:p>
             <w:pPr>
               <w:pStyle w:val="Compact"/>
-              <w:spacing w:before="0" w:after="40" w:line="264" w:lineRule="auto"/>
               <w:jc w:val="left"/>
             </w:pPr>
-            <w:hyperlink r:id="rId28">
+            <w:hyperlink r:id="rId30">
               <w:r>
                 <w:rPr>
                   <w:rStyle w:val="Hyperlink"/>
@@ -2397,129 +1483,212 @@
               </w:r>
             </w:hyperlink>
             <w:r>
-              <w:rPr>
-                <w:rFonts w:ascii="Calibri" w:hAnsi="Calibri"/>
-                <w:sz w:val="18"/>
-              </w:rPr>
               <w:t xml:space="preserve"> </w:t>
             </w:r>
             <w:r>
-              <w:rPr>
-                <w:rFonts w:ascii="Calibri" w:hAnsi="Calibri"/>
-                <w:sz w:val="18"/>
-              </w:rPr>
-              <w:t xml:space="preserve">(ledger via deposit/</w:t>
-            </w:r>
-            <w:r>
-              <w:rPr>
-                <w:rFonts w:ascii="Calibri" w:hAnsi="Calibri"/>
-                <w:sz w:val="18"/>
-              </w:rPr>
-              <w:t xml:space="preserve"> </w:t>
-            </w:r>
-            <w:r>
-              <w:rPr>
-                <w:rFonts w:ascii="Calibri" w:hAnsi="Calibri"/>
-                <w:sz w:val="18"/>
-              </w:rPr>
-              <w:t xml:space="preserve">withdraw/transfer)</w:t>
+              <w:t xml:space="preserve">(ledger + staff list UI)</w:t>
             </w:r>
           </w:p>
         </w:tc>
       </w:tr>
       <w:tr>
         <w:tc>
-          <w:tcPr>
-            <w:tcMar>
-              <w:top w:w="40" w:type="dxa"/>
-              <w:bottom w:w="40" w:type="dxa"/>
-              <w:left w:w="60" w:type="dxa"/>
-              <w:right w:w="60" w:type="dxa"/>
-            </w:tcMar>
-          </w:tcPr>
+          <w:tcPr/>
           <w:p>
             <w:pPr>
               <w:pStyle w:val="Compact"/>
-              <w:spacing w:before="0" w:after="40" w:line="264" w:lineRule="auto"/>
               <w:jc w:val="left"/>
             </w:pPr>
             <w:r>
-              <w:rPr>
-                <w:rFonts w:ascii="Calibri" w:hAnsi="Calibri"/>
-                <w:sz w:val="18"/>
-              </w:rPr>
+              <w:t xml:space="preserve">Portal &amp; approvals</w:t>
+            </w:r>
+          </w:p>
+        </w:tc>
+        <w:tc>
+          <w:tcPr/>
+          <w:p>
+            <w:pPr>
+              <w:pStyle w:val="Compact"/>
+              <w:jc w:val="left"/>
+            </w:pPr>
+            <w:r>
+              <w:t xml:space="preserve">Implemented</w:t>
+            </w:r>
+          </w:p>
+        </w:tc>
+        <w:tc>
+          <w:tcPr/>
+          <w:p>
+            <w:pPr>
+              <w:pStyle w:val="Compact"/>
+              <w:jc w:val="left"/>
+            </w:pPr>
+            <w:hyperlink r:id="rId31">
+              <w:r>
+                <w:rPr>
+                  <w:rStyle w:val="Hyperlink"/>
+                </w:rPr>
+                <w:t xml:space="preserve">MODULES/Portal.md</w:t>
+              </w:r>
+            </w:hyperlink>
+            <w:r>
+              <w:t xml:space="preserve"> </w:t>
+            </w:r>
+            <w:r>
+              <w:t xml:space="preserve">(beneficiaries, pending</w:t>
+            </w:r>
+            <w:r>
+              <w:t xml:space="preserve"> </w:t>
+            </w:r>
+            <w:r>
+              <w:t xml:space="preserve">transfers)</w:t>
+            </w:r>
+          </w:p>
+        </w:tc>
+      </w:tr>
+      <w:tr>
+        <w:tc>
+          <w:tcPr/>
+          <w:p>
+            <w:pPr>
+              <w:pStyle w:val="Compact"/>
+              <w:jc w:val="left"/>
+            </w:pPr>
+            <w:r>
+              <w:t xml:space="preserve">Reports</w:t>
+            </w:r>
+          </w:p>
+        </w:tc>
+        <w:tc>
+          <w:tcPr/>
+          <w:p>
+            <w:pPr>
+              <w:pStyle w:val="Compact"/>
+              <w:jc w:val="left"/>
+            </w:pPr>
+            <w:r>
+              <w:t xml:space="preserve">Implemented</w:t>
+            </w:r>
+          </w:p>
+        </w:tc>
+        <w:tc>
+          <w:tcPr/>
+          <w:p>
+            <w:pPr>
+              <w:pStyle w:val="Compact"/>
+              <w:jc w:val="left"/>
+            </w:pPr>
+            <w:hyperlink r:id="rId32">
+              <w:r>
+                <w:rPr>
+                  <w:rStyle w:val="Hyperlink"/>
+                </w:rPr>
+                <w:t xml:space="preserve">MODULES/Reports.md</w:t>
+              </w:r>
+            </w:hyperlink>
+            <w:r>
+              <w:t xml:space="preserve"> </w:t>
+            </w:r>
+            <w:r>
+              <w:t xml:space="preserve">(charts + PDF)</w:t>
+            </w:r>
+          </w:p>
+        </w:tc>
+      </w:tr>
+      <w:tr>
+        <w:tc>
+          <w:tcPr/>
+          <w:p>
+            <w:pPr>
+              <w:pStyle w:val="Compact"/>
+              <w:jc w:val="left"/>
+            </w:pPr>
+            <w:r>
+              <w:t xml:space="preserve">Audit</w:t>
+            </w:r>
+          </w:p>
+        </w:tc>
+        <w:tc>
+          <w:tcPr/>
+          <w:p>
+            <w:pPr>
+              <w:pStyle w:val="Compact"/>
+              <w:jc w:val="left"/>
+            </w:pPr>
+            <w:r>
+              <w:t xml:space="preserve">Implemented</w:t>
+            </w:r>
+          </w:p>
+        </w:tc>
+        <w:tc>
+          <w:tcPr/>
+          <w:p>
+            <w:pPr>
+              <w:pStyle w:val="Compact"/>
+              <w:jc w:val="left"/>
+            </w:pPr>
+            <w:hyperlink r:id="rId33">
+              <w:r>
+                <w:rPr>
+                  <w:rStyle w:val="Hyperlink"/>
+                </w:rPr>
+                <w:t xml:space="preserve">MODULES/Audit.md</w:t>
+              </w:r>
+            </w:hyperlink>
+            <w:r>
+              <w:t xml:space="preserve"> </w:t>
+            </w:r>
+            <w:r>
+              <w:t xml:space="preserve">(event trail + backfill)</w:t>
+            </w:r>
+          </w:p>
+        </w:tc>
+      </w:tr>
+      <w:tr>
+        <w:tc>
+          <w:tcPr/>
+          <w:p>
+            <w:pPr>
+              <w:pStyle w:val="Compact"/>
+              <w:jc w:val="left"/>
+            </w:pPr>
+            <w:r>
               <w:t xml:space="preserve">Branch</w:t>
             </w:r>
           </w:p>
         </w:tc>
         <w:tc>
-          <w:tcPr>
-            <w:tcMar>
-              <w:top w:w="40" w:type="dxa"/>
-              <w:bottom w:w="40" w:type="dxa"/>
-              <w:left w:w="60" w:type="dxa"/>
-              <w:right w:w="60" w:type="dxa"/>
-            </w:tcMar>
-          </w:tcPr>
+          <w:tcPr/>
           <w:p>
             <w:pPr>
               <w:pStyle w:val="Compact"/>
-              <w:spacing w:before="0" w:after="40" w:line="264" w:lineRule="auto"/>
               <w:jc w:val="left"/>
             </w:pPr>
             <w:r>
-              <w:rPr>
-                <w:rFonts w:ascii="Calibri" w:hAnsi="Calibri"/>
-                <w:sz w:val="18"/>
-              </w:rPr>
               <w:t xml:space="preserve">Not implemented</w:t>
             </w:r>
             <w:r>
-              <w:rPr>
-                <w:rFonts w:ascii="Calibri" w:hAnsi="Calibri"/>
-                <w:sz w:val="18"/>
-              </w:rPr>
               <w:t xml:space="preserve"> </w:t>
             </w:r>
             <w:r>
-              <w:rPr>
-                <w:rFonts w:ascii="Calibri" w:hAnsi="Calibri"/>
-                <w:sz w:val="18"/>
-              </w:rPr>
               <w:t xml:space="preserve">(branch code string</w:t>
             </w:r>
             <w:r>
-              <w:rPr>
-                <w:rFonts w:ascii="Calibri" w:hAnsi="Calibri"/>
-                <w:sz w:val="18"/>
-              </w:rPr>
               <w:t xml:space="preserve"> </w:t>
             </w:r>
             <w:r>
-              <w:rPr>
-                <w:rFonts w:ascii="Calibri" w:hAnsi="Calibri"/>
-                <w:sz w:val="18"/>
-              </w:rPr>
               <w:t xml:space="preserve">only)</w:t>
             </w:r>
           </w:p>
         </w:tc>
         <w:tc>
-          <w:tcPr>
-            <w:tcMar>
-              <w:top w:w="40" w:type="dxa"/>
-              <w:bottom w:w="40" w:type="dxa"/>
-              <w:left w:w="60" w:type="dxa"/>
-              <w:right w:w="60" w:type="dxa"/>
-            </w:tcMar>
-          </w:tcPr>
+          <w:tcPr/>
           <w:p>
             <w:pPr>
               <w:pStyle w:val="Compact"/>
-              <w:spacing w:before="0" w:after="40" w:line="264" w:lineRule="auto"/>
               <w:jc w:val="left"/>
             </w:pPr>
-            <w:hyperlink r:id="rId29">
+            <w:hyperlink r:id="rId34">
               <w:r>
                 <w:rPr>
                   <w:rStyle w:val="Hyperlink"/>
@@ -2532,105 +1701,55 @@
       </w:tr>
       <w:tr>
         <w:tc>
-          <w:tcPr>
-            <w:tcMar>
-              <w:top w:w="40" w:type="dxa"/>
-              <w:bottom w:w="40" w:type="dxa"/>
-              <w:left w:w="60" w:type="dxa"/>
-              <w:right w:w="60" w:type="dxa"/>
-            </w:tcMar>
-          </w:tcPr>
+          <w:tcPr/>
           <w:p>
             <w:pPr>
               <w:pStyle w:val="Compact"/>
-              <w:spacing w:before="0" w:after="40" w:line="264" w:lineRule="auto"/>
               <w:jc w:val="left"/>
             </w:pPr>
             <w:r>
-              <w:rPr>
-                <w:rFonts w:ascii="Calibri" w:hAnsi="Calibri"/>
-                <w:sz w:val="18"/>
-              </w:rPr>
               <w:t xml:space="preserve">Loan</w:t>
             </w:r>
           </w:p>
         </w:tc>
         <w:tc>
-          <w:tcPr>
-            <w:tcMar>
-              <w:top w:w="40" w:type="dxa"/>
-              <w:bottom w:w="40" w:type="dxa"/>
-              <w:left w:w="60" w:type="dxa"/>
-              <w:right w:w="60" w:type="dxa"/>
-            </w:tcMar>
-          </w:tcPr>
+          <w:tcPr/>
           <w:p>
             <w:pPr>
               <w:pStyle w:val="Compact"/>
-              <w:spacing w:before="0" w:after="40" w:line="264" w:lineRule="auto"/>
               <w:jc w:val="left"/>
             </w:pPr>
             <w:r>
-              <w:rPr>
-                <w:rFonts w:ascii="Calibri" w:hAnsi="Calibri"/>
-                <w:sz w:val="18"/>
-              </w:rPr>
               <w:t xml:space="preserve">Partial</w:t>
             </w:r>
             <w:r>
-              <w:rPr>
-                <w:rFonts w:ascii="Calibri" w:hAnsi="Calibri"/>
-                <w:sz w:val="18"/>
-              </w:rPr>
               <w:t xml:space="preserve"> </w:t>
             </w:r>
             <w:r>
-              <w:rPr>
-                <w:rFonts w:ascii="Calibri" w:hAnsi="Calibri"/>
-                <w:sz w:val="18"/>
-              </w:rPr>
               <w:t xml:space="preserve">(</w:t>
             </w:r>
             <w:r>
               <w:rPr>
                 <w:rStyle w:val="VerbatimChar"/>
-                <w:rFonts w:ascii="Calibri" w:hAnsi="Calibri"/>
-                <w:sz w:val="18"/>
               </w:rPr>
               <w:t xml:space="preserve">AccountType.LOAN</w:t>
             </w:r>
             <w:r>
-              <w:rPr>
-                <w:rFonts w:ascii="Calibri" w:hAnsi="Calibri"/>
-                <w:sz w:val="18"/>
-              </w:rPr>
               <w:t xml:space="preserve"> </w:t>
             </w:r>
             <w:r>
-              <w:rPr>
-                <w:rFonts w:ascii="Calibri" w:hAnsi="Calibri"/>
-                <w:sz w:val="18"/>
-              </w:rPr>
               <w:t xml:space="preserve">only)</w:t>
             </w:r>
           </w:p>
         </w:tc>
         <w:tc>
-          <w:tcPr>
-            <w:tcMar>
-              <w:top w:w="40" w:type="dxa"/>
-              <w:bottom w:w="40" w:type="dxa"/>
-              <w:left w:w="60" w:type="dxa"/>
-              <w:right w:w="60" w:type="dxa"/>
-            </w:tcMar>
-          </w:tcPr>
+          <w:tcPr/>
           <w:p>
             <w:pPr>
               <w:pStyle w:val="Compact"/>
-              <w:spacing w:before="0" w:after="40" w:line="264" w:lineRule="auto"/>
               <w:jc w:val="left"/>
             </w:pPr>
-            <w:hyperlink r:id="rId30">
+            <w:hyperlink r:id="rId35">
               <w:r>
                 <w:rPr>
                   <w:rStyle w:val="Hyperlink"/>
@@ -2641,160 +1760,10 @@
           </w:p>
         </w:tc>
       </w:tr>
-      <w:tr>
-        <w:tc>
-          <w:tcPr>
-            <w:tcMar>
-              <w:top w:w="40" w:type="dxa"/>
-              <w:bottom w:w="40" w:type="dxa"/>
-              <w:left w:w="60" w:type="dxa"/>
-              <w:right w:w="60" w:type="dxa"/>
-            </w:tcMar>
-          </w:tcPr>
-          <w:p>
-            <w:pPr>
-              <w:pStyle w:val="Compact"/>
-              <w:spacing w:before="0" w:after="40" w:line="264" w:lineRule="auto"/>
-              <w:jc w:val="left"/>
-            </w:pPr>
-            <w:r>
-              <w:rPr>
-                <w:rFonts w:ascii="Calibri" w:hAnsi="Calibri"/>
-                <w:sz w:val="18"/>
-              </w:rPr>
-              <w:t xml:space="preserve">Reports</w:t>
-            </w:r>
-          </w:p>
-        </w:tc>
-        <w:tc>
-          <w:tcPr>
-            <w:tcMar>
-              <w:top w:w="40" w:type="dxa"/>
-              <w:bottom w:w="40" w:type="dxa"/>
-              <w:left w:w="60" w:type="dxa"/>
-              <w:right w:w="60" w:type="dxa"/>
-            </w:tcMar>
-          </w:tcPr>
-          <w:p>
-            <w:pPr>
-              <w:pStyle w:val="Compact"/>
-              <w:spacing w:before="0" w:after="40" w:line="264" w:lineRule="auto"/>
-              <w:jc w:val="left"/>
-            </w:pPr>
-            <w:r>
-              <w:rPr>
-                <w:rFonts w:ascii="Calibri" w:hAnsi="Calibri"/>
-                <w:sz w:val="18"/>
-              </w:rPr>
-              <w:t xml:space="preserve">Stub</w:t>
-            </w:r>
-          </w:p>
-        </w:tc>
-        <w:tc>
-          <w:tcPr>
-            <w:tcMar>
-              <w:top w:w="40" w:type="dxa"/>
-              <w:bottom w:w="40" w:type="dxa"/>
-              <w:left w:w="60" w:type="dxa"/>
-              <w:right w:w="60" w:type="dxa"/>
-            </w:tcMar>
-          </w:tcPr>
-          <w:p>
-            <w:pPr>
-              <w:pStyle w:val="Compact"/>
-              <w:spacing w:before="0" w:after="40" w:line="264" w:lineRule="auto"/>
-              <w:jc w:val="left"/>
-            </w:pPr>
-            <w:hyperlink r:id="rId31">
-              <w:r>
-                <w:rPr>
-                  <w:rStyle w:val="Hyperlink"/>
-                </w:rPr>
-                <w:t xml:space="preserve">MODULES/Reports.md</w:t>
-              </w:r>
-            </w:hyperlink>
-          </w:p>
-        </w:tc>
-      </w:tr>
-      <w:tr>
-        <w:tc>
-          <w:tcPr>
-            <w:tcMar>
-              <w:top w:w="40" w:type="dxa"/>
-              <w:bottom w:w="40" w:type="dxa"/>
-              <w:left w:w="60" w:type="dxa"/>
-              <w:right w:w="60" w:type="dxa"/>
-            </w:tcMar>
-          </w:tcPr>
-          <w:p>
-            <w:pPr>
-              <w:pStyle w:val="Compact"/>
-              <w:spacing w:before="0" w:after="40" w:line="264" w:lineRule="auto"/>
-              <w:jc w:val="left"/>
-            </w:pPr>
-            <w:r>
-              <w:rPr>
-                <w:rFonts w:ascii="Calibri" w:hAnsi="Calibri"/>
-                <w:sz w:val="18"/>
-              </w:rPr>
-              <w:t xml:space="preserve">Audit</w:t>
-            </w:r>
-          </w:p>
-        </w:tc>
-        <w:tc>
-          <w:tcPr>
-            <w:tcMar>
-              <w:top w:w="40" w:type="dxa"/>
-              <w:bottom w:w="40" w:type="dxa"/>
-              <w:left w:w="60" w:type="dxa"/>
-              <w:right w:w="60" w:type="dxa"/>
-            </w:tcMar>
-          </w:tcPr>
-          <w:p>
-            <w:pPr>
-              <w:pStyle w:val="Compact"/>
-              <w:spacing w:before="0" w:after="40" w:line="264" w:lineRule="auto"/>
-              <w:jc w:val="left"/>
-            </w:pPr>
-            <w:r>
-              <w:rPr>
-                <w:rFonts w:ascii="Calibri" w:hAnsi="Calibri"/>
-                <w:sz w:val="18"/>
-              </w:rPr>
-              <w:t xml:space="preserve">Partial infra only</w:t>
-            </w:r>
-          </w:p>
-        </w:tc>
-        <w:tc>
-          <w:tcPr>
-            <w:tcMar>
-              <w:top w:w="40" w:type="dxa"/>
-              <w:bottom w:w="40" w:type="dxa"/>
-              <w:left w:w="60" w:type="dxa"/>
-              <w:right w:w="60" w:type="dxa"/>
-            </w:tcMar>
-          </w:tcPr>
-          <w:p>
-            <w:pPr>
-              <w:pStyle w:val="Compact"/>
-              <w:spacing w:before="0" w:after="40" w:line="264" w:lineRule="auto"/>
-              <w:jc w:val="left"/>
-            </w:pPr>
-            <w:hyperlink r:id="rId32">
-              <w:r>
-                <w:rPr>
-                  <w:rStyle w:val="Hyperlink"/>
-                </w:rPr>
-                <w:t xml:space="preserve">MODULES/Audit.md</w:t>
-              </w:r>
-            </w:hyperlink>
-          </w:p>
-        </w:tc>
-      </w:tr>
     </w:tbl>
-    <w:bookmarkEnd w:id="33"/>
-    <w:bookmarkEnd w:id="34"/>
-    <w:bookmarkStart w:id="35" w:name="documentation-ownership-rule"/>
+    <w:bookmarkEnd w:id="36"/>
+    <w:bookmarkEnd w:id="37"/>
+    <w:bookmarkStart w:id="38" w:name="documentation-ownership-rule"/>
     <w:p>
       <w:pPr>
         <w:pStyle w:val="Heading2"/>
@@ -2806,8 +1775,6 @@
     <w:p>
       <w:pPr>
         <w:pStyle w:val="FirstParagraph"/>
-        <w:spacing w:after="160" w:line="276" w:lineRule="auto"/>
-        <w:jc w:val="left"/>
       </w:pPr>
       <w:r>
         <w:t xml:space="preserve">Whenever code changes, update the affected docs</w:t>
@@ -2856,8 +1823,8 @@
         <w:t xml:space="preserve">.</w:t>
       </w:r>
     </w:p>
-    <w:bookmarkEnd w:id="35"/>
-    <w:bookmarkEnd w:id="36"/>
+    <w:bookmarkEnd w:id="38"/>
+    <w:bookmarkEnd w:id="39"/>
     <w:sectPr>
       <w:pgSz w:h="16838" w:w="11906"/>
       <w:pgMar w:bottom="1134" w:footer="720" w:gutter="0" w:header="720" w:left="1247" w:right="1247" w:top="1134"/>

--- a/docs/README.docx
+++ b/docs/README.docx
@@ -10,7 +10,7 @@
         <w:t xml:space="preserve">README</w:t>
       </w:r>
     </w:p>
-    <w:bookmarkStart w:id="39" w:name="bankone-documentation"/>
+    <w:bookmarkStart w:id="40" w:name="bankone-documentation"/>
     <w:p>
       <w:pPr>
         <w:pStyle w:val="Heading1"/>
@@ -22,6 +22,8 @@
     <w:p>
       <w:pPr>
         <w:pStyle w:val="FirstParagraph"/>
+        <w:spacing w:after="160" w:line="276" w:lineRule="auto"/>
+        <w:jc w:val="left"/>
       </w:pPr>
       <w:r>
         <w:t xml:space="preserve">Living documentation for the BankOne core banking platform.</w:t>
@@ -75,9 +77,17 @@
     <w:tbl>
       <w:tblPr>
         <w:tblStyle w:val="Table"/>
-        <w:tblW w:type="pct" w:w="4306"/>
-        <w:tblLayout w:type="fixed"/>
+        <w:tblW w:type="pct" w:w="5000"/>
+        <w:tblLayout w:type="autofit"/>
         <w:tblLook w:firstRow="1" w:lastRow="0" w:firstColumn="0" w:lastColumn="0" w:noHBand="0" w:noVBand="0" w:val="0020"/>
+        <w:tblBorders>
+          <w:top w:val="single" w:sz="4" w:space="0" w:color="CBD5E0"/>
+          <w:left w:val="single" w:sz="4" w:space="0" w:color="CBD5E0"/>
+          <w:bottom w:val="single" w:sz="4" w:space="0" w:color="CBD5E0"/>
+          <w:right w:val="single" w:sz="4" w:space="0" w:color="CBD5E0"/>
+          <w:insideH w:val="single" w:sz="4" w:space="0" w:color="CBD5E0"/>
+          <w:insideV w:val="single" w:sz="4" w:space="0" w:color="CBD5E0"/>
+        </w:tblBorders>
       </w:tblPr>
       <w:tblGrid>
         <w:gridCol w:w="3410"/>
@@ -88,25 +98,67 @@
           <w:tblHeader w:val="on"/>
         </w:trPr>
         <w:tc>
-          <w:tcPr/>
+          <w:tcPr>
+            <w:tcMar>
+              <w:top w:w="40" w:type="dxa"/>
+              <w:bottom w:w="40" w:type="dxa"/>
+              <w:left w:w="60" w:type="dxa"/>
+              <w:right w:w="60" w:type="dxa"/>
+            </w:tcMar>
+            <w:shd w:fill="1A365D" w:val="clear"/>
+            <w:tcMar>
+              <w:top w:w="40" w:type="dxa"/>
+              <w:bottom w:w="40" w:type="dxa"/>
+              <w:left w:w="60" w:type="dxa"/>
+              <w:right w:w="60" w:type="dxa"/>
+            </w:tcMar>
+          </w:tcPr>
           <w:p>
             <w:pPr>
               <w:pStyle w:val="Compact"/>
+              <w:spacing w:before="0" w:after="40" w:line="264" w:lineRule="auto"/>
               <w:jc w:val="left"/>
             </w:pPr>
             <w:r>
+              <w:rPr>
+                <w:rFonts w:ascii="Calibri" w:hAnsi="Calibri"/>
+                <w:b/>
+                <w:color w:val="FFFFFF"/>
+                <w:sz w:val="18"/>
+              </w:rPr>
               <w:t xml:space="preserve">Path</w:t>
             </w:r>
           </w:p>
         </w:tc>
         <w:tc>
-          <w:tcPr/>
+          <w:tcPr>
+            <w:tcMar>
+              <w:top w:w="40" w:type="dxa"/>
+              <w:bottom w:w="40" w:type="dxa"/>
+              <w:left w:w="60" w:type="dxa"/>
+              <w:right w:w="60" w:type="dxa"/>
+            </w:tcMar>
+            <w:shd w:fill="1A365D" w:val="clear"/>
+            <w:tcMar>
+              <w:top w:w="40" w:type="dxa"/>
+              <w:bottom w:w="40" w:type="dxa"/>
+              <w:left w:w="60" w:type="dxa"/>
+              <w:right w:w="60" w:type="dxa"/>
+            </w:tcMar>
+          </w:tcPr>
           <w:p>
             <w:pPr>
               <w:pStyle w:val="Compact"/>
+              <w:spacing w:before="0" w:after="40" w:line="264" w:lineRule="auto"/>
               <w:jc w:val="left"/>
             </w:pPr>
             <w:r>
+              <w:rPr>
+                <w:rFonts w:ascii="Calibri" w:hAnsi="Calibri"/>
+                <w:b/>
+                <w:color w:val="FFFFFF"/>
+                <w:sz w:val="18"/>
+              </w:rPr>
               <w:t xml:space="preserve">Description</w:t>
             </w:r>
           </w:p>
@@ -114,34 +166,76 @@
       </w:tr>
       <w:tr>
         <w:tc>
-          <w:tcPr/>
+          <w:tcPr>
+            <w:tcMar>
+              <w:top w:w="40" w:type="dxa"/>
+              <w:bottom w:w="40" w:type="dxa"/>
+              <w:left w:w="60" w:type="dxa"/>
+              <w:right w:w="60" w:type="dxa"/>
+            </w:tcMar>
+            <w:tcMar>
+              <w:top w:w="40" w:type="dxa"/>
+              <w:bottom w:w="40" w:type="dxa"/>
+              <w:left w:w="60" w:type="dxa"/>
+              <w:right w:w="60" w:type="dxa"/>
+            </w:tcMar>
+          </w:tcPr>
           <w:p>
             <w:pPr>
               <w:pStyle w:val="Compact"/>
+              <w:spacing w:before="0" w:after="40" w:line="264" w:lineRule="auto"/>
               <w:jc w:val="left"/>
             </w:pPr>
             <w:r>
               <w:rPr>
                 <w:rStyle w:val="VerbatimChar"/>
+                <w:rFonts w:ascii="Calibri" w:hAnsi="Calibri"/>
+                <w:sz w:val="18"/>
               </w:rPr>
               <w:t xml:space="preserve">BankOne-BackEnd/</w:t>
             </w:r>
           </w:p>
         </w:tc>
         <w:tc>
-          <w:tcPr/>
+          <w:tcPr>
+            <w:tcMar>
+              <w:top w:w="40" w:type="dxa"/>
+              <w:bottom w:w="40" w:type="dxa"/>
+              <w:left w:w="60" w:type="dxa"/>
+              <w:right w:w="60" w:type="dxa"/>
+            </w:tcMar>
+            <w:tcMar>
+              <w:top w:w="40" w:type="dxa"/>
+              <w:bottom w:w="40" w:type="dxa"/>
+              <w:left w:w="60" w:type="dxa"/>
+              <w:right w:w="60" w:type="dxa"/>
+            </w:tcMar>
+          </w:tcPr>
           <w:p>
             <w:pPr>
               <w:pStyle w:val="Compact"/>
+              <w:spacing w:before="0" w:after="40" w:line="264" w:lineRule="auto"/>
               <w:jc w:val="left"/>
             </w:pPr>
             <w:r>
+              <w:rPr>
+                <w:rFonts w:ascii="Calibri" w:hAnsi="Calibri"/>
+                <w:sz w:val="18"/>
+              </w:rPr>
               <w:t xml:space="preserve">Spring Boot 4 / Java 21</w:t>
             </w:r>
             <w:r>
+              <w:rPr>
+                <w:rFonts w:ascii="Calibri" w:hAnsi="Calibri"/>
+                <w:sz w:val="18"/>
+              </w:rPr>
               <w:t xml:space="preserve"> </w:t>
             </w:r>
             <w:r>
+              <w:rPr>
+                <w:rFonts w:ascii="Calibri" w:hAnsi="Calibri"/>
+                <w:sz w:val="18"/>
+              </w:rPr>
               <w:t xml:space="preserve">backend (WAR, Open Liberty)</w:t>
             </w:r>
           </w:p>
@@ -149,46 +243,98 @@
       </w:tr>
       <w:tr>
         <w:tc>
-          <w:tcPr/>
+          <w:tcPr>
+            <w:tcMar>
+              <w:top w:w="40" w:type="dxa"/>
+              <w:bottom w:w="40" w:type="dxa"/>
+              <w:left w:w="60" w:type="dxa"/>
+              <w:right w:w="60" w:type="dxa"/>
+            </w:tcMar>
+            <w:tcMar>
+              <w:top w:w="40" w:type="dxa"/>
+              <w:bottom w:w="40" w:type="dxa"/>
+              <w:left w:w="60" w:type="dxa"/>
+              <w:right w:w="60" w:type="dxa"/>
+            </w:tcMar>
+          </w:tcPr>
           <w:p>
             <w:pPr>
               <w:pStyle w:val="Compact"/>
+              <w:spacing w:before="0" w:after="40" w:line="264" w:lineRule="auto"/>
               <w:jc w:val="left"/>
             </w:pPr>
             <w:r>
               <w:rPr>
                 <w:rStyle w:val="VerbatimChar"/>
+                <w:rFonts w:ascii="Calibri" w:hAnsi="Calibri"/>
+                <w:sz w:val="18"/>
               </w:rPr>
               <w:t xml:space="preserve">BankOne-Frontend/</w:t>
             </w:r>
           </w:p>
         </w:tc>
         <w:tc>
-          <w:tcPr/>
+          <w:tcPr>
+            <w:tcMar>
+              <w:top w:w="40" w:type="dxa"/>
+              <w:bottom w:w="40" w:type="dxa"/>
+              <w:left w:w="60" w:type="dxa"/>
+              <w:right w:w="60" w:type="dxa"/>
+            </w:tcMar>
+            <w:tcMar>
+              <w:top w:w="40" w:type="dxa"/>
+              <w:bottom w:w="40" w:type="dxa"/>
+              <w:left w:w="60" w:type="dxa"/>
+              <w:right w:w="60" w:type="dxa"/>
+            </w:tcMar>
+          </w:tcPr>
           <w:p>
             <w:pPr>
               <w:pStyle w:val="Compact"/>
+              <w:spacing w:before="0" w:after="40" w:line="264" w:lineRule="auto"/>
               <w:jc w:val="left"/>
             </w:pPr>
             <w:r>
+              <w:rPr>
+                <w:rFonts w:ascii="Calibri" w:hAnsi="Calibri"/>
+                <w:sz w:val="18"/>
+              </w:rPr>
               <w:t xml:space="preserve">Angular frontend (</w:t>
             </w:r>
             <w:r>
               <w:rPr>
                 <w:rStyle w:val="VerbatimChar"/>
+                <w:rFonts w:ascii="Calibri" w:hAnsi="Calibri"/>
+                <w:sz w:val="18"/>
               </w:rPr>
               <w:t xml:space="preserve">ng serve</w:t>
             </w:r>
             <w:r>
+              <w:rPr>
+                <w:rFonts w:ascii="Calibri" w:hAnsi="Calibri"/>
+                <w:sz w:val="18"/>
+              </w:rPr>
               <w:t xml:space="preserve"> </w:t>
             </w:r>
             <w:r>
+              <w:rPr>
+                <w:rFonts w:ascii="Calibri" w:hAnsi="Calibri"/>
+                <w:sz w:val="18"/>
+              </w:rPr>
               <w:t xml:space="preserve">→</w:t>
             </w:r>
             <w:r>
+              <w:rPr>
+                <w:rFonts w:ascii="Calibri" w:hAnsi="Calibri"/>
+                <w:sz w:val="18"/>
+              </w:rPr>
               <w:t xml:space="preserve"> </w:t>
             </w:r>
             <w:r>
+              <w:rPr>
+                <w:rFonts w:ascii="Calibri" w:hAnsi="Calibri"/>
+                <w:sz w:val="18"/>
+              </w:rPr>
               <w:t xml:space="preserve">port 4200)</w:t>
             </w:r>
           </w:p>
@@ -196,28 +342,62 @@
       </w:tr>
       <w:tr>
         <w:tc>
-          <w:tcPr/>
+          <w:tcPr>
+            <w:tcMar>
+              <w:top w:w="40" w:type="dxa"/>
+              <w:bottom w:w="40" w:type="dxa"/>
+              <w:left w:w="60" w:type="dxa"/>
+              <w:right w:w="60" w:type="dxa"/>
+            </w:tcMar>
+            <w:tcMar>
+              <w:top w:w="40" w:type="dxa"/>
+              <w:bottom w:w="40" w:type="dxa"/>
+              <w:left w:w="60" w:type="dxa"/>
+              <w:right w:w="60" w:type="dxa"/>
+            </w:tcMar>
+          </w:tcPr>
           <w:p>
             <w:pPr>
               <w:pStyle w:val="Compact"/>
+              <w:spacing w:before="0" w:after="40" w:line="264" w:lineRule="auto"/>
               <w:jc w:val="left"/>
             </w:pPr>
             <w:r>
               <w:rPr>
                 <w:rStyle w:val="VerbatimChar"/>
+                <w:rFonts w:ascii="Calibri" w:hAnsi="Calibri"/>
+                <w:sz w:val="18"/>
               </w:rPr>
               <w:t xml:space="preserve">docs/</w:t>
             </w:r>
           </w:p>
         </w:tc>
         <w:tc>
-          <w:tcPr/>
+          <w:tcPr>
+            <w:tcMar>
+              <w:top w:w="40" w:type="dxa"/>
+              <w:bottom w:w="40" w:type="dxa"/>
+              <w:left w:w="60" w:type="dxa"/>
+              <w:right w:w="60" w:type="dxa"/>
+            </w:tcMar>
+            <w:tcMar>
+              <w:top w:w="40" w:type="dxa"/>
+              <w:bottom w:w="40" w:type="dxa"/>
+              <w:left w:w="60" w:type="dxa"/>
+              <w:right w:w="60" w:type="dxa"/>
+            </w:tcMar>
+          </w:tcPr>
           <w:p>
             <w:pPr>
               <w:pStyle w:val="Compact"/>
+              <w:spacing w:before="0" w:after="40" w:line="264" w:lineRule="auto"/>
               <w:jc w:val="left"/>
             </w:pPr>
             <w:r>
+              <w:rPr>
+                <w:rFonts w:ascii="Calibri" w:hAnsi="Calibri"/>
+                <w:sz w:val="18"/>
+              </w:rPr>
               <w:t xml:space="preserve">This documentation set</w:t>
             </w:r>
           </w:p>
@@ -237,9 +417,17 @@
     <w:tbl>
       <w:tblPr>
         <w:tblStyle w:val="Table"/>
-        <w:tblW w:type="pct" w:w="4885"/>
-        <w:tblLayout w:type="fixed"/>
+        <w:tblW w:type="pct" w:w="5000"/>
+        <w:tblLayout w:type="autofit"/>
         <w:tblLook w:firstRow="1" w:lastRow="0" w:firstColumn="0" w:lastColumn="0" w:noHBand="0" w:noVBand="0" w:val="0020"/>
+        <w:tblBorders>
+          <w:top w:val="single" w:sz="4" w:space="0" w:color="CBD5E0"/>
+          <w:left w:val="single" w:sz="4" w:space="0" w:color="CBD5E0"/>
+          <w:bottom w:val="single" w:sz="4" w:space="0" w:color="CBD5E0"/>
+          <w:right w:val="single" w:sz="4" w:space="0" w:color="CBD5E0"/>
+          <w:insideH w:val="single" w:sz="4" w:space="0" w:color="CBD5E0"/>
+          <w:insideV w:val="single" w:sz="4" w:space="0" w:color="CBD5E0"/>
+        </w:tblBorders>
       </w:tblPr>
       <w:tblGrid>
         <w:gridCol w:w="1729"/>
@@ -251,37 +439,100 @@
           <w:tblHeader w:val="on"/>
         </w:trPr>
         <w:tc>
-          <w:tcPr/>
+          <w:tcPr>
+            <w:tcMar>
+              <w:top w:w="40" w:type="dxa"/>
+              <w:bottom w:w="40" w:type="dxa"/>
+              <w:left w:w="60" w:type="dxa"/>
+              <w:right w:w="60" w:type="dxa"/>
+            </w:tcMar>
+            <w:shd w:fill="1A365D" w:val="clear"/>
+            <w:tcMar>
+              <w:top w:w="40" w:type="dxa"/>
+              <w:bottom w:w="40" w:type="dxa"/>
+              <w:left w:w="60" w:type="dxa"/>
+              <w:right w:w="60" w:type="dxa"/>
+            </w:tcMar>
+          </w:tcPr>
           <w:p>
             <w:pPr>
               <w:pStyle w:val="Compact"/>
+              <w:spacing w:before="0" w:after="40" w:line="264" w:lineRule="auto"/>
               <w:jc w:val="left"/>
             </w:pPr>
             <w:r>
+              <w:rPr>
+                <w:rFonts w:ascii="Calibri" w:hAnsi="Calibri"/>
+                <w:b/>
+                <w:color w:val="FFFFFF"/>
+                <w:sz w:val="18"/>
+              </w:rPr>
               <w:t xml:space="preserve">Component</w:t>
             </w:r>
           </w:p>
         </w:tc>
         <w:tc>
-          <w:tcPr/>
+          <w:tcPr>
+            <w:tcMar>
+              <w:top w:w="40" w:type="dxa"/>
+              <w:bottom w:w="40" w:type="dxa"/>
+              <w:left w:w="60" w:type="dxa"/>
+              <w:right w:w="60" w:type="dxa"/>
+            </w:tcMar>
+            <w:shd w:fill="1A365D" w:val="clear"/>
+            <w:tcMar>
+              <w:top w:w="40" w:type="dxa"/>
+              <w:bottom w:w="40" w:type="dxa"/>
+              <w:left w:w="60" w:type="dxa"/>
+              <w:right w:w="60" w:type="dxa"/>
+            </w:tcMar>
+          </w:tcPr>
           <w:p>
             <w:pPr>
               <w:pStyle w:val="Compact"/>
+              <w:spacing w:before="0" w:after="40" w:line="264" w:lineRule="auto"/>
               <w:jc w:val="left"/>
             </w:pPr>
             <w:r>
+              <w:rPr>
+                <w:rFonts w:ascii="Calibri" w:hAnsi="Calibri"/>
+                <w:b/>
+                <w:color w:val="FFFFFF"/>
+                <w:sz w:val="18"/>
+              </w:rPr>
               <w:t xml:space="preserve">How to run</w:t>
             </w:r>
           </w:p>
         </w:tc>
         <w:tc>
-          <w:tcPr/>
+          <w:tcPr>
+            <w:tcMar>
+              <w:top w:w="40" w:type="dxa"/>
+              <w:bottom w:w="40" w:type="dxa"/>
+              <w:left w:w="60" w:type="dxa"/>
+              <w:right w:w="60" w:type="dxa"/>
+            </w:tcMar>
+            <w:shd w:fill="1A365D" w:val="clear"/>
+            <w:tcMar>
+              <w:top w:w="40" w:type="dxa"/>
+              <w:bottom w:w="40" w:type="dxa"/>
+              <w:left w:w="60" w:type="dxa"/>
+              <w:right w:w="60" w:type="dxa"/>
+            </w:tcMar>
+          </w:tcPr>
           <w:p>
             <w:pPr>
               <w:pStyle w:val="Compact"/>
+              <w:spacing w:before="0" w:after="40" w:line="264" w:lineRule="auto"/>
               <w:jc w:val="left"/>
             </w:pPr>
             <w:r>
+              <w:rPr>
+                <w:rFonts w:ascii="Calibri" w:hAnsi="Calibri"/>
+                <w:b/>
+                <w:color w:val="FFFFFF"/>
+                <w:sz w:val="18"/>
+              </w:rPr>
               <w:t xml:space="preserve">Default URL</w:t>
             </w:r>
           </w:p>
@@ -289,60 +540,128 @@
       </w:tr>
       <w:tr>
         <w:tc>
-          <w:tcPr/>
+          <w:tcPr>
+            <w:tcMar>
+              <w:top w:w="40" w:type="dxa"/>
+              <w:bottom w:w="40" w:type="dxa"/>
+              <w:left w:w="60" w:type="dxa"/>
+              <w:right w:w="60" w:type="dxa"/>
+            </w:tcMar>
+            <w:tcMar>
+              <w:top w:w="40" w:type="dxa"/>
+              <w:bottom w:w="40" w:type="dxa"/>
+              <w:left w:w="60" w:type="dxa"/>
+              <w:right w:w="60" w:type="dxa"/>
+            </w:tcMar>
+          </w:tcPr>
           <w:p>
             <w:pPr>
               <w:pStyle w:val="Compact"/>
+              <w:spacing w:before="0" w:after="40" w:line="264" w:lineRule="auto"/>
               <w:jc w:val="left"/>
             </w:pPr>
             <w:r>
+              <w:rPr>
+                <w:rFonts w:ascii="Calibri" w:hAnsi="Calibri"/>
+                <w:sz w:val="18"/>
+              </w:rPr>
               <w:t xml:space="preserve">Backend (Liberty)</w:t>
             </w:r>
           </w:p>
         </w:tc>
         <w:tc>
-          <w:tcPr/>
+          <w:tcPr>
+            <w:tcMar>
+              <w:top w:w="40" w:type="dxa"/>
+              <w:bottom w:w="40" w:type="dxa"/>
+              <w:left w:w="60" w:type="dxa"/>
+              <w:right w:w="60" w:type="dxa"/>
+            </w:tcMar>
+            <w:tcMar>
+              <w:top w:w="40" w:type="dxa"/>
+              <w:bottom w:w="40" w:type="dxa"/>
+              <w:left w:w="60" w:type="dxa"/>
+              <w:right w:w="60" w:type="dxa"/>
+            </w:tcMar>
+          </w:tcPr>
           <w:p>
             <w:pPr>
               <w:pStyle w:val="Compact"/>
+              <w:spacing w:before="0" w:after="40" w:line="264" w:lineRule="auto"/>
               <w:jc w:val="left"/>
             </w:pPr>
             <w:r>
               <w:rPr>
                 <w:rStyle w:val="VerbatimChar"/>
+                <w:rFonts w:ascii="Calibri" w:hAnsi="Calibri"/>
+                <w:sz w:val="18"/>
               </w:rPr>
               <w:t xml:space="preserve">BankOne/scripts/redeploy-liberty.sh</w:t>
             </w:r>
             <w:r>
+              <w:rPr>
+                <w:rFonts w:ascii="Calibri" w:hAnsi="Calibri"/>
+                <w:sz w:val="18"/>
+              </w:rPr>
               <w:t xml:space="preserve"> </w:t>
             </w:r>
             <w:r>
+              <w:rPr>
+                <w:rFonts w:ascii="Calibri" w:hAnsi="Calibri"/>
+                <w:sz w:val="18"/>
+              </w:rPr>
               <w:t xml:space="preserve">(JDWP debug attach</w:t>
             </w:r>
             <w:r>
+              <w:rPr>
+                <w:rFonts w:ascii="Calibri" w:hAnsi="Calibri"/>
+                <w:sz w:val="18"/>
+              </w:rPr>
               <w:t xml:space="preserve"> </w:t>
             </w:r>
             <w:r>
               <w:rPr>
                 <w:rStyle w:val="VerbatimChar"/>
+                <w:rFonts w:ascii="Calibri" w:hAnsi="Calibri"/>
+                <w:sz w:val="18"/>
               </w:rPr>
               <w:t xml:space="preserve">:7777</w:t>
             </w:r>
             <w:r>
+              <w:rPr>
+                <w:rFonts w:ascii="Calibri" w:hAnsi="Calibri"/>
+                <w:sz w:val="18"/>
+              </w:rPr>
               <w:t xml:space="preserve">)</w:t>
             </w:r>
           </w:p>
         </w:tc>
         <w:tc>
-          <w:tcPr/>
+          <w:tcPr>
+            <w:tcMar>
+              <w:top w:w="40" w:type="dxa"/>
+              <w:bottom w:w="40" w:type="dxa"/>
+              <w:left w:w="60" w:type="dxa"/>
+              <w:right w:w="60" w:type="dxa"/>
+            </w:tcMar>
+            <w:tcMar>
+              <w:top w:w="40" w:type="dxa"/>
+              <w:bottom w:w="40" w:type="dxa"/>
+              <w:left w:w="60" w:type="dxa"/>
+              <w:right w:w="60" w:type="dxa"/>
+            </w:tcMar>
+          </w:tcPr>
           <w:p>
             <w:pPr>
               <w:pStyle w:val="Compact"/>
+              <w:spacing w:before="0" w:after="40" w:line="264" w:lineRule="auto"/>
               <w:jc w:val="left"/>
             </w:pPr>
             <w:r>
               <w:rPr>
                 <w:rStyle w:val="VerbatimChar"/>
+                <w:rFonts w:ascii="Calibri" w:hAnsi="Calibri"/>
+                <w:sz w:val="18"/>
               </w:rPr>
               <w:t xml:space="preserve">http://localhost:9080</w:t>
             </w:r>
@@ -351,69 +670,149 @@
       </w:tr>
       <w:tr>
         <w:tc>
-          <w:tcPr/>
+          <w:tcPr>
+            <w:tcMar>
+              <w:top w:w="40" w:type="dxa"/>
+              <w:bottom w:w="40" w:type="dxa"/>
+              <w:left w:w="60" w:type="dxa"/>
+              <w:right w:w="60" w:type="dxa"/>
+            </w:tcMar>
+            <w:tcMar>
+              <w:top w:w="40" w:type="dxa"/>
+              <w:bottom w:w="40" w:type="dxa"/>
+              <w:left w:w="60" w:type="dxa"/>
+              <w:right w:w="60" w:type="dxa"/>
+            </w:tcMar>
+          </w:tcPr>
           <w:p>
             <w:pPr>
               <w:pStyle w:val="Compact"/>
+              <w:spacing w:before="0" w:after="40" w:line="264" w:lineRule="auto"/>
               <w:jc w:val="left"/>
             </w:pPr>
             <w:r>
+              <w:rPr>
+                <w:rFonts w:ascii="Calibri" w:hAnsi="Calibri"/>
+                <w:sz w:val="18"/>
+              </w:rPr>
               <w:t xml:space="preserve">Kafka + Mailpit</w:t>
             </w:r>
           </w:p>
         </w:tc>
         <w:tc>
-          <w:tcPr/>
+          <w:tcPr>
+            <w:tcMar>
+              <w:top w:w="40" w:type="dxa"/>
+              <w:bottom w:w="40" w:type="dxa"/>
+              <w:left w:w="60" w:type="dxa"/>
+              <w:right w:w="60" w:type="dxa"/>
+            </w:tcMar>
+            <w:tcMar>
+              <w:top w:w="40" w:type="dxa"/>
+              <w:bottom w:w="40" w:type="dxa"/>
+              <w:left w:w="60" w:type="dxa"/>
+              <w:right w:w="60" w:type="dxa"/>
+            </w:tcMar>
+          </w:tcPr>
           <w:p>
             <w:pPr>
               <w:pStyle w:val="Compact"/>
+              <w:spacing w:before="0" w:after="40" w:line="264" w:lineRule="auto"/>
               <w:jc w:val="left"/>
             </w:pPr>
             <w:r>
               <w:rPr>
                 <w:rStyle w:val="VerbatimChar"/>
+                <w:rFonts w:ascii="Calibri" w:hAnsi="Calibri"/>
+                <w:sz w:val="18"/>
               </w:rPr>
               <w:t xml:space="preserve">docker compose up -d kafka mailpit</w:t>
             </w:r>
           </w:p>
         </w:tc>
         <w:tc>
-          <w:tcPr/>
+          <w:tcPr>
+            <w:tcMar>
+              <w:top w:w="40" w:type="dxa"/>
+              <w:bottom w:w="40" w:type="dxa"/>
+              <w:left w:w="60" w:type="dxa"/>
+              <w:right w:w="60" w:type="dxa"/>
+            </w:tcMar>
+            <w:tcMar>
+              <w:top w:w="40" w:type="dxa"/>
+              <w:bottom w:w="40" w:type="dxa"/>
+              <w:left w:w="60" w:type="dxa"/>
+              <w:right w:w="60" w:type="dxa"/>
+            </w:tcMar>
+          </w:tcPr>
           <w:p>
             <w:pPr>
               <w:pStyle w:val="Compact"/>
+              <w:spacing w:before="0" w:after="40" w:line="264" w:lineRule="auto"/>
               <w:jc w:val="left"/>
             </w:pPr>
             <w:r>
+              <w:rPr>
+                <w:rFonts w:ascii="Calibri" w:hAnsi="Calibri"/>
+                <w:sz w:val="18"/>
+              </w:rPr>
               <w:t xml:space="preserve">Kafka</w:t>
             </w:r>
             <w:r>
+              <w:rPr>
+                <w:rFonts w:ascii="Calibri" w:hAnsi="Calibri"/>
+                <w:sz w:val="18"/>
+              </w:rPr>
               <w:t xml:space="preserve"> </w:t>
             </w:r>
             <w:r>
               <w:rPr>
                 <w:rStyle w:val="VerbatimChar"/>
+                <w:rFonts w:ascii="Calibri" w:hAnsi="Calibri"/>
+                <w:sz w:val="18"/>
               </w:rPr>
               <w:t xml:space="preserve">:9092</w:t>
             </w:r>
             <w:r>
+              <w:rPr>
+                <w:rFonts w:ascii="Calibri" w:hAnsi="Calibri"/>
+                <w:sz w:val="18"/>
+              </w:rPr>
               <w:t xml:space="preserve"> </w:t>
             </w:r>
             <w:r>
+              <w:rPr>
+                <w:rFonts w:ascii="Calibri" w:hAnsi="Calibri"/>
+                <w:sz w:val="18"/>
+              </w:rPr>
               <w:t xml:space="preserve">/</w:t>
             </w:r>
             <w:r>
+              <w:rPr>
+                <w:rFonts w:ascii="Calibri" w:hAnsi="Calibri"/>
+                <w:sz w:val="18"/>
+              </w:rPr>
               <w:t xml:space="preserve"> </w:t>
             </w:r>
             <w:r>
+              <w:rPr>
+                <w:rFonts w:ascii="Calibri" w:hAnsi="Calibri"/>
+                <w:sz w:val="18"/>
+              </w:rPr>
               <w:t xml:space="preserve">Mailpit UI</w:t>
             </w:r>
             <w:r>
+              <w:rPr>
+                <w:rFonts w:ascii="Calibri" w:hAnsi="Calibri"/>
+                <w:sz w:val="18"/>
+              </w:rPr>
               <w:t xml:space="preserve"> </w:t>
             </w:r>
             <w:r>
               <w:rPr>
                 <w:rStyle w:val="VerbatimChar"/>
+                <w:rFonts w:ascii="Calibri" w:hAnsi="Calibri"/>
+                <w:sz w:val="18"/>
               </w:rPr>
               <w:t xml:space="preserve">:8025</w:t>
             </w:r>
@@ -422,37 +821,227 @@
       </w:tr>
       <w:tr>
         <w:tc>
-          <w:tcPr/>
+          <w:tcPr>
+            <w:tcMar>
+              <w:top w:w="40" w:type="dxa"/>
+              <w:bottom w:w="40" w:type="dxa"/>
+              <w:left w:w="60" w:type="dxa"/>
+              <w:right w:w="60" w:type="dxa"/>
+            </w:tcMar>
+            <w:tcMar>
+              <w:top w:w="40" w:type="dxa"/>
+              <w:bottom w:w="40" w:type="dxa"/>
+              <w:left w:w="60" w:type="dxa"/>
+              <w:right w:w="60" w:type="dxa"/>
+            </w:tcMar>
+          </w:tcPr>
           <w:p>
             <w:pPr>
               <w:pStyle w:val="Compact"/>
+              <w:spacing w:before="0" w:after="40" w:line="264" w:lineRule="auto"/>
               <w:jc w:val="left"/>
             </w:pPr>
             <w:r>
+              <w:rPr>
+                <w:rFonts w:ascii="Calibri" w:hAnsi="Calibri"/>
+                <w:sz w:val="18"/>
+              </w:rPr>
+              <w:t xml:space="preserve">Redis (local)</w:t>
+            </w:r>
+          </w:p>
+        </w:tc>
+        <w:tc>
+          <w:tcPr>
+            <w:tcMar>
+              <w:top w:w="40" w:type="dxa"/>
+              <w:bottom w:w="40" w:type="dxa"/>
+              <w:left w:w="60" w:type="dxa"/>
+              <w:right w:w="60" w:type="dxa"/>
+            </w:tcMar>
+            <w:tcMar>
+              <w:top w:w="40" w:type="dxa"/>
+              <w:bottom w:w="40" w:type="dxa"/>
+              <w:left w:w="60" w:type="dxa"/>
+              <w:right w:w="60" w:type="dxa"/>
+            </w:tcMar>
+          </w:tcPr>
+          <w:p>
+            <w:pPr>
+              <w:pStyle w:val="Compact"/>
+              <w:spacing w:before="0" w:after="40" w:line="264" w:lineRule="auto"/>
+              <w:jc w:val="left"/>
+            </w:pPr>
+            <w:r>
+              <w:rPr>
+                <w:rStyle w:val="VerbatimChar"/>
+                <w:rFonts w:ascii="Calibri" w:hAnsi="Calibri"/>
+                <w:sz w:val="18"/>
+              </w:rPr>
+              <w:t xml:space="preserve">docker compose up -d</w:t>
+            </w:r>
+            <w:r>
+              <w:rPr>
+                <w:rFonts w:ascii="Calibri" w:hAnsi="Calibri"/>
+                <w:sz w:val="18"/>
+              </w:rPr>
+              <w:t xml:space="preserve"> </w:t>
+            </w:r>
+            <w:r>
+              <w:rPr>
+                <w:rFonts w:ascii="Calibri" w:hAnsi="Calibri"/>
+                <w:sz w:val="18"/>
+              </w:rPr>
+              <w:t xml:space="preserve">(Redis service)</w:t>
+            </w:r>
+          </w:p>
+        </w:tc>
+        <w:tc>
+          <w:tcPr>
+            <w:tcMar>
+              <w:top w:w="40" w:type="dxa"/>
+              <w:bottom w:w="40" w:type="dxa"/>
+              <w:left w:w="60" w:type="dxa"/>
+              <w:right w:w="60" w:type="dxa"/>
+            </w:tcMar>
+            <w:tcMar>
+              <w:top w:w="40" w:type="dxa"/>
+              <w:bottom w:w="40" w:type="dxa"/>
+              <w:left w:w="60" w:type="dxa"/>
+              <w:right w:w="60" w:type="dxa"/>
+            </w:tcMar>
+          </w:tcPr>
+          <w:p>
+            <w:pPr>
+              <w:pStyle w:val="Compact"/>
+              <w:spacing w:before="0" w:after="40" w:line="264" w:lineRule="auto"/>
+              <w:jc w:val="left"/>
+            </w:pPr>
+            <w:r>
+              <w:rPr>
+                <w:rStyle w:val="VerbatimChar"/>
+                <w:rFonts w:ascii="Calibri" w:hAnsi="Calibri"/>
+                <w:sz w:val="18"/>
+              </w:rPr>
+              <w:t xml:space="preserve">:6379</w:t>
+            </w:r>
+            <w:r>
+              <w:rPr>
+                <w:rFonts w:ascii="Calibri" w:hAnsi="Calibri"/>
+                <w:sz w:val="18"/>
+              </w:rPr>
+              <w:t xml:space="preserve"> </w:t>
+            </w:r>
+            <w:r>
+              <w:rPr>
+                <w:rFonts w:ascii="Calibri" w:hAnsi="Calibri"/>
+                <w:sz w:val="18"/>
+              </w:rPr>
+              <w:t xml:space="preserve">—</w:t>
+            </w:r>
+            <w:r>
+              <w:rPr>
+                <w:rFonts w:ascii="Calibri" w:hAnsi="Calibri"/>
+                <w:sz w:val="18"/>
+              </w:rPr>
+              <w:t xml:space="preserve"> </w:t>
+            </w:r>
+            <w:r>
+              <w:rPr>
+                <w:rFonts w:ascii="Calibri" w:hAnsi="Calibri"/>
+                <w:sz w:val="18"/>
+              </w:rPr>
+              <w:t xml:space="preserve">cache + rate limit</w:t>
+            </w:r>
+          </w:p>
+        </w:tc>
+      </w:tr>
+      <w:tr>
+        <w:tc>
+          <w:tcPr>
+            <w:tcMar>
+              <w:top w:w="40" w:type="dxa"/>
+              <w:bottom w:w="40" w:type="dxa"/>
+              <w:left w:w="60" w:type="dxa"/>
+              <w:right w:w="60" w:type="dxa"/>
+            </w:tcMar>
+            <w:tcMar>
+              <w:top w:w="40" w:type="dxa"/>
+              <w:bottom w:w="40" w:type="dxa"/>
+              <w:left w:w="60" w:type="dxa"/>
+              <w:right w:w="60" w:type="dxa"/>
+            </w:tcMar>
+          </w:tcPr>
+          <w:p>
+            <w:pPr>
+              <w:pStyle w:val="Compact"/>
+              <w:spacing w:before="0" w:after="40" w:line="264" w:lineRule="auto"/>
+              <w:jc w:val="left"/>
+            </w:pPr>
+            <w:r>
+              <w:rPr>
+                <w:rFonts w:ascii="Calibri" w:hAnsi="Calibri"/>
+                <w:sz w:val="18"/>
+              </w:rPr>
               <w:t xml:space="preserve">Load-test seed</w:t>
             </w:r>
           </w:p>
         </w:tc>
         <w:tc>
-          <w:tcPr/>
+          <w:tcPr>
+            <w:tcMar>
+              <w:top w:w="40" w:type="dxa"/>
+              <w:bottom w:w="40" w:type="dxa"/>
+              <w:left w:w="60" w:type="dxa"/>
+              <w:right w:w="60" w:type="dxa"/>
+            </w:tcMar>
+            <w:tcMar>
+              <w:top w:w="40" w:type="dxa"/>
+              <w:bottom w:w="40" w:type="dxa"/>
+              <w:left w:w="60" w:type="dxa"/>
+              <w:right w:w="60" w:type="dxa"/>
+            </w:tcMar>
+          </w:tcPr>
           <w:p>
             <w:pPr>
               <w:pStyle w:val="Compact"/>
+              <w:spacing w:before="0" w:after="40" w:line="264" w:lineRule="auto"/>
               <w:jc w:val="left"/>
             </w:pPr>
             <w:r>
+              <w:rPr>
+                <w:rFonts w:ascii="Calibri" w:hAnsi="Calibri"/>
+                <w:sz w:val="18"/>
+              </w:rPr>
               <w:t xml:space="preserve">`psql … -f scripts/seed-loadtest-10k.sql</w:t>
             </w:r>
           </w:p>
         </w:tc>
         <w:tc>
-          <w:tcPr/>
+          <w:tcPr>
+            <w:tcMar>
+              <w:top w:w="40" w:type="dxa"/>
+              <w:bottom w:w="40" w:type="dxa"/>
+              <w:left w:w="60" w:type="dxa"/>
+              <w:right w:w="60" w:type="dxa"/>
+            </w:tcMar>
+            <w:tcMar>
+              <w:top w:w="40" w:type="dxa"/>
+              <w:bottom w:w="40" w:type="dxa"/>
+              <w:left w:w="60" w:type="dxa"/>
+              <w:right w:w="60" w:type="dxa"/>
+            </w:tcMar>
+          </w:tcPr>
           <w:p>
             <w:pPr>
               <w:pStyle w:val="Compact"/>
+              <w:spacing w:before="0" w:after="40" w:line="264" w:lineRule="auto"/>
               <w:jc w:val="left"/>
             </w:pPr>
             <w:r>
+              <w:rPr>
+                <w:rFonts w:ascii="Calibri" w:hAnsi="Calibri"/>
+                <w:sz w:val="18"/>
+              </w:rPr>
               <w:t xml:space="preserve">` 10k LoadTest rows</w:t>
             </w:r>
           </w:p>
@@ -460,48 +1049,106 @@
       </w:tr>
       <w:tr>
         <w:tc>
-          <w:tcPr/>
+          <w:tcPr>
+            <w:tcMar>
+              <w:top w:w="40" w:type="dxa"/>
+              <w:bottom w:w="40" w:type="dxa"/>
+              <w:left w:w="60" w:type="dxa"/>
+              <w:right w:w="60" w:type="dxa"/>
+            </w:tcMar>
+            <w:tcMar>
+              <w:top w:w="40" w:type="dxa"/>
+              <w:bottom w:w="40" w:type="dxa"/>
+              <w:left w:w="60" w:type="dxa"/>
+              <w:right w:w="60" w:type="dxa"/>
+            </w:tcMar>
+          </w:tcPr>
           <w:p>
             <w:pPr>
               <w:pStyle w:val="Compact"/>
+              <w:spacing w:before="0" w:after="40" w:line="264" w:lineRule="auto"/>
               <w:jc w:val="left"/>
             </w:pPr>
             <w:r>
+              <w:rPr>
+                <w:rFonts w:ascii="Calibri" w:hAnsi="Calibri"/>
+                <w:sz w:val="18"/>
+              </w:rPr>
               <w:t xml:space="preserve">Backend (embedded</w:t>
             </w:r>
             <w:r>
+              <w:rPr>
+                <w:rFonts w:ascii="Calibri" w:hAnsi="Calibri"/>
+                <w:sz w:val="18"/>
+              </w:rPr>
               <w:t xml:space="preserve"> </w:t>
             </w:r>
             <w:r>
+              <w:rPr>
+                <w:rFonts w:ascii="Calibri" w:hAnsi="Calibri"/>
+                <w:sz w:val="18"/>
+              </w:rPr>
               <w:t xml:space="preserve">Boot)</w:t>
             </w:r>
           </w:p>
         </w:tc>
         <w:tc>
-          <w:tcPr/>
+          <w:tcPr>
+            <w:tcMar>
+              <w:top w:w="40" w:type="dxa"/>
+              <w:bottom w:w="40" w:type="dxa"/>
+              <w:left w:w="60" w:type="dxa"/>
+              <w:right w:w="60" w:type="dxa"/>
+            </w:tcMar>
+            <w:tcMar>
+              <w:top w:w="40" w:type="dxa"/>
+              <w:bottom w:w="40" w:type="dxa"/>
+              <w:left w:w="60" w:type="dxa"/>
+              <w:right w:w="60" w:type="dxa"/>
+            </w:tcMar>
+          </w:tcPr>
           <w:p>
             <w:pPr>
               <w:pStyle w:val="Compact"/>
+              <w:spacing w:before="0" w:after="40" w:line="264" w:lineRule="auto"/>
               <w:jc w:val="left"/>
             </w:pPr>
             <w:r>
               <w:rPr>
                 <w:rStyle w:val="VerbatimChar"/>
+                <w:rFonts w:ascii="Calibri" w:hAnsi="Calibri"/>
+                <w:sz w:val="18"/>
               </w:rPr>
               <w:t xml:space="preserve">mvn spring-boot:run</w:t>
             </w:r>
           </w:p>
         </w:tc>
         <w:tc>
-          <w:tcPr/>
+          <w:tcPr>
+            <w:tcMar>
+              <w:top w:w="40" w:type="dxa"/>
+              <w:bottom w:w="40" w:type="dxa"/>
+              <w:left w:w="60" w:type="dxa"/>
+              <w:right w:w="60" w:type="dxa"/>
+            </w:tcMar>
+            <w:tcMar>
+              <w:top w:w="40" w:type="dxa"/>
+              <w:bottom w:w="40" w:type="dxa"/>
+              <w:left w:w="60" w:type="dxa"/>
+              <w:right w:w="60" w:type="dxa"/>
+            </w:tcMar>
+          </w:tcPr>
           <w:p>
             <w:pPr>
               <w:pStyle w:val="Compact"/>
+              <w:spacing w:before="0" w:after="40" w:line="264" w:lineRule="auto"/>
               <w:jc w:val="left"/>
             </w:pPr>
             <w:r>
               <w:rPr>
                 <w:rStyle w:val="VerbatimChar"/>
+                <w:rFonts w:ascii="Calibri" w:hAnsi="Calibri"/>
+                <w:sz w:val="18"/>
               </w:rPr>
               <w:t xml:space="preserve">http://localhost:8080</w:t>
             </w:r>
@@ -510,42 +1157,92 @@
       </w:tr>
       <w:tr>
         <w:tc>
-          <w:tcPr/>
+          <w:tcPr>
+            <w:tcMar>
+              <w:top w:w="40" w:type="dxa"/>
+              <w:bottom w:w="40" w:type="dxa"/>
+              <w:left w:w="60" w:type="dxa"/>
+              <w:right w:w="60" w:type="dxa"/>
+            </w:tcMar>
+            <w:tcMar>
+              <w:top w:w="40" w:type="dxa"/>
+              <w:bottom w:w="40" w:type="dxa"/>
+              <w:left w:w="60" w:type="dxa"/>
+              <w:right w:w="60" w:type="dxa"/>
+            </w:tcMar>
+          </w:tcPr>
           <w:p>
             <w:pPr>
               <w:pStyle w:val="Compact"/>
+              <w:spacing w:before="0" w:after="40" w:line="264" w:lineRule="auto"/>
               <w:jc w:val="left"/>
             </w:pPr>
             <w:r>
+              <w:rPr>
+                <w:rFonts w:ascii="Calibri" w:hAnsi="Calibri"/>
+                <w:sz w:val="18"/>
+              </w:rPr>
               <w:t xml:space="preserve">Frontend</w:t>
             </w:r>
           </w:p>
         </w:tc>
         <w:tc>
-          <w:tcPr/>
+          <w:tcPr>
+            <w:tcMar>
+              <w:top w:w="40" w:type="dxa"/>
+              <w:bottom w:w="40" w:type="dxa"/>
+              <w:left w:w="60" w:type="dxa"/>
+              <w:right w:w="60" w:type="dxa"/>
+            </w:tcMar>
+            <w:tcMar>
+              <w:top w:w="40" w:type="dxa"/>
+              <w:bottom w:w="40" w:type="dxa"/>
+              <w:left w:w="60" w:type="dxa"/>
+              <w:right w:w="60" w:type="dxa"/>
+            </w:tcMar>
+          </w:tcPr>
           <w:p>
             <w:pPr>
               <w:pStyle w:val="Compact"/>
+              <w:spacing w:before="0" w:after="40" w:line="264" w:lineRule="auto"/>
               <w:jc w:val="left"/>
             </w:pPr>
             <w:r>
               <w:rPr>
                 <w:rStyle w:val="VerbatimChar"/>
+                <w:rFonts w:ascii="Calibri" w:hAnsi="Calibri"/>
+                <w:sz w:val="18"/>
               </w:rPr>
               <w:t xml:space="preserve">cd BankOne-Frontend &amp;&amp; ng serve</w:t>
             </w:r>
           </w:p>
         </w:tc>
         <w:tc>
-          <w:tcPr/>
+          <w:tcPr>
+            <w:tcMar>
+              <w:top w:w="40" w:type="dxa"/>
+              <w:bottom w:w="40" w:type="dxa"/>
+              <w:left w:w="60" w:type="dxa"/>
+              <w:right w:w="60" w:type="dxa"/>
+            </w:tcMar>
+            <w:tcMar>
+              <w:top w:w="40" w:type="dxa"/>
+              <w:bottom w:w="40" w:type="dxa"/>
+              <w:left w:w="60" w:type="dxa"/>
+              <w:right w:w="60" w:type="dxa"/>
+            </w:tcMar>
+          </w:tcPr>
           <w:p>
             <w:pPr>
               <w:pStyle w:val="Compact"/>
+              <w:spacing w:before="0" w:after="40" w:line="264" w:lineRule="auto"/>
               <w:jc w:val="left"/>
             </w:pPr>
             <w:r>
               <w:rPr>
                 <w:rStyle w:val="VerbatimChar"/>
+                <w:rFonts w:ascii="Calibri" w:hAnsi="Calibri"/>
+                <w:sz w:val="18"/>
               </w:rPr>
               <w:t xml:space="preserve">http://localhost:4200</w:t>
             </w:r>
@@ -603,7 +1300,7 @@
       </w:r>
     </w:p>
     <w:bookmarkEnd w:id="10"/>
-    <w:bookmarkStart w:id="37" w:name="documentation-map"/>
+    <w:bookmarkStart w:id="38" w:name="documentation-map"/>
     <w:p>
       <w:pPr>
         <w:pStyle w:val="Heading2"/>
@@ -615,9 +1312,17 @@
     <w:tbl>
       <w:tblPr>
         <w:tblStyle w:val="Table"/>
-        <w:tblW w:type="pct" w:w="4894"/>
-        <w:tblLayout w:type="fixed"/>
+        <w:tblW w:type="pct" w:w="5000"/>
+        <w:tblLayout w:type="autofit"/>
         <w:tblLook w:firstRow="1" w:lastRow="0" w:firstColumn="0" w:lastColumn="0" w:noHBand="0" w:noVBand="0" w:val="0020"/>
+        <w:tblBorders>
+          <w:top w:val="single" w:sz="4" w:space="0" w:color="CBD5E0"/>
+          <w:left w:val="single" w:sz="4" w:space="0" w:color="CBD5E0"/>
+          <w:bottom w:val="single" w:sz="4" w:space="0" w:color="CBD5E0"/>
+          <w:right w:val="single" w:sz="4" w:space="0" w:color="CBD5E0"/>
+          <w:insideH w:val="single" w:sz="4" w:space="0" w:color="CBD5E0"/>
+          <w:insideV w:val="single" w:sz="4" w:space="0" w:color="CBD5E0"/>
+        </w:tblBorders>
       </w:tblPr>
       <w:tblGrid>
         <w:gridCol w:w="5308"/>
@@ -628,25 +1333,67 @@
           <w:tblHeader w:val="on"/>
         </w:trPr>
         <w:tc>
-          <w:tcPr/>
+          <w:tcPr>
+            <w:tcMar>
+              <w:top w:w="40" w:type="dxa"/>
+              <w:bottom w:w="40" w:type="dxa"/>
+              <w:left w:w="60" w:type="dxa"/>
+              <w:right w:w="60" w:type="dxa"/>
+            </w:tcMar>
+            <w:shd w:fill="1A365D" w:val="clear"/>
+            <w:tcMar>
+              <w:top w:w="40" w:type="dxa"/>
+              <w:bottom w:w="40" w:type="dxa"/>
+              <w:left w:w="60" w:type="dxa"/>
+              <w:right w:w="60" w:type="dxa"/>
+            </w:tcMar>
+          </w:tcPr>
           <w:p>
             <w:pPr>
               <w:pStyle w:val="Compact"/>
+              <w:spacing w:before="0" w:after="40" w:line="264" w:lineRule="auto"/>
               <w:jc w:val="left"/>
             </w:pPr>
             <w:r>
+              <w:rPr>
+                <w:rFonts w:ascii="Calibri" w:hAnsi="Calibri"/>
+                <w:b/>
+                <w:color w:val="FFFFFF"/>
+                <w:sz w:val="18"/>
+              </w:rPr>
               <w:t xml:space="preserve">Document</w:t>
             </w:r>
           </w:p>
         </w:tc>
         <w:tc>
-          <w:tcPr/>
+          <w:tcPr>
+            <w:tcMar>
+              <w:top w:w="40" w:type="dxa"/>
+              <w:bottom w:w="40" w:type="dxa"/>
+              <w:left w:w="60" w:type="dxa"/>
+              <w:right w:w="60" w:type="dxa"/>
+            </w:tcMar>
+            <w:shd w:fill="1A365D" w:val="clear"/>
+            <w:tcMar>
+              <w:top w:w="40" w:type="dxa"/>
+              <w:bottom w:w="40" w:type="dxa"/>
+              <w:left w:w="60" w:type="dxa"/>
+              <w:right w:w="60" w:type="dxa"/>
+            </w:tcMar>
+          </w:tcPr>
           <w:p>
             <w:pPr>
               <w:pStyle w:val="Compact"/>
+              <w:spacing w:before="0" w:after="40" w:line="264" w:lineRule="auto"/>
               <w:jc w:val="left"/>
             </w:pPr>
             <w:r>
+              <w:rPr>
+                <w:rFonts w:ascii="Calibri" w:hAnsi="Calibri"/>
+                <w:b/>
+                <w:color w:val="FFFFFF"/>
+                <w:sz w:val="18"/>
+              </w:rPr>
               <w:t xml:space="preserve">Purpose</w:t>
             </w:r>
           </w:p>
@@ -654,10 +1401,24 @@
       </w:tr>
       <w:tr>
         <w:tc>
-          <w:tcPr/>
+          <w:tcPr>
+            <w:tcMar>
+              <w:top w:w="40" w:type="dxa"/>
+              <w:bottom w:w="40" w:type="dxa"/>
+              <w:left w:w="60" w:type="dxa"/>
+              <w:right w:w="60" w:type="dxa"/>
+            </w:tcMar>
+            <w:tcMar>
+              <w:top w:w="40" w:type="dxa"/>
+              <w:bottom w:w="40" w:type="dxa"/>
+              <w:left w:w="60" w:type="dxa"/>
+              <w:right w:w="60" w:type="dxa"/>
+            </w:tcMar>
+          </w:tcPr>
           <w:p>
             <w:pPr>
               <w:pStyle w:val="Compact"/>
+              <w:spacing w:before="0" w:after="40" w:line="264" w:lineRule="auto"/>
               <w:jc w:val="left"/>
             </w:pPr>
             <w:hyperlink r:id="rId11">
@@ -671,19 +1432,45 @@
           </w:p>
         </w:tc>
         <w:tc>
-          <w:tcPr/>
+          <w:tcPr>
+            <w:tcMar>
+              <w:top w:w="40" w:type="dxa"/>
+              <w:bottom w:w="40" w:type="dxa"/>
+              <w:left w:w="60" w:type="dxa"/>
+              <w:right w:w="60" w:type="dxa"/>
+            </w:tcMar>
+            <w:tcMar>
+              <w:top w:w="40" w:type="dxa"/>
+              <w:bottom w:w="40" w:type="dxa"/>
+              <w:left w:w="60" w:type="dxa"/>
+              <w:right w:w="60" w:type="dxa"/>
+            </w:tcMar>
+          </w:tcPr>
           <w:p>
             <w:pPr>
               <w:pStyle w:val="Compact"/>
+              <w:spacing w:before="0" w:after="40" w:line="264" w:lineRule="auto"/>
               <w:jc w:val="left"/>
             </w:pPr>
             <w:r>
+              <w:rPr>
+                <w:rFonts w:ascii="Calibri" w:hAnsi="Calibri"/>
+                <w:sz w:val="18"/>
+              </w:rPr>
               <w:t xml:space="preserve">System layers, packages,</w:t>
             </w:r>
             <w:r>
+              <w:rPr>
+                <w:rFonts w:ascii="Calibri" w:hAnsi="Calibri"/>
+                <w:sz w:val="18"/>
+              </w:rPr>
               <w:t xml:space="preserve"> </w:t>
             </w:r>
             <w:r>
+              <w:rPr>
+                <w:rFonts w:ascii="Calibri" w:hAnsi="Calibri"/>
+                <w:sz w:val="18"/>
+              </w:rPr>
               <w:t xml:space="preserve">deployment</w:t>
             </w:r>
           </w:p>
@@ -691,10 +1478,24 @@
       </w:tr>
       <w:tr>
         <w:tc>
-          <w:tcPr/>
+          <w:tcPr>
+            <w:tcMar>
+              <w:top w:w="40" w:type="dxa"/>
+              <w:bottom w:w="40" w:type="dxa"/>
+              <w:left w:w="60" w:type="dxa"/>
+              <w:right w:w="60" w:type="dxa"/>
+            </w:tcMar>
+            <w:tcMar>
+              <w:top w:w="40" w:type="dxa"/>
+              <w:bottom w:w="40" w:type="dxa"/>
+              <w:left w:w="60" w:type="dxa"/>
+              <w:right w:w="60" w:type="dxa"/>
+            </w:tcMar>
+          </w:tcPr>
           <w:p>
             <w:pPr>
               <w:pStyle w:val="Compact"/>
+              <w:spacing w:before="0" w:after="40" w:line="264" w:lineRule="auto"/>
               <w:jc w:val="left"/>
             </w:pPr>
             <w:hyperlink r:id="rId12">
@@ -708,19 +1509,45 @@
           </w:p>
         </w:tc>
         <w:tc>
-          <w:tcPr/>
+          <w:tcPr>
+            <w:tcMar>
+              <w:top w:w="40" w:type="dxa"/>
+              <w:bottom w:w="40" w:type="dxa"/>
+              <w:left w:w="60" w:type="dxa"/>
+              <w:right w:w="60" w:type="dxa"/>
+            </w:tcMar>
+            <w:tcMar>
+              <w:top w:w="40" w:type="dxa"/>
+              <w:bottom w:w="40" w:type="dxa"/>
+              <w:left w:w="60" w:type="dxa"/>
+              <w:right w:w="60" w:type="dxa"/>
+            </w:tcMar>
+          </w:tcPr>
           <w:p>
             <w:pPr>
               <w:pStyle w:val="Compact"/>
+              <w:spacing w:before="0" w:after="40" w:line="264" w:lineRule="auto"/>
               <w:jc w:val="left"/>
             </w:pPr>
             <w:r>
+              <w:rPr>
+                <w:rFonts w:ascii="Calibri" w:hAnsi="Calibri"/>
+                <w:sz w:val="18"/>
+              </w:rPr>
               <w:t xml:space="preserve">Technologies &amp; versions</w:t>
             </w:r>
             <w:r>
+              <w:rPr>
+                <w:rFonts w:ascii="Calibri" w:hAnsi="Calibri"/>
+                <w:sz w:val="18"/>
+              </w:rPr>
               <w:t xml:space="preserve"> </w:t>
             </w:r>
             <w:r>
+              <w:rPr>
+                <w:rFonts w:ascii="Calibri" w:hAnsi="Calibri"/>
+                <w:sz w:val="18"/>
+              </w:rPr>
               <w:t xml:space="preserve">(keep current)</w:t>
             </w:r>
           </w:p>
@@ -728,10 +1555,24 @@
       </w:tr>
       <w:tr>
         <w:tc>
-          <w:tcPr/>
+          <w:tcPr>
+            <w:tcMar>
+              <w:top w:w="40" w:type="dxa"/>
+              <w:bottom w:w="40" w:type="dxa"/>
+              <w:left w:w="60" w:type="dxa"/>
+              <w:right w:w="60" w:type="dxa"/>
+            </w:tcMar>
+            <w:tcMar>
+              <w:top w:w="40" w:type="dxa"/>
+              <w:bottom w:w="40" w:type="dxa"/>
+              <w:left w:w="60" w:type="dxa"/>
+              <w:right w:w="60" w:type="dxa"/>
+            </w:tcMar>
+          </w:tcPr>
           <w:p>
             <w:pPr>
               <w:pStyle w:val="Compact"/>
+              <w:spacing w:before="0" w:after="40" w:line="264" w:lineRule="auto"/>
               <w:jc w:val="left"/>
             </w:pPr>
             <w:hyperlink r:id="rId13">
@@ -745,19 +1586,45 @@
           </w:p>
         </w:tc>
         <w:tc>
-          <w:tcPr/>
+          <w:tcPr>
+            <w:tcMar>
+              <w:top w:w="40" w:type="dxa"/>
+              <w:bottom w:w="40" w:type="dxa"/>
+              <w:left w:w="60" w:type="dxa"/>
+              <w:right w:w="60" w:type="dxa"/>
+            </w:tcMar>
+            <w:tcMar>
+              <w:top w:w="40" w:type="dxa"/>
+              <w:bottom w:w="40" w:type="dxa"/>
+              <w:left w:w="60" w:type="dxa"/>
+              <w:right w:w="60" w:type="dxa"/>
+            </w:tcMar>
+          </w:tcPr>
           <w:p>
             <w:pPr>
               <w:pStyle w:val="Compact"/>
+              <w:spacing w:before="0" w:after="40" w:line="264" w:lineRule="auto"/>
               <w:jc w:val="left"/>
             </w:pPr>
             <w:r>
+              <w:rPr>
+                <w:rFonts w:ascii="Calibri" w:hAnsi="Calibri"/>
+                <w:sz w:val="18"/>
+              </w:rPr>
               <w:t xml:space="preserve">What the product does</w:t>
             </w:r>
             <w:r>
+              <w:rPr>
+                <w:rFonts w:ascii="Calibri" w:hAnsi="Calibri"/>
+                <w:sz w:val="18"/>
+              </w:rPr>
               <w:t xml:space="preserve"> </w:t>
             </w:r>
             <w:r>
+              <w:rPr>
+                <w:rFonts w:ascii="Calibri" w:hAnsi="Calibri"/>
+                <w:sz w:val="18"/>
+              </w:rPr>
               <w:t xml:space="preserve">(implemented vs planned)</w:t>
             </w:r>
           </w:p>
@@ -765,10 +1632,24 @@
       </w:tr>
       <w:tr>
         <w:tc>
-          <w:tcPr/>
+          <w:tcPr>
+            <w:tcMar>
+              <w:top w:w="40" w:type="dxa"/>
+              <w:bottom w:w="40" w:type="dxa"/>
+              <w:left w:w="60" w:type="dxa"/>
+              <w:right w:w="60" w:type="dxa"/>
+            </w:tcMar>
+            <w:tcMar>
+              <w:top w:w="40" w:type="dxa"/>
+              <w:bottom w:w="40" w:type="dxa"/>
+              <w:left w:w="60" w:type="dxa"/>
+              <w:right w:w="60" w:type="dxa"/>
+            </w:tcMar>
+          </w:tcPr>
           <w:p>
             <w:pPr>
               <w:pStyle w:val="Compact"/>
+              <w:spacing w:before="0" w:after="40" w:line="264" w:lineRule="auto"/>
               <w:jc w:val="left"/>
             </w:pPr>
             <w:hyperlink r:id="rId14">
@@ -782,19 +1663,45 @@
           </w:p>
         </w:tc>
         <w:tc>
-          <w:tcPr/>
+          <w:tcPr>
+            <w:tcMar>
+              <w:top w:w="40" w:type="dxa"/>
+              <w:bottom w:w="40" w:type="dxa"/>
+              <w:left w:w="60" w:type="dxa"/>
+              <w:right w:w="60" w:type="dxa"/>
+            </w:tcMar>
+            <w:tcMar>
+              <w:top w:w="40" w:type="dxa"/>
+              <w:bottom w:w="40" w:type="dxa"/>
+              <w:left w:w="60" w:type="dxa"/>
+              <w:right w:w="60" w:type="dxa"/>
+            </w:tcMar>
+          </w:tcPr>
           <w:p>
             <w:pPr>
               <w:pStyle w:val="Compact"/>
+              <w:spacing w:before="0" w:after="40" w:line="264" w:lineRule="auto"/>
               <w:jc w:val="left"/>
             </w:pPr>
             <w:r>
+              <w:rPr>
+                <w:rFonts w:ascii="Calibri" w:hAnsi="Calibri"/>
+                <w:sz w:val="18"/>
+              </w:rPr>
               <w:t xml:space="preserve">Local setup, conventions,</w:t>
             </w:r>
             <w:r>
+              <w:rPr>
+                <w:rFonts w:ascii="Calibri" w:hAnsi="Calibri"/>
+                <w:sz w:val="18"/>
+              </w:rPr>
               <w:t xml:space="preserve"> </w:t>
             </w:r>
             <w:r>
+              <w:rPr>
+                <w:rFonts w:ascii="Calibri" w:hAnsi="Calibri"/>
+                <w:sz w:val="18"/>
+              </w:rPr>
               <w:t xml:space="preserve">teach-while-building</w:t>
             </w:r>
           </w:p>
@@ -802,10 +1709,24 @@
       </w:tr>
       <w:tr>
         <w:tc>
-          <w:tcPr/>
+          <w:tcPr>
+            <w:tcMar>
+              <w:top w:w="40" w:type="dxa"/>
+              <w:bottom w:w="40" w:type="dxa"/>
+              <w:left w:w="60" w:type="dxa"/>
+              <w:right w:w="60" w:type="dxa"/>
+            </w:tcMar>
+            <w:tcMar>
+              <w:top w:w="40" w:type="dxa"/>
+              <w:bottom w:w="40" w:type="dxa"/>
+              <w:left w:w="60" w:type="dxa"/>
+              <w:right w:w="60" w:type="dxa"/>
+            </w:tcMar>
+          </w:tcPr>
           <w:p>
             <w:pPr>
               <w:pStyle w:val="Compact"/>
+              <w:spacing w:before="0" w:after="40" w:line="264" w:lineRule="auto"/>
               <w:jc w:val="left"/>
             </w:pPr>
             <w:hyperlink r:id="rId15">
@@ -819,19 +1740,45 @@
           </w:p>
         </w:tc>
         <w:tc>
-          <w:tcPr/>
+          <w:tcPr>
+            <w:tcMar>
+              <w:top w:w="40" w:type="dxa"/>
+              <w:bottom w:w="40" w:type="dxa"/>
+              <w:left w:w="60" w:type="dxa"/>
+              <w:right w:w="60" w:type="dxa"/>
+            </w:tcMar>
+            <w:tcMar>
+              <w:top w:w="40" w:type="dxa"/>
+              <w:bottom w:w="40" w:type="dxa"/>
+              <w:left w:w="60" w:type="dxa"/>
+              <w:right w:w="60" w:type="dxa"/>
+            </w:tcMar>
+          </w:tcPr>
           <w:p>
             <w:pPr>
               <w:pStyle w:val="Compact"/>
+              <w:spacing w:before="0" w:after="40" w:line="264" w:lineRule="auto"/>
               <w:jc w:val="left"/>
             </w:pPr>
             <w:r>
+              <w:rPr>
+                <w:rFonts w:ascii="Calibri" w:hAnsi="Calibri"/>
+                <w:sz w:val="18"/>
+              </w:rPr>
               <w:t xml:space="preserve">REST endpoints, roles,</w:t>
             </w:r>
             <w:r>
+              <w:rPr>
+                <w:rFonts w:ascii="Calibri" w:hAnsi="Calibri"/>
+                <w:sz w:val="18"/>
+              </w:rPr>
               <w:t xml:space="preserve"> </w:t>
             </w:r>
             <w:r>
+              <w:rPr>
+                <w:rFonts w:ascii="Calibri" w:hAnsi="Calibri"/>
+                <w:sz w:val="18"/>
+              </w:rPr>
               <w:t xml:space="preserve">payloads</w:t>
             </w:r>
           </w:p>
@@ -839,10 +1786,24 @@
       </w:tr>
       <w:tr>
         <w:tc>
-          <w:tcPr/>
+          <w:tcPr>
+            <w:tcMar>
+              <w:top w:w="40" w:type="dxa"/>
+              <w:bottom w:w="40" w:type="dxa"/>
+              <w:left w:w="60" w:type="dxa"/>
+              <w:right w:w="60" w:type="dxa"/>
+            </w:tcMar>
+            <w:tcMar>
+              <w:top w:w="40" w:type="dxa"/>
+              <w:bottom w:w="40" w:type="dxa"/>
+              <w:left w:w="60" w:type="dxa"/>
+              <w:right w:w="60" w:type="dxa"/>
+            </w:tcMar>
+          </w:tcPr>
           <w:p>
             <w:pPr>
               <w:pStyle w:val="Compact"/>
+              <w:spacing w:before="0" w:after="40" w:line="264" w:lineRule="auto"/>
               <w:jc w:val="left"/>
             </w:pPr>
             <w:hyperlink r:id="rId16">
@@ -856,13 +1817,31 @@
           </w:p>
         </w:tc>
         <w:tc>
-          <w:tcPr/>
+          <w:tcPr>
+            <w:tcMar>
+              <w:top w:w="40" w:type="dxa"/>
+              <w:bottom w:w="40" w:type="dxa"/>
+              <w:left w:w="60" w:type="dxa"/>
+              <w:right w:w="60" w:type="dxa"/>
+            </w:tcMar>
+            <w:tcMar>
+              <w:top w:w="40" w:type="dxa"/>
+              <w:bottom w:w="40" w:type="dxa"/>
+              <w:left w:w="60" w:type="dxa"/>
+              <w:right w:w="60" w:type="dxa"/>
+            </w:tcMar>
+          </w:tcPr>
           <w:p>
             <w:pPr>
               <w:pStyle w:val="Compact"/>
+              <w:spacing w:before="0" w:after="40" w:line="264" w:lineRule="auto"/>
               <w:jc w:val="left"/>
             </w:pPr>
             <w:r>
+              <w:rPr>
+                <w:rFonts w:ascii="Calibri" w:hAnsi="Calibri"/>
+                <w:sz w:val="18"/>
+              </w:rPr>
               <w:t xml:space="preserve">Tables, sequences, ER notes</w:t>
             </w:r>
           </w:p>
@@ -870,10 +1849,24 @@
       </w:tr>
       <w:tr>
         <w:tc>
-          <w:tcPr/>
+          <w:tcPr>
+            <w:tcMar>
+              <w:top w:w="40" w:type="dxa"/>
+              <w:bottom w:w="40" w:type="dxa"/>
+              <w:left w:w="60" w:type="dxa"/>
+              <w:right w:w="60" w:type="dxa"/>
+            </w:tcMar>
+            <w:tcMar>
+              <w:top w:w="40" w:type="dxa"/>
+              <w:bottom w:w="40" w:type="dxa"/>
+              <w:left w:w="60" w:type="dxa"/>
+              <w:right w:w="60" w:type="dxa"/>
+            </w:tcMar>
+          </w:tcPr>
           <w:p>
             <w:pPr>
               <w:pStyle w:val="Compact"/>
+              <w:spacing w:before="0" w:after="40" w:line="264" w:lineRule="auto"/>
               <w:jc w:val="left"/>
             </w:pPr>
             <w:hyperlink r:id="rId17">
@@ -887,19 +1880,45 @@
           </w:p>
         </w:tc>
         <w:tc>
-          <w:tcPr/>
+          <w:tcPr>
+            <w:tcMar>
+              <w:top w:w="40" w:type="dxa"/>
+              <w:bottom w:w="40" w:type="dxa"/>
+              <w:left w:w="60" w:type="dxa"/>
+              <w:right w:w="60" w:type="dxa"/>
+            </w:tcMar>
+            <w:tcMar>
+              <w:top w:w="40" w:type="dxa"/>
+              <w:bottom w:w="40" w:type="dxa"/>
+              <w:left w:w="60" w:type="dxa"/>
+              <w:right w:w="60" w:type="dxa"/>
+            </w:tcMar>
+          </w:tcPr>
           <w:p>
             <w:pPr>
               <w:pStyle w:val="Compact"/>
+              <w:spacing w:before="0" w:after="40" w:line="264" w:lineRule="auto"/>
               <w:jc w:val="left"/>
             </w:pPr>
             <w:r>
+              <w:rPr>
+                <w:rFonts w:ascii="Calibri" w:hAnsi="Calibri"/>
+                <w:sz w:val="18"/>
+              </w:rPr>
               <w:t xml:space="preserve">Call hierarchies for major</w:t>
             </w:r>
             <w:r>
+              <w:rPr>
+                <w:rFonts w:ascii="Calibri" w:hAnsi="Calibri"/>
+                <w:sz w:val="18"/>
+              </w:rPr>
               <w:t xml:space="preserve"> </w:t>
             </w:r>
             <w:r>
+              <w:rPr>
+                <w:rFonts w:ascii="Calibri" w:hAnsi="Calibri"/>
+                <w:sz w:val="18"/>
+              </w:rPr>
               <w:t xml:space="preserve">flows</w:t>
             </w:r>
           </w:p>
@@ -907,10 +1926,24 @@
       </w:tr>
       <w:tr>
         <w:tc>
-          <w:tcPr/>
+          <w:tcPr>
+            <w:tcMar>
+              <w:top w:w="40" w:type="dxa"/>
+              <w:bottom w:w="40" w:type="dxa"/>
+              <w:left w:w="60" w:type="dxa"/>
+              <w:right w:w="60" w:type="dxa"/>
+            </w:tcMar>
+            <w:tcMar>
+              <w:top w:w="40" w:type="dxa"/>
+              <w:bottom w:w="40" w:type="dxa"/>
+              <w:left w:w="60" w:type="dxa"/>
+              <w:right w:w="60" w:type="dxa"/>
+            </w:tcMar>
+          </w:tcPr>
           <w:p>
             <w:pPr>
               <w:pStyle w:val="Compact"/>
+              <w:spacing w:before="0" w:after="40" w:line="264" w:lineRule="auto"/>
               <w:jc w:val="left"/>
             </w:pPr>
             <w:hyperlink r:id="rId18">
@@ -924,19 +1957,45 @@
           </w:p>
         </w:tc>
         <w:tc>
-          <w:tcPr/>
+          <w:tcPr>
+            <w:tcMar>
+              <w:top w:w="40" w:type="dxa"/>
+              <w:bottom w:w="40" w:type="dxa"/>
+              <w:left w:w="60" w:type="dxa"/>
+              <w:right w:w="60" w:type="dxa"/>
+            </w:tcMar>
+            <w:tcMar>
+              <w:top w:w="40" w:type="dxa"/>
+              <w:bottom w:w="40" w:type="dxa"/>
+              <w:left w:w="60" w:type="dxa"/>
+              <w:right w:w="60" w:type="dxa"/>
+            </w:tcMar>
+          </w:tcPr>
           <w:p>
             <w:pPr>
               <w:pStyle w:val="Compact"/>
+              <w:spacing w:before="0" w:after="40" w:line="264" w:lineRule="auto"/>
               <w:jc w:val="left"/>
             </w:pPr>
             <w:r>
+              <w:rPr>
+                <w:rFonts w:ascii="Calibri" w:hAnsi="Calibri"/>
+                <w:sz w:val="18"/>
+              </w:rPr>
               <w:t xml:space="preserve">Mermaid class / package</w:t>
             </w:r>
             <w:r>
+              <w:rPr>
+                <w:rFonts w:ascii="Calibri" w:hAnsi="Calibri"/>
+                <w:sz w:val="18"/>
+              </w:rPr>
               <w:t xml:space="preserve"> </w:t>
             </w:r>
             <w:r>
+              <w:rPr>
+                <w:rFonts w:ascii="Calibri" w:hAnsi="Calibri"/>
+                <w:sz w:val="18"/>
+              </w:rPr>
               <w:t xml:space="preserve">diagrams</w:t>
             </w:r>
           </w:p>
@@ -944,10 +2003,24 @@
       </w:tr>
       <w:tr>
         <w:tc>
-          <w:tcPr/>
+          <w:tcPr>
+            <w:tcMar>
+              <w:top w:w="40" w:type="dxa"/>
+              <w:bottom w:w="40" w:type="dxa"/>
+              <w:left w:w="60" w:type="dxa"/>
+              <w:right w:w="60" w:type="dxa"/>
+            </w:tcMar>
+            <w:tcMar>
+              <w:top w:w="40" w:type="dxa"/>
+              <w:bottom w:w="40" w:type="dxa"/>
+              <w:left w:w="60" w:type="dxa"/>
+              <w:right w:w="60" w:type="dxa"/>
+            </w:tcMar>
+          </w:tcPr>
           <w:p>
             <w:pPr>
               <w:pStyle w:val="Compact"/>
+              <w:spacing w:before="0" w:after="40" w:line="264" w:lineRule="auto"/>
               <w:jc w:val="left"/>
             </w:pPr>
             <w:hyperlink r:id="rId19">
@@ -961,13 +2034,31 @@
           </w:p>
         </w:tc>
         <w:tc>
-          <w:tcPr/>
+          <w:tcPr>
+            <w:tcMar>
+              <w:top w:w="40" w:type="dxa"/>
+              <w:bottom w:w="40" w:type="dxa"/>
+              <w:left w:w="60" w:type="dxa"/>
+              <w:right w:w="60" w:type="dxa"/>
+            </w:tcMar>
+            <w:tcMar>
+              <w:top w:w="40" w:type="dxa"/>
+              <w:bottom w:w="40" w:type="dxa"/>
+              <w:left w:w="60" w:type="dxa"/>
+              <w:right w:w="60" w:type="dxa"/>
+            </w:tcMar>
+          </w:tcPr>
           <w:p>
             <w:pPr>
               <w:pStyle w:val="Compact"/>
+              <w:spacing w:before="0" w:after="40" w:line="264" w:lineRule="auto"/>
               <w:jc w:val="left"/>
             </w:pPr>
             <w:r>
+              <w:rPr>
+                <w:rFonts w:ascii="Calibri" w:hAnsi="Calibri"/>
+                <w:sz w:val="18"/>
+              </w:rPr>
               <w:t xml:space="preserve">Mermaid sequence diagrams</w:t>
             </w:r>
           </w:p>
@@ -975,10 +2066,24 @@
       </w:tr>
       <w:tr>
         <w:tc>
-          <w:tcPr/>
+          <w:tcPr>
+            <w:tcMar>
+              <w:top w:w="40" w:type="dxa"/>
+              <w:bottom w:w="40" w:type="dxa"/>
+              <w:left w:w="60" w:type="dxa"/>
+              <w:right w:w="60" w:type="dxa"/>
+            </w:tcMar>
+            <w:tcMar>
+              <w:top w:w="40" w:type="dxa"/>
+              <w:bottom w:w="40" w:type="dxa"/>
+              <w:left w:w="60" w:type="dxa"/>
+              <w:right w:w="60" w:type="dxa"/>
+            </w:tcMar>
+          </w:tcPr>
           <w:p>
             <w:pPr>
               <w:pStyle w:val="Compact"/>
+              <w:spacing w:before="0" w:after="40" w:line="264" w:lineRule="auto"/>
               <w:jc w:val="left"/>
             </w:pPr>
             <w:hyperlink r:id="rId20">
@@ -992,19 +2097,45 @@
           </w:p>
         </w:tc>
         <w:tc>
-          <w:tcPr/>
+          <w:tcPr>
+            <w:tcMar>
+              <w:top w:w="40" w:type="dxa"/>
+              <w:bottom w:w="40" w:type="dxa"/>
+              <w:left w:w="60" w:type="dxa"/>
+              <w:right w:w="60" w:type="dxa"/>
+            </w:tcMar>
+            <w:tcMar>
+              <w:top w:w="40" w:type="dxa"/>
+              <w:bottom w:w="40" w:type="dxa"/>
+              <w:left w:w="60" w:type="dxa"/>
+              <w:right w:w="60" w:type="dxa"/>
+            </w:tcMar>
+          </w:tcPr>
           <w:p>
             <w:pPr>
               <w:pStyle w:val="Compact"/>
+              <w:spacing w:before="0" w:after="40" w:line="264" w:lineRule="auto"/>
               <w:jc w:val="left"/>
             </w:pPr>
             <w:r>
+              <w:rPr>
+                <w:rFonts w:ascii="Calibri" w:hAnsi="Calibri"/>
+                <w:sz w:val="18"/>
+              </w:rPr>
               <w:t xml:space="preserve">What breaks when you change</w:t>
             </w:r>
             <w:r>
+              <w:rPr>
+                <w:rFonts w:ascii="Calibri" w:hAnsi="Calibri"/>
+                <w:sz w:val="18"/>
+              </w:rPr>
               <w:t xml:space="preserve"> </w:t>
             </w:r>
             <w:r>
+              <w:rPr>
+                <w:rFonts w:ascii="Calibri" w:hAnsi="Calibri"/>
+                <w:sz w:val="18"/>
+              </w:rPr>
               <w:t xml:space="preserve">X</w:t>
             </w:r>
           </w:p>
@@ -1012,10 +2143,24 @@
       </w:tr>
       <w:tr>
         <w:tc>
-          <w:tcPr/>
+          <w:tcPr>
+            <w:tcMar>
+              <w:top w:w="40" w:type="dxa"/>
+              <w:bottom w:w="40" w:type="dxa"/>
+              <w:left w:w="60" w:type="dxa"/>
+              <w:right w:w="60" w:type="dxa"/>
+            </w:tcMar>
+            <w:tcMar>
+              <w:top w:w="40" w:type="dxa"/>
+              <w:bottom w:w="40" w:type="dxa"/>
+              <w:left w:w="60" w:type="dxa"/>
+              <w:right w:w="60" w:type="dxa"/>
+            </w:tcMar>
+          </w:tcPr>
           <w:p>
             <w:pPr>
               <w:pStyle w:val="Compact"/>
+              <w:spacing w:before="0" w:after="40" w:line="264" w:lineRule="auto"/>
               <w:jc w:val="left"/>
             </w:pPr>
             <w:hyperlink r:id="rId21">
@@ -1029,13 +2174,31 @@
           </w:p>
         </w:tc>
         <w:tc>
-          <w:tcPr/>
+          <w:tcPr>
+            <w:tcMar>
+              <w:top w:w="40" w:type="dxa"/>
+              <w:bottom w:w="40" w:type="dxa"/>
+              <w:left w:w="60" w:type="dxa"/>
+              <w:right w:w="60" w:type="dxa"/>
+            </w:tcMar>
+            <w:tcMar>
+              <w:top w:w="40" w:type="dxa"/>
+              <w:bottom w:w="40" w:type="dxa"/>
+              <w:left w:w="60" w:type="dxa"/>
+              <w:right w:w="60" w:type="dxa"/>
+            </w:tcMar>
+          </w:tcPr>
           <w:p>
             <w:pPr>
               <w:pStyle w:val="Compact"/>
+              <w:spacing w:before="0" w:after="40" w:line="264" w:lineRule="auto"/>
               <w:jc w:val="left"/>
             </w:pPr>
             <w:r>
+              <w:rPr>
+                <w:rFonts w:ascii="Calibri" w:hAnsi="Calibri"/>
+                <w:sz w:val="18"/>
+              </w:rPr>
               <w:t xml:space="preserve">How to add modules safely</w:t>
             </w:r>
           </w:p>
@@ -1043,10 +2206,24 @@
       </w:tr>
       <w:tr>
         <w:tc>
-          <w:tcPr/>
+          <w:tcPr>
+            <w:tcMar>
+              <w:top w:w="40" w:type="dxa"/>
+              <w:bottom w:w="40" w:type="dxa"/>
+              <w:left w:w="60" w:type="dxa"/>
+              <w:right w:w="60" w:type="dxa"/>
+            </w:tcMar>
+            <w:tcMar>
+              <w:top w:w="40" w:type="dxa"/>
+              <w:bottom w:w="40" w:type="dxa"/>
+              <w:left w:w="60" w:type="dxa"/>
+              <w:right w:w="60" w:type="dxa"/>
+            </w:tcMar>
+          </w:tcPr>
           <w:p>
             <w:pPr>
               <w:pStyle w:val="Compact"/>
+              <w:spacing w:before="0" w:after="40" w:line="264" w:lineRule="auto"/>
               <w:jc w:val="left"/>
             </w:pPr>
             <w:hyperlink r:id="rId22">
@@ -1060,13 +2237,31 @@
           </w:p>
         </w:tc>
         <w:tc>
-          <w:tcPr/>
+          <w:tcPr>
+            <w:tcMar>
+              <w:top w:w="40" w:type="dxa"/>
+              <w:bottom w:w="40" w:type="dxa"/>
+              <w:left w:w="60" w:type="dxa"/>
+              <w:right w:w="60" w:type="dxa"/>
+            </w:tcMar>
+            <w:tcMar>
+              <w:top w:w="40" w:type="dxa"/>
+              <w:bottom w:w="40" w:type="dxa"/>
+              <w:left w:w="60" w:type="dxa"/>
+              <w:right w:w="60" w:type="dxa"/>
+            </w:tcMar>
+          </w:tcPr>
           <w:p>
             <w:pPr>
               <w:pStyle w:val="Compact"/>
+              <w:spacing w:before="0" w:after="40" w:line="264" w:lineRule="auto"/>
               <w:jc w:val="left"/>
             </w:pPr>
             <w:r>
+              <w:rPr>
+                <w:rFonts w:ascii="Calibri" w:hAnsi="Calibri"/>
+                <w:sz w:val="18"/>
+              </w:rPr>
               <w:t xml:space="preserve">Append-only change history</w:t>
             </w:r>
           </w:p>
@@ -1074,10 +2269,24 @@
       </w:tr>
       <w:tr>
         <w:tc>
-          <w:tcPr/>
+          <w:tcPr>
+            <w:tcMar>
+              <w:top w:w="40" w:type="dxa"/>
+              <w:bottom w:w="40" w:type="dxa"/>
+              <w:left w:w="60" w:type="dxa"/>
+              <w:right w:w="60" w:type="dxa"/>
+            </w:tcMar>
+            <w:tcMar>
+              <w:top w:w="40" w:type="dxa"/>
+              <w:bottom w:w="40" w:type="dxa"/>
+              <w:left w:w="60" w:type="dxa"/>
+              <w:right w:w="60" w:type="dxa"/>
+            </w:tcMar>
+          </w:tcPr>
           <w:p>
             <w:pPr>
               <w:pStyle w:val="Compact"/>
+              <w:spacing w:before="0" w:after="40" w:line="264" w:lineRule="auto"/>
               <w:jc w:val="left"/>
             </w:pPr>
             <w:hyperlink r:id="rId23">
@@ -1091,19 +2300,45 @@
           </w:p>
         </w:tc>
         <w:tc>
-          <w:tcPr/>
+          <w:tcPr>
+            <w:tcMar>
+              <w:top w:w="40" w:type="dxa"/>
+              <w:bottom w:w="40" w:type="dxa"/>
+              <w:left w:w="60" w:type="dxa"/>
+              <w:right w:w="60" w:type="dxa"/>
+            </w:tcMar>
+            <w:tcMar>
+              <w:top w:w="40" w:type="dxa"/>
+              <w:bottom w:w="40" w:type="dxa"/>
+              <w:left w:w="60" w:type="dxa"/>
+              <w:right w:w="60" w:type="dxa"/>
+            </w:tcMar>
+          </w:tcPr>
           <w:p>
             <w:pPr>
               <w:pStyle w:val="Compact"/>
+              <w:spacing w:before="0" w:after="40" w:line="264" w:lineRule="auto"/>
               <w:jc w:val="left"/>
             </w:pPr>
             <w:r>
+              <w:rPr>
+                <w:rFonts w:ascii="Calibri" w:hAnsi="Calibri"/>
+                <w:sz w:val="18"/>
+              </w:rPr>
               <w:t xml:space="preserve">Interview questions and</w:t>
             </w:r>
             <w:r>
+              <w:rPr>
+                <w:rFonts w:ascii="Calibri" w:hAnsi="Calibri"/>
+                <w:sz w:val="18"/>
+              </w:rPr>
               <w:t xml:space="preserve"> </w:t>
             </w:r>
             <w:r>
+              <w:rPr>
+                <w:rFonts w:ascii="Calibri" w:hAnsi="Calibri"/>
+                <w:sz w:val="18"/>
+              </w:rPr>
               <w:t xml:space="preserve">answers from codebase</w:t>
             </w:r>
           </w:p>
@@ -1111,10 +2346,24 @@
       </w:tr>
       <w:tr>
         <w:tc>
-          <w:tcPr/>
+          <w:tcPr>
+            <w:tcMar>
+              <w:top w:w="40" w:type="dxa"/>
+              <w:bottom w:w="40" w:type="dxa"/>
+              <w:left w:w="60" w:type="dxa"/>
+              <w:right w:w="60" w:type="dxa"/>
+            </w:tcMar>
+            <w:tcMar>
+              <w:top w:w="40" w:type="dxa"/>
+              <w:bottom w:w="40" w:type="dxa"/>
+              <w:left w:w="60" w:type="dxa"/>
+              <w:right w:w="60" w:type="dxa"/>
+            </w:tcMar>
+          </w:tcPr>
           <w:p>
             <w:pPr>
               <w:pStyle w:val="Compact"/>
+              <w:spacing w:before="0" w:after="40" w:line="264" w:lineRule="auto"/>
               <w:jc w:val="left"/>
             </w:pPr>
             <w:hyperlink r:id="rId24">
@@ -1128,32 +2377,66 @@
           </w:p>
         </w:tc>
         <w:tc>
-          <w:tcPr/>
+          <w:tcPr>
+            <w:tcMar>
+              <w:top w:w="40" w:type="dxa"/>
+              <w:bottom w:w="40" w:type="dxa"/>
+              <w:left w:w="60" w:type="dxa"/>
+              <w:right w:w="60" w:type="dxa"/>
+            </w:tcMar>
+            <w:tcMar>
+              <w:top w:w="40" w:type="dxa"/>
+              <w:bottom w:w="40" w:type="dxa"/>
+              <w:left w:w="60" w:type="dxa"/>
+              <w:right w:w="60" w:type="dxa"/>
+            </w:tcMar>
+          </w:tcPr>
           <w:p>
             <w:pPr>
               <w:pStyle w:val="Compact"/>
+              <w:spacing w:before="0" w:after="40" w:line="264" w:lineRule="auto"/>
               <w:jc w:val="left"/>
             </w:pPr>
             <w:r>
+              <w:rPr>
+                <w:rFonts w:ascii="Calibri" w:hAnsi="Calibri"/>
+                <w:sz w:val="18"/>
+              </w:rPr>
               <w:t xml:space="preserve">Platform engineering learning</w:t>
             </w:r>
             <w:r>
+              <w:rPr>
+                <w:rFonts w:ascii="Calibri" w:hAnsi="Calibri"/>
+                <w:sz w:val="18"/>
+              </w:rPr>
               <w:t xml:space="preserve"> </w:t>
             </w:r>
             <w:r>
+              <w:rPr>
+                <w:rFonts w:ascii="Calibri" w:hAnsi="Calibri"/>
+                <w:sz w:val="18"/>
+              </w:rPr>
               <w:t xml:space="preserve">roadmap (rate limit, cache,</w:t>
             </w:r>
             <w:r>
+              <w:rPr>
+                <w:rFonts w:ascii="Calibri" w:hAnsi="Calibri"/>
+                <w:sz w:val="18"/>
+              </w:rPr>
               <w:t xml:space="preserve"> </w:t>
             </w:r>
             <w:r>
+              <w:rPr>
+                <w:rFonts w:ascii="Calibri" w:hAnsi="Calibri"/>
+                <w:sz w:val="18"/>
+              </w:rPr>
               <w:t xml:space="preserve">idempotency, sharding lab, …)</w:t>
             </w:r>
           </w:p>
         </w:tc>
       </w:tr>
     </w:tbl>
-    <w:bookmarkStart w:id="36" w:name="modules"/>
+    <w:bookmarkStart w:id="37" w:name="modules"/>
     <w:p>
       <w:pPr>
         <w:pStyle w:val="Heading3"/>
@@ -1165,9 +2448,17 @@
     <w:tbl>
       <w:tblPr>
         <w:tblStyle w:val="Table"/>
-        <w:tblW w:type="pct" w:w="4907"/>
-        <w:tblLayout w:type="fixed"/>
+        <w:tblW w:type="pct" w:w="5000"/>
+        <w:tblLayout w:type="autofit"/>
         <w:tblLook w:firstRow="1" w:lastRow="0" w:firstColumn="0" w:lastColumn="0" w:noHBand="0" w:noVBand="0" w:val="0020"/>
+        <w:tblBorders>
+          <w:top w:val="single" w:sz="4" w:space="0" w:color="CBD5E0"/>
+          <w:left w:val="single" w:sz="4" w:space="0" w:color="CBD5E0"/>
+          <w:bottom w:val="single" w:sz="4" w:space="0" w:color="CBD5E0"/>
+          <w:right w:val="single" w:sz="4" w:space="0" w:color="CBD5E0"/>
+          <w:insideH w:val="single" w:sz="4" w:space="0" w:color="CBD5E0"/>
+          <w:insideV w:val="single" w:sz="4" w:space="0" w:color="CBD5E0"/>
+        </w:tblBorders>
       </w:tblPr>
       <w:tblGrid>
         <w:gridCol w:w="1702"/>
@@ -1179,37 +2470,100 @@
           <w:tblHeader w:val="on"/>
         </w:trPr>
         <w:tc>
-          <w:tcPr/>
+          <w:tcPr>
+            <w:tcMar>
+              <w:top w:w="40" w:type="dxa"/>
+              <w:bottom w:w="40" w:type="dxa"/>
+              <w:left w:w="60" w:type="dxa"/>
+              <w:right w:w="60" w:type="dxa"/>
+            </w:tcMar>
+            <w:shd w:fill="1A365D" w:val="clear"/>
+            <w:tcMar>
+              <w:top w:w="40" w:type="dxa"/>
+              <w:bottom w:w="40" w:type="dxa"/>
+              <w:left w:w="60" w:type="dxa"/>
+              <w:right w:w="60" w:type="dxa"/>
+            </w:tcMar>
+          </w:tcPr>
           <w:p>
             <w:pPr>
               <w:pStyle w:val="Compact"/>
+              <w:spacing w:before="0" w:after="40" w:line="264" w:lineRule="auto"/>
               <w:jc w:val="left"/>
             </w:pPr>
             <w:r>
+              <w:rPr>
+                <w:rFonts w:ascii="Calibri" w:hAnsi="Calibri"/>
+                <w:b/>
+                <w:color w:val="FFFFFF"/>
+                <w:sz w:val="18"/>
+              </w:rPr>
               <w:t xml:space="preserve">Module</w:t>
             </w:r>
           </w:p>
         </w:tc>
         <w:tc>
-          <w:tcPr/>
+          <w:tcPr>
+            <w:tcMar>
+              <w:top w:w="40" w:type="dxa"/>
+              <w:bottom w:w="40" w:type="dxa"/>
+              <w:left w:w="60" w:type="dxa"/>
+              <w:right w:w="60" w:type="dxa"/>
+            </w:tcMar>
+            <w:shd w:fill="1A365D" w:val="clear"/>
+            <w:tcMar>
+              <w:top w:w="40" w:type="dxa"/>
+              <w:bottom w:w="40" w:type="dxa"/>
+              <w:left w:w="60" w:type="dxa"/>
+              <w:right w:w="60" w:type="dxa"/>
+            </w:tcMar>
+          </w:tcPr>
           <w:p>
             <w:pPr>
               <w:pStyle w:val="Compact"/>
+              <w:spacing w:before="0" w:after="40" w:line="264" w:lineRule="auto"/>
               <w:jc w:val="left"/>
             </w:pPr>
             <w:r>
+              <w:rPr>
+                <w:rFonts w:ascii="Calibri" w:hAnsi="Calibri"/>
+                <w:b/>
+                <w:color w:val="FFFFFF"/>
+                <w:sz w:val="18"/>
+              </w:rPr>
               <w:t xml:space="preserve">Status</w:t>
             </w:r>
           </w:p>
         </w:tc>
         <w:tc>
-          <w:tcPr/>
+          <w:tcPr>
+            <w:tcMar>
+              <w:top w:w="40" w:type="dxa"/>
+              <w:bottom w:w="40" w:type="dxa"/>
+              <w:left w:w="60" w:type="dxa"/>
+              <w:right w:w="60" w:type="dxa"/>
+            </w:tcMar>
+            <w:shd w:fill="1A365D" w:val="clear"/>
+            <w:tcMar>
+              <w:top w:w="40" w:type="dxa"/>
+              <w:bottom w:w="40" w:type="dxa"/>
+              <w:left w:w="60" w:type="dxa"/>
+              <w:right w:w="60" w:type="dxa"/>
+            </w:tcMar>
+          </w:tcPr>
           <w:p>
             <w:pPr>
               <w:pStyle w:val="Compact"/>
+              <w:spacing w:before="0" w:after="40" w:line="264" w:lineRule="auto"/>
               <w:jc w:val="left"/>
             </w:pPr>
             <w:r>
+              <w:rPr>
+                <w:rFonts w:ascii="Calibri" w:hAnsi="Calibri"/>
+                <w:b/>
+                <w:color w:val="FFFFFF"/>
+                <w:sz w:val="18"/>
+              </w:rPr>
               <w:t xml:space="preserve">Doc</w:t>
             </w:r>
           </w:p>
@@ -1217,34 +2571,84 @@
       </w:tr>
       <w:tr>
         <w:tc>
-          <w:tcPr/>
+          <w:tcPr>
+            <w:tcMar>
+              <w:top w:w="40" w:type="dxa"/>
+              <w:bottom w:w="40" w:type="dxa"/>
+              <w:left w:w="60" w:type="dxa"/>
+              <w:right w:w="60" w:type="dxa"/>
+            </w:tcMar>
+            <w:tcMar>
+              <w:top w:w="40" w:type="dxa"/>
+              <w:bottom w:w="40" w:type="dxa"/>
+              <w:left w:w="60" w:type="dxa"/>
+              <w:right w:w="60" w:type="dxa"/>
+            </w:tcMar>
+          </w:tcPr>
           <w:p>
             <w:pPr>
               <w:pStyle w:val="Compact"/>
+              <w:spacing w:before="0" w:after="40" w:line="264" w:lineRule="auto"/>
               <w:jc w:val="left"/>
             </w:pPr>
             <w:r>
+              <w:rPr>
+                <w:rFonts w:ascii="Calibri" w:hAnsi="Calibri"/>
+                <w:sz w:val="18"/>
+              </w:rPr>
               <w:t xml:space="preserve">Authentication</w:t>
             </w:r>
           </w:p>
         </w:tc>
         <w:tc>
-          <w:tcPr/>
+          <w:tcPr>
+            <w:tcMar>
+              <w:top w:w="40" w:type="dxa"/>
+              <w:bottom w:w="40" w:type="dxa"/>
+              <w:left w:w="60" w:type="dxa"/>
+              <w:right w:w="60" w:type="dxa"/>
+            </w:tcMar>
+            <w:tcMar>
+              <w:top w:w="40" w:type="dxa"/>
+              <w:bottom w:w="40" w:type="dxa"/>
+              <w:left w:w="60" w:type="dxa"/>
+              <w:right w:w="60" w:type="dxa"/>
+            </w:tcMar>
+          </w:tcPr>
           <w:p>
             <w:pPr>
               <w:pStyle w:val="Compact"/>
+              <w:spacing w:before="0" w:after="40" w:line="264" w:lineRule="auto"/>
               <w:jc w:val="left"/>
             </w:pPr>
             <w:r>
+              <w:rPr>
+                <w:rFonts w:ascii="Calibri" w:hAnsi="Calibri"/>
+                <w:sz w:val="18"/>
+              </w:rPr>
               <w:t xml:space="preserve">Implemented</w:t>
             </w:r>
           </w:p>
         </w:tc>
         <w:tc>
-          <w:tcPr/>
+          <w:tcPr>
+            <w:tcMar>
+              <w:top w:w="40" w:type="dxa"/>
+              <w:bottom w:w="40" w:type="dxa"/>
+              <w:left w:w="60" w:type="dxa"/>
+              <w:right w:w="60" w:type="dxa"/>
+            </w:tcMar>
+            <w:tcMar>
+              <w:top w:w="40" w:type="dxa"/>
+              <w:bottom w:w="40" w:type="dxa"/>
+              <w:left w:w="60" w:type="dxa"/>
+              <w:right w:w="60" w:type="dxa"/>
+            </w:tcMar>
+          </w:tcPr>
           <w:p>
             <w:pPr>
               <w:pStyle w:val="Compact"/>
+              <w:spacing w:before="0" w:after="40" w:line="264" w:lineRule="auto"/>
               <w:jc w:val="left"/>
             </w:pPr>
             <w:hyperlink r:id="rId25">
@@ -1260,34 +2664,84 @@
       </w:tr>
       <w:tr>
         <w:tc>
-          <w:tcPr/>
+          <w:tcPr>
+            <w:tcMar>
+              <w:top w:w="40" w:type="dxa"/>
+              <w:bottom w:w="40" w:type="dxa"/>
+              <w:left w:w="60" w:type="dxa"/>
+              <w:right w:w="60" w:type="dxa"/>
+            </w:tcMar>
+            <w:tcMar>
+              <w:top w:w="40" w:type="dxa"/>
+              <w:bottom w:w="40" w:type="dxa"/>
+              <w:left w:w="60" w:type="dxa"/>
+              <w:right w:w="60" w:type="dxa"/>
+            </w:tcMar>
+          </w:tcPr>
           <w:p>
             <w:pPr>
               <w:pStyle w:val="Compact"/>
+              <w:spacing w:before="0" w:after="40" w:line="264" w:lineRule="auto"/>
               <w:jc w:val="left"/>
             </w:pPr>
             <w:r>
+              <w:rPr>
+                <w:rFonts w:ascii="Calibri" w:hAnsi="Calibri"/>
+                <w:sz w:val="18"/>
+              </w:rPr>
               <w:t xml:space="preserve">Customer</w:t>
             </w:r>
           </w:p>
         </w:tc>
         <w:tc>
-          <w:tcPr/>
+          <w:tcPr>
+            <w:tcMar>
+              <w:top w:w="40" w:type="dxa"/>
+              <w:bottom w:w="40" w:type="dxa"/>
+              <w:left w:w="60" w:type="dxa"/>
+              <w:right w:w="60" w:type="dxa"/>
+            </w:tcMar>
+            <w:tcMar>
+              <w:top w:w="40" w:type="dxa"/>
+              <w:bottom w:w="40" w:type="dxa"/>
+              <w:left w:w="60" w:type="dxa"/>
+              <w:right w:w="60" w:type="dxa"/>
+            </w:tcMar>
+          </w:tcPr>
           <w:p>
             <w:pPr>
               <w:pStyle w:val="Compact"/>
+              <w:spacing w:before="0" w:after="40" w:line="264" w:lineRule="auto"/>
               <w:jc w:val="left"/>
             </w:pPr>
             <w:r>
+              <w:rPr>
+                <w:rFonts w:ascii="Calibri" w:hAnsi="Calibri"/>
+                <w:sz w:val="18"/>
+              </w:rPr>
               <w:t xml:space="preserve">Implemented</w:t>
             </w:r>
           </w:p>
         </w:tc>
         <w:tc>
-          <w:tcPr/>
+          <w:tcPr>
+            <w:tcMar>
+              <w:top w:w="40" w:type="dxa"/>
+              <w:bottom w:w="40" w:type="dxa"/>
+              <w:left w:w="60" w:type="dxa"/>
+              <w:right w:w="60" w:type="dxa"/>
+            </w:tcMar>
+            <w:tcMar>
+              <w:top w:w="40" w:type="dxa"/>
+              <w:bottom w:w="40" w:type="dxa"/>
+              <w:left w:w="60" w:type="dxa"/>
+              <w:right w:w="60" w:type="dxa"/>
+            </w:tcMar>
+          </w:tcPr>
           <w:p>
             <w:pPr>
               <w:pStyle w:val="Compact"/>
+              <w:spacing w:before="0" w:after="40" w:line="264" w:lineRule="auto"/>
               <w:jc w:val="left"/>
             </w:pPr>
             <w:hyperlink r:id="rId26">
@@ -1303,34 +2757,84 @@
       </w:tr>
       <w:tr>
         <w:tc>
-          <w:tcPr/>
+          <w:tcPr>
+            <w:tcMar>
+              <w:top w:w="40" w:type="dxa"/>
+              <w:bottom w:w="40" w:type="dxa"/>
+              <w:left w:w="60" w:type="dxa"/>
+              <w:right w:w="60" w:type="dxa"/>
+            </w:tcMar>
+            <w:tcMar>
+              <w:top w:w="40" w:type="dxa"/>
+              <w:bottom w:w="40" w:type="dxa"/>
+              <w:left w:w="60" w:type="dxa"/>
+              <w:right w:w="60" w:type="dxa"/>
+            </w:tcMar>
+          </w:tcPr>
           <w:p>
             <w:pPr>
               <w:pStyle w:val="Compact"/>
+              <w:spacing w:before="0" w:after="40" w:line="264" w:lineRule="auto"/>
               <w:jc w:val="left"/>
             </w:pPr>
             <w:r>
+              <w:rPr>
+                <w:rFonts w:ascii="Calibri" w:hAnsi="Calibri"/>
+                <w:sz w:val="18"/>
+              </w:rPr>
               <w:t xml:space="preserve">Account</w:t>
             </w:r>
           </w:p>
         </w:tc>
         <w:tc>
-          <w:tcPr/>
+          <w:tcPr>
+            <w:tcMar>
+              <w:top w:w="40" w:type="dxa"/>
+              <w:bottom w:w="40" w:type="dxa"/>
+              <w:left w:w="60" w:type="dxa"/>
+              <w:right w:w="60" w:type="dxa"/>
+            </w:tcMar>
+            <w:tcMar>
+              <w:top w:w="40" w:type="dxa"/>
+              <w:bottom w:w="40" w:type="dxa"/>
+              <w:left w:w="60" w:type="dxa"/>
+              <w:right w:w="60" w:type="dxa"/>
+            </w:tcMar>
+          </w:tcPr>
           <w:p>
             <w:pPr>
               <w:pStyle w:val="Compact"/>
+              <w:spacing w:before="0" w:after="40" w:line="264" w:lineRule="auto"/>
               <w:jc w:val="left"/>
             </w:pPr>
             <w:r>
+              <w:rPr>
+                <w:rFonts w:ascii="Calibri" w:hAnsi="Calibri"/>
+                <w:sz w:val="18"/>
+              </w:rPr>
               <w:t xml:space="preserve">Implemented</w:t>
             </w:r>
           </w:p>
         </w:tc>
         <w:tc>
-          <w:tcPr/>
+          <w:tcPr>
+            <w:tcMar>
+              <w:top w:w="40" w:type="dxa"/>
+              <w:bottom w:w="40" w:type="dxa"/>
+              <w:left w:w="60" w:type="dxa"/>
+              <w:right w:w="60" w:type="dxa"/>
+            </w:tcMar>
+            <w:tcMar>
+              <w:top w:w="40" w:type="dxa"/>
+              <w:bottom w:w="40" w:type="dxa"/>
+              <w:left w:w="60" w:type="dxa"/>
+              <w:right w:w="60" w:type="dxa"/>
+            </w:tcMar>
+          </w:tcPr>
           <w:p>
             <w:pPr>
               <w:pStyle w:val="Compact"/>
+              <w:spacing w:before="0" w:after="40" w:line="264" w:lineRule="auto"/>
               <w:jc w:val="left"/>
             </w:pPr>
             <w:hyperlink r:id="rId27">
@@ -1346,34 +2850,84 @@
       </w:tr>
       <w:tr>
         <w:tc>
-          <w:tcPr/>
+          <w:tcPr>
+            <w:tcMar>
+              <w:top w:w="40" w:type="dxa"/>
+              <w:bottom w:w="40" w:type="dxa"/>
+              <w:left w:w="60" w:type="dxa"/>
+              <w:right w:w="60" w:type="dxa"/>
+            </w:tcMar>
+            <w:tcMar>
+              <w:top w:w="40" w:type="dxa"/>
+              <w:bottom w:w="40" w:type="dxa"/>
+              <w:left w:w="60" w:type="dxa"/>
+              <w:right w:w="60" w:type="dxa"/>
+            </w:tcMar>
+          </w:tcPr>
           <w:p>
             <w:pPr>
               <w:pStyle w:val="Compact"/>
+              <w:spacing w:before="0" w:after="40" w:line="264" w:lineRule="auto"/>
               <w:jc w:val="left"/>
             </w:pPr>
             <w:r>
+              <w:rPr>
+                <w:rFonts w:ascii="Calibri" w:hAnsi="Calibri"/>
+                <w:sz w:val="18"/>
+              </w:rPr>
               <w:t xml:space="preserve">Notification</w:t>
             </w:r>
           </w:p>
         </w:tc>
         <w:tc>
-          <w:tcPr/>
+          <w:tcPr>
+            <w:tcMar>
+              <w:top w:w="40" w:type="dxa"/>
+              <w:bottom w:w="40" w:type="dxa"/>
+              <w:left w:w="60" w:type="dxa"/>
+              <w:right w:w="60" w:type="dxa"/>
+            </w:tcMar>
+            <w:tcMar>
+              <w:top w:w="40" w:type="dxa"/>
+              <w:bottom w:w="40" w:type="dxa"/>
+              <w:left w:w="60" w:type="dxa"/>
+              <w:right w:w="60" w:type="dxa"/>
+            </w:tcMar>
+          </w:tcPr>
           <w:p>
             <w:pPr>
               <w:pStyle w:val="Compact"/>
+              <w:spacing w:before="0" w:after="40" w:line="264" w:lineRule="auto"/>
               <w:jc w:val="left"/>
             </w:pPr>
             <w:r>
+              <w:rPr>
+                <w:rFonts w:ascii="Calibri" w:hAnsi="Calibri"/>
+                <w:sz w:val="18"/>
+              </w:rPr>
               <w:t xml:space="preserve">Implemented</w:t>
             </w:r>
           </w:p>
         </w:tc>
         <w:tc>
-          <w:tcPr/>
+          <w:tcPr>
+            <w:tcMar>
+              <w:top w:w="40" w:type="dxa"/>
+              <w:bottom w:w="40" w:type="dxa"/>
+              <w:left w:w="60" w:type="dxa"/>
+              <w:right w:w="60" w:type="dxa"/>
+            </w:tcMar>
+            <w:tcMar>
+              <w:top w:w="40" w:type="dxa"/>
+              <w:bottom w:w="40" w:type="dxa"/>
+              <w:left w:w="60" w:type="dxa"/>
+              <w:right w:w="60" w:type="dxa"/>
+            </w:tcMar>
+          </w:tcPr>
           <w:p>
             <w:pPr>
               <w:pStyle w:val="Compact"/>
+              <w:spacing w:before="0" w:after="40" w:line="264" w:lineRule="auto"/>
               <w:jc w:val="left"/>
             </w:pPr>
             <w:hyperlink r:id="rId28">
@@ -1385,9 +2939,17 @@
               </w:r>
             </w:hyperlink>
             <w:r>
+              <w:rPr>
+                <w:rFonts w:ascii="Calibri" w:hAnsi="Calibri"/>
+                <w:sz w:val="18"/>
+              </w:rPr>
               <w:t xml:space="preserve"> </w:t>
             </w:r>
             <w:r>
+              <w:rPr>
+                <w:rFonts w:ascii="Calibri" w:hAnsi="Calibri"/>
+                <w:sz w:val="18"/>
+              </w:rPr>
               <w:t xml:space="preserve">(Kafka → email)</w:t>
             </w:r>
           </w:p>
@@ -1395,34 +2957,84 @@
       </w:tr>
       <w:tr>
         <w:tc>
-          <w:tcPr/>
+          <w:tcPr>
+            <w:tcMar>
+              <w:top w:w="40" w:type="dxa"/>
+              <w:bottom w:w="40" w:type="dxa"/>
+              <w:left w:w="60" w:type="dxa"/>
+              <w:right w:w="60" w:type="dxa"/>
+            </w:tcMar>
+            <w:tcMar>
+              <w:top w:w="40" w:type="dxa"/>
+              <w:bottom w:w="40" w:type="dxa"/>
+              <w:left w:w="60" w:type="dxa"/>
+              <w:right w:w="60" w:type="dxa"/>
+            </w:tcMar>
+          </w:tcPr>
           <w:p>
             <w:pPr>
               <w:pStyle w:val="Compact"/>
+              <w:spacing w:before="0" w:after="40" w:line="264" w:lineRule="auto"/>
               <w:jc w:val="left"/>
             </w:pPr>
             <w:r>
+              <w:rPr>
+                <w:rFonts w:ascii="Calibri" w:hAnsi="Calibri"/>
+                <w:sz w:val="18"/>
+              </w:rPr>
               <w:t xml:space="preserve">Employee</w:t>
             </w:r>
           </w:p>
         </w:tc>
         <w:tc>
-          <w:tcPr/>
+          <w:tcPr>
+            <w:tcMar>
+              <w:top w:w="40" w:type="dxa"/>
+              <w:bottom w:w="40" w:type="dxa"/>
+              <w:left w:w="60" w:type="dxa"/>
+              <w:right w:w="60" w:type="dxa"/>
+            </w:tcMar>
+            <w:tcMar>
+              <w:top w:w="40" w:type="dxa"/>
+              <w:bottom w:w="40" w:type="dxa"/>
+              <w:left w:w="60" w:type="dxa"/>
+              <w:right w:w="60" w:type="dxa"/>
+            </w:tcMar>
+          </w:tcPr>
           <w:p>
             <w:pPr>
               <w:pStyle w:val="Compact"/>
+              <w:spacing w:before="0" w:after="40" w:line="264" w:lineRule="auto"/>
               <w:jc w:val="left"/>
             </w:pPr>
             <w:r>
+              <w:rPr>
+                <w:rFonts w:ascii="Calibri" w:hAnsi="Calibri"/>
+                <w:sz w:val="18"/>
+              </w:rPr>
               <w:t xml:space="preserve">Implemented</w:t>
             </w:r>
           </w:p>
         </w:tc>
         <w:tc>
-          <w:tcPr/>
+          <w:tcPr>
+            <w:tcMar>
+              <w:top w:w="40" w:type="dxa"/>
+              <w:bottom w:w="40" w:type="dxa"/>
+              <w:left w:w="60" w:type="dxa"/>
+              <w:right w:w="60" w:type="dxa"/>
+            </w:tcMar>
+            <w:tcMar>
+              <w:top w:w="40" w:type="dxa"/>
+              <w:bottom w:w="40" w:type="dxa"/>
+              <w:left w:w="60" w:type="dxa"/>
+              <w:right w:w="60" w:type="dxa"/>
+            </w:tcMar>
+          </w:tcPr>
           <w:p>
             <w:pPr>
               <w:pStyle w:val="Compact"/>
+              <w:spacing w:before="0" w:after="40" w:line="264" w:lineRule="auto"/>
               <w:jc w:val="left"/>
             </w:pPr>
             <w:hyperlink r:id="rId29">
@@ -1434,9 +3046,17 @@
               </w:r>
             </w:hyperlink>
             <w:r>
+              <w:rPr>
+                <w:rFonts w:ascii="Calibri" w:hAnsi="Calibri"/>
+                <w:sz w:val="18"/>
+              </w:rPr>
               <w:t xml:space="preserve"> </w:t>
             </w:r>
             <w:r>
+              <w:rPr>
+                <w:rFonts w:ascii="Calibri" w:hAnsi="Calibri"/>
+                <w:sz w:val="18"/>
+              </w:rPr>
               <w:t xml:space="preserve">(multi-role staff)</w:t>
             </w:r>
           </w:p>
@@ -1444,34 +3064,84 @@
       </w:tr>
       <w:tr>
         <w:tc>
-          <w:tcPr/>
+          <w:tcPr>
+            <w:tcMar>
+              <w:top w:w="40" w:type="dxa"/>
+              <w:bottom w:w="40" w:type="dxa"/>
+              <w:left w:w="60" w:type="dxa"/>
+              <w:right w:w="60" w:type="dxa"/>
+            </w:tcMar>
+            <w:tcMar>
+              <w:top w:w="40" w:type="dxa"/>
+              <w:bottom w:w="40" w:type="dxa"/>
+              <w:left w:w="60" w:type="dxa"/>
+              <w:right w:w="60" w:type="dxa"/>
+            </w:tcMar>
+          </w:tcPr>
           <w:p>
             <w:pPr>
               <w:pStyle w:val="Compact"/>
+              <w:spacing w:before="0" w:after="40" w:line="264" w:lineRule="auto"/>
               <w:jc w:val="left"/>
             </w:pPr>
             <w:r>
+              <w:rPr>
+                <w:rFonts w:ascii="Calibri" w:hAnsi="Calibri"/>
+                <w:sz w:val="18"/>
+              </w:rPr>
               <w:t xml:space="preserve">Transaction</w:t>
             </w:r>
           </w:p>
         </w:tc>
         <w:tc>
-          <w:tcPr/>
+          <w:tcPr>
+            <w:tcMar>
+              <w:top w:w="40" w:type="dxa"/>
+              <w:bottom w:w="40" w:type="dxa"/>
+              <w:left w:w="60" w:type="dxa"/>
+              <w:right w:w="60" w:type="dxa"/>
+            </w:tcMar>
+            <w:tcMar>
+              <w:top w:w="40" w:type="dxa"/>
+              <w:bottom w:w="40" w:type="dxa"/>
+              <w:left w:w="60" w:type="dxa"/>
+              <w:right w:w="60" w:type="dxa"/>
+            </w:tcMar>
+          </w:tcPr>
           <w:p>
             <w:pPr>
               <w:pStyle w:val="Compact"/>
+              <w:spacing w:before="0" w:after="40" w:line="264" w:lineRule="auto"/>
               <w:jc w:val="left"/>
             </w:pPr>
             <w:r>
+              <w:rPr>
+                <w:rFonts w:ascii="Calibri" w:hAnsi="Calibri"/>
+                <w:sz w:val="18"/>
+              </w:rPr>
               <w:t xml:space="preserve">Implemented</w:t>
             </w:r>
           </w:p>
         </w:tc>
         <w:tc>
-          <w:tcPr/>
+          <w:tcPr>
+            <w:tcMar>
+              <w:top w:w="40" w:type="dxa"/>
+              <w:bottom w:w="40" w:type="dxa"/>
+              <w:left w:w="60" w:type="dxa"/>
+              <w:right w:w="60" w:type="dxa"/>
+            </w:tcMar>
+            <w:tcMar>
+              <w:top w:w="40" w:type="dxa"/>
+              <w:bottom w:w="40" w:type="dxa"/>
+              <w:left w:w="60" w:type="dxa"/>
+              <w:right w:w="60" w:type="dxa"/>
+            </w:tcMar>
+          </w:tcPr>
           <w:p>
             <w:pPr>
               <w:pStyle w:val="Compact"/>
+              <w:spacing w:before="0" w:after="40" w:line="264" w:lineRule="auto"/>
               <w:jc w:val="left"/>
             </w:pPr>
             <w:hyperlink r:id="rId30">
@@ -1483,9 +3153,17 @@
               </w:r>
             </w:hyperlink>
             <w:r>
+              <w:rPr>
+                <w:rFonts w:ascii="Calibri" w:hAnsi="Calibri"/>
+                <w:sz w:val="18"/>
+              </w:rPr>
               <w:t xml:space="preserve"> </w:t>
             </w:r>
             <w:r>
+              <w:rPr>
+                <w:rFonts w:ascii="Calibri" w:hAnsi="Calibri"/>
+                <w:sz w:val="18"/>
+              </w:rPr>
               <w:t xml:space="preserve">(ledger + staff list UI)</w:t>
             </w:r>
           </w:p>
@@ -1493,34 +3171,84 @@
       </w:tr>
       <w:tr>
         <w:tc>
-          <w:tcPr/>
+          <w:tcPr>
+            <w:tcMar>
+              <w:top w:w="40" w:type="dxa"/>
+              <w:bottom w:w="40" w:type="dxa"/>
+              <w:left w:w="60" w:type="dxa"/>
+              <w:right w:w="60" w:type="dxa"/>
+            </w:tcMar>
+            <w:tcMar>
+              <w:top w:w="40" w:type="dxa"/>
+              <w:bottom w:w="40" w:type="dxa"/>
+              <w:left w:w="60" w:type="dxa"/>
+              <w:right w:w="60" w:type="dxa"/>
+            </w:tcMar>
+          </w:tcPr>
           <w:p>
             <w:pPr>
               <w:pStyle w:val="Compact"/>
+              <w:spacing w:before="0" w:after="40" w:line="264" w:lineRule="auto"/>
               <w:jc w:val="left"/>
             </w:pPr>
             <w:r>
+              <w:rPr>
+                <w:rFonts w:ascii="Calibri" w:hAnsi="Calibri"/>
+                <w:sz w:val="18"/>
+              </w:rPr>
               <w:t xml:space="preserve">Portal &amp; approvals</w:t>
             </w:r>
           </w:p>
         </w:tc>
         <w:tc>
-          <w:tcPr/>
+          <w:tcPr>
+            <w:tcMar>
+              <w:top w:w="40" w:type="dxa"/>
+              <w:bottom w:w="40" w:type="dxa"/>
+              <w:left w:w="60" w:type="dxa"/>
+              <w:right w:w="60" w:type="dxa"/>
+            </w:tcMar>
+            <w:tcMar>
+              <w:top w:w="40" w:type="dxa"/>
+              <w:bottom w:w="40" w:type="dxa"/>
+              <w:left w:w="60" w:type="dxa"/>
+              <w:right w:w="60" w:type="dxa"/>
+            </w:tcMar>
+          </w:tcPr>
           <w:p>
             <w:pPr>
               <w:pStyle w:val="Compact"/>
+              <w:spacing w:before="0" w:after="40" w:line="264" w:lineRule="auto"/>
               <w:jc w:val="left"/>
             </w:pPr>
             <w:r>
+              <w:rPr>
+                <w:rFonts w:ascii="Calibri" w:hAnsi="Calibri"/>
+                <w:sz w:val="18"/>
+              </w:rPr>
               <w:t xml:space="preserve">Implemented</w:t>
             </w:r>
           </w:p>
         </w:tc>
         <w:tc>
-          <w:tcPr/>
+          <w:tcPr>
+            <w:tcMar>
+              <w:top w:w="40" w:type="dxa"/>
+              <w:bottom w:w="40" w:type="dxa"/>
+              <w:left w:w="60" w:type="dxa"/>
+              <w:right w:w="60" w:type="dxa"/>
+            </w:tcMar>
+            <w:tcMar>
+              <w:top w:w="40" w:type="dxa"/>
+              <w:bottom w:w="40" w:type="dxa"/>
+              <w:left w:w="60" w:type="dxa"/>
+              <w:right w:w="60" w:type="dxa"/>
+            </w:tcMar>
+          </w:tcPr>
           <w:p>
             <w:pPr>
               <w:pStyle w:val="Compact"/>
+              <w:spacing w:before="0" w:after="40" w:line="264" w:lineRule="auto"/>
               <w:jc w:val="left"/>
             </w:pPr>
             <w:hyperlink r:id="rId31">
@@ -1532,15 +3260,31 @@
               </w:r>
             </w:hyperlink>
             <w:r>
+              <w:rPr>
+                <w:rFonts w:ascii="Calibri" w:hAnsi="Calibri"/>
+                <w:sz w:val="18"/>
+              </w:rPr>
               <w:t xml:space="preserve"> </w:t>
             </w:r>
             <w:r>
+              <w:rPr>
+                <w:rFonts w:ascii="Calibri" w:hAnsi="Calibri"/>
+                <w:sz w:val="18"/>
+              </w:rPr>
               <w:t xml:space="preserve">(beneficiaries, pending</w:t>
             </w:r>
             <w:r>
+              <w:rPr>
+                <w:rFonts w:ascii="Calibri" w:hAnsi="Calibri"/>
+                <w:sz w:val="18"/>
+              </w:rPr>
               <w:t xml:space="preserve"> </w:t>
             </w:r>
             <w:r>
+              <w:rPr>
+                <w:rFonts w:ascii="Calibri" w:hAnsi="Calibri"/>
+                <w:sz w:val="18"/>
+              </w:rPr>
               <w:t xml:space="preserve">transfers)</w:t>
             </w:r>
           </w:p>
@@ -1548,34 +3292,84 @@
       </w:tr>
       <w:tr>
         <w:tc>
-          <w:tcPr/>
+          <w:tcPr>
+            <w:tcMar>
+              <w:top w:w="40" w:type="dxa"/>
+              <w:bottom w:w="40" w:type="dxa"/>
+              <w:left w:w="60" w:type="dxa"/>
+              <w:right w:w="60" w:type="dxa"/>
+            </w:tcMar>
+            <w:tcMar>
+              <w:top w:w="40" w:type="dxa"/>
+              <w:bottom w:w="40" w:type="dxa"/>
+              <w:left w:w="60" w:type="dxa"/>
+              <w:right w:w="60" w:type="dxa"/>
+            </w:tcMar>
+          </w:tcPr>
           <w:p>
             <w:pPr>
               <w:pStyle w:val="Compact"/>
+              <w:spacing w:before="0" w:after="40" w:line="264" w:lineRule="auto"/>
               <w:jc w:val="left"/>
             </w:pPr>
             <w:r>
+              <w:rPr>
+                <w:rFonts w:ascii="Calibri" w:hAnsi="Calibri"/>
+                <w:sz w:val="18"/>
+              </w:rPr>
               <w:t xml:space="preserve">Reports</w:t>
             </w:r>
           </w:p>
         </w:tc>
         <w:tc>
-          <w:tcPr/>
+          <w:tcPr>
+            <w:tcMar>
+              <w:top w:w="40" w:type="dxa"/>
+              <w:bottom w:w="40" w:type="dxa"/>
+              <w:left w:w="60" w:type="dxa"/>
+              <w:right w:w="60" w:type="dxa"/>
+            </w:tcMar>
+            <w:tcMar>
+              <w:top w:w="40" w:type="dxa"/>
+              <w:bottom w:w="40" w:type="dxa"/>
+              <w:left w:w="60" w:type="dxa"/>
+              <w:right w:w="60" w:type="dxa"/>
+            </w:tcMar>
+          </w:tcPr>
           <w:p>
             <w:pPr>
               <w:pStyle w:val="Compact"/>
+              <w:spacing w:before="0" w:after="40" w:line="264" w:lineRule="auto"/>
               <w:jc w:val="left"/>
             </w:pPr>
             <w:r>
+              <w:rPr>
+                <w:rFonts w:ascii="Calibri" w:hAnsi="Calibri"/>
+                <w:sz w:val="18"/>
+              </w:rPr>
               <w:t xml:space="preserve">Implemented</w:t>
             </w:r>
           </w:p>
         </w:tc>
         <w:tc>
-          <w:tcPr/>
+          <w:tcPr>
+            <w:tcMar>
+              <w:top w:w="40" w:type="dxa"/>
+              <w:bottom w:w="40" w:type="dxa"/>
+              <w:left w:w="60" w:type="dxa"/>
+              <w:right w:w="60" w:type="dxa"/>
+            </w:tcMar>
+            <w:tcMar>
+              <w:top w:w="40" w:type="dxa"/>
+              <w:bottom w:w="40" w:type="dxa"/>
+              <w:left w:w="60" w:type="dxa"/>
+              <w:right w:w="60" w:type="dxa"/>
+            </w:tcMar>
+          </w:tcPr>
           <w:p>
             <w:pPr>
               <w:pStyle w:val="Compact"/>
+              <w:spacing w:before="0" w:after="40" w:line="264" w:lineRule="auto"/>
               <w:jc w:val="left"/>
             </w:pPr>
             <w:hyperlink r:id="rId32">
@@ -1587,9 +3381,17 @@
               </w:r>
             </w:hyperlink>
             <w:r>
+              <w:rPr>
+                <w:rFonts w:ascii="Calibri" w:hAnsi="Calibri"/>
+                <w:sz w:val="18"/>
+              </w:rPr>
               <w:t xml:space="preserve"> </w:t>
             </w:r>
             <w:r>
+              <w:rPr>
+                <w:rFonts w:ascii="Calibri" w:hAnsi="Calibri"/>
+                <w:sz w:val="18"/>
+              </w:rPr>
               <w:t xml:space="preserve">(charts + PDF)</w:t>
             </w:r>
           </w:p>
@@ -1597,34 +3399,84 @@
       </w:tr>
       <w:tr>
         <w:tc>
-          <w:tcPr/>
+          <w:tcPr>
+            <w:tcMar>
+              <w:top w:w="40" w:type="dxa"/>
+              <w:bottom w:w="40" w:type="dxa"/>
+              <w:left w:w="60" w:type="dxa"/>
+              <w:right w:w="60" w:type="dxa"/>
+            </w:tcMar>
+            <w:tcMar>
+              <w:top w:w="40" w:type="dxa"/>
+              <w:bottom w:w="40" w:type="dxa"/>
+              <w:left w:w="60" w:type="dxa"/>
+              <w:right w:w="60" w:type="dxa"/>
+            </w:tcMar>
+          </w:tcPr>
           <w:p>
             <w:pPr>
               <w:pStyle w:val="Compact"/>
+              <w:spacing w:before="0" w:after="40" w:line="264" w:lineRule="auto"/>
               <w:jc w:val="left"/>
             </w:pPr>
             <w:r>
+              <w:rPr>
+                <w:rFonts w:ascii="Calibri" w:hAnsi="Calibri"/>
+                <w:sz w:val="18"/>
+              </w:rPr>
               <w:t xml:space="preserve">Audit</w:t>
             </w:r>
           </w:p>
         </w:tc>
         <w:tc>
-          <w:tcPr/>
+          <w:tcPr>
+            <w:tcMar>
+              <w:top w:w="40" w:type="dxa"/>
+              <w:bottom w:w="40" w:type="dxa"/>
+              <w:left w:w="60" w:type="dxa"/>
+              <w:right w:w="60" w:type="dxa"/>
+            </w:tcMar>
+            <w:tcMar>
+              <w:top w:w="40" w:type="dxa"/>
+              <w:bottom w:w="40" w:type="dxa"/>
+              <w:left w:w="60" w:type="dxa"/>
+              <w:right w:w="60" w:type="dxa"/>
+            </w:tcMar>
+          </w:tcPr>
           <w:p>
             <w:pPr>
               <w:pStyle w:val="Compact"/>
+              <w:spacing w:before="0" w:after="40" w:line="264" w:lineRule="auto"/>
               <w:jc w:val="left"/>
             </w:pPr>
             <w:r>
+              <w:rPr>
+                <w:rFonts w:ascii="Calibri" w:hAnsi="Calibri"/>
+                <w:sz w:val="18"/>
+              </w:rPr>
               <w:t xml:space="preserve">Implemented</w:t>
             </w:r>
           </w:p>
         </w:tc>
         <w:tc>
-          <w:tcPr/>
+          <w:tcPr>
+            <w:tcMar>
+              <w:top w:w="40" w:type="dxa"/>
+              <w:bottom w:w="40" w:type="dxa"/>
+              <w:left w:w="60" w:type="dxa"/>
+              <w:right w:w="60" w:type="dxa"/>
+            </w:tcMar>
+            <w:tcMar>
+              <w:top w:w="40" w:type="dxa"/>
+              <w:bottom w:w="40" w:type="dxa"/>
+              <w:left w:w="60" w:type="dxa"/>
+              <w:right w:w="60" w:type="dxa"/>
+            </w:tcMar>
+          </w:tcPr>
           <w:p>
             <w:pPr>
               <w:pStyle w:val="Compact"/>
+              <w:spacing w:before="0" w:after="40" w:line="264" w:lineRule="auto"/>
               <w:jc w:val="left"/>
             </w:pPr>
             <w:hyperlink r:id="rId33">
@@ -1636,9 +3488,17 @@
               </w:r>
             </w:hyperlink>
             <w:r>
+              <w:rPr>
+                <w:rFonts w:ascii="Calibri" w:hAnsi="Calibri"/>
+                <w:sz w:val="18"/>
+              </w:rPr>
               <w:t xml:space="preserve"> </w:t>
             </w:r>
             <w:r>
+              <w:rPr>
+                <w:rFonts w:ascii="Calibri" w:hAnsi="Calibri"/>
+                <w:sz w:val="18"/>
+              </w:rPr>
               <w:t xml:space="preserve">(event trail + backfill)</w:t>
             </w:r>
           </w:p>
@@ -1646,49 +3506,222 @@
       </w:tr>
       <w:tr>
         <w:tc>
-          <w:tcPr/>
+          <w:tcPr>
+            <w:tcMar>
+              <w:top w:w="40" w:type="dxa"/>
+              <w:bottom w:w="40" w:type="dxa"/>
+              <w:left w:w="60" w:type="dxa"/>
+              <w:right w:w="60" w:type="dxa"/>
+            </w:tcMar>
+            <w:tcMar>
+              <w:top w:w="40" w:type="dxa"/>
+              <w:bottom w:w="40" w:type="dxa"/>
+              <w:left w:w="60" w:type="dxa"/>
+              <w:right w:w="60" w:type="dxa"/>
+            </w:tcMar>
+          </w:tcPr>
           <w:p>
             <w:pPr>
               <w:pStyle w:val="Compact"/>
+              <w:spacing w:before="0" w:after="40" w:line="264" w:lineRule="auto"/>
               <w:jc w:val="left"/>
             </w:pPr>
             <w:r>
+              <w:rPr>
+                <w:rFonts w:ascii="Calibri" w:hAnsi="Calibri"/>
+                <w:sz w:val="18"/>
+              </w:rPr>
+              <w:t xml:space="preserve">Caching (Redis)</w:t>
+            </w:r>
+          </w:p>
+        </w:tc>
+        <w:tc>
+          <w:tcPr>
+            <w:tcMar>
+              <w:top w:w="40" w:type="dxa"/>
+              <w:bottom w:w="40" w:type="dxa"/>
+              <w:left w:w="60" w:type="dxa"/>
+              <w:right w:w="60" w:type="dxa"/>
+            </w:tcMar>
+            <w:tcMar>
+              <w:top w:w="40" w:type="dxa"/>
+              <w:bottom w:w="40" w:type="dxa"/>
+              <w:left w:w="60" w:type="dxa"/>
+              <w:right w:w="60" w:type="dxa"/>
+            </w:tcMar>
+          </w:tcPr>
+          <w:p>
+            <w:pPr>
+              <w:pStyle w:val="Compact"/>
+              <w:spacing w:before="0" w:after="40" w:line="264" w:lineRule="auto"/>
+              <w:jc w:val="left"/>
+            </w:pPr>
+            <w:r>
+              <w:rPr>
+                <w:rFonts w:ascii="Calibri" w:hAnsi="Calibri"/>
+                <w:sz w:val="18"/>
+              </w:rPr>
+              <w:t xml:space="preserve">Implemented (local)</w:t>
+            </w:r>
+          </w:p>
+        </w:tc>
+        <w:tc>
+          <w:tcPr>
+            <w:tcMar>
+              <w:top w:w="40" w:type="dxa"/>
+              <w:bottom w:w="40" w:type="dxa"/>
+              <w:left w:w="60" w:type="dxa"/>
+              <w:right w:w="60" w:type="dxa"/>
+            </w:tcMar>
+            <w:tcMar>
+              <w:top w:w="40" w:type="dxa"/>
+              <w:bottom w:w="40" w:type="dxa"/>
+              <w:left w:w="60" w:type="dxa"/>
+              <w:right w:w="60" w:type="dxa"/>
+            </w:tcMar>
+          </w:tcPr>
+          <w:p>
+            <w:pPr>
+              <w:pStyle w:val="Compact"/>
+              <w:spacing w:before="0" w:after="40" w:line="264" w:lineRule="auto"/>
+              <w:jc w:val="left"/>
+            </w:pPr>
+            <w:hyperlink r:id="rId34">
+              <w:r>
+                <w:rPr>
+                  <w:rStyle w:val="Hyperlink"/>
+                </w:rPr>
+                <w:t xml:space="preserve">MODULES/Caching.md</w:t>
+              </w:r>
+            </w:hyperlink>
+            <w:r>
+              <w:rPr>
+                <w:rFonts w:ascii="Calibri" w:hAnsi="Calibri"/>
+                <w:sz w:val="18"/>
+              </w:rPr>
+              <w:t xml:space="preserve"> </w:t>
+            </w:r>
+            <w:r>
+              <w:rPr>
+                <w:rFonts w:ascii="Calibri" w:hAnsi="Calibri"/>
+                <w:sz w:val="18"/>
+              </w:rPr>
+              <w:t xml:space="preserve">(cache-aside; prod off)</w:t>
+            </w:r>
+          </w:p>
+        </w:tc>
+      </w:tr>
+      <w:tr>
+        <w:tc>
+          <w:tcPr>
+            <w:tcMar>
+              <w:top w:w="40" w:type="dxa"/>
+              <w:bottom w:w="40" w:type="dxa"/>
+              <w:left w:w="60" w:type="dxa"/>
+              <w:right w:w="60" w:type="dxa"/>
+            </w:tcMar>
+            <w:tcMar>
+              <w:top w:w="40" w:type="dxa"/>
+              <w:bottom w:w="40" w:type="dxa"/>
+              <w:left w:w="60" w:type="dxa"/>
+              <w:right w:w="60" w:type="dxa"/>
+            </w:tcMar>
+          </w:tcPr>
+          <w:p>
+            <w:pPr>
+              <w:pStyle w:val="Compact"/>
+              <w:spacing w:before="0" w:after="40" w:line="264" w:lineRule="auto"/>
+              <w:jc w:val="left"/>
+            </w:pPr>
+            <w:r>
+              <w:rPr>
+                <w:rFonts w:ascii="Calibri" w:hAnsi="Calibri"/>
+                <w:sz w:val="18"/>
+              </w:rPr>
               <w:t xml:space="preserve">Branch</w:t>
             </w:r>
           </w:p>
         </w:tc>
         <w:tc>
-          <w:tcPr/>
+          <w:tcPr>
+            <w:tcMar>
+              <w:top w:w="40" w:type="dxa"/>
+              <w:bottom w:w="40" w:type="dxa"/>
+              <w:left w:w="60" w:type="dxa"/>
+              <w:right w:w="60" w:type="dxa"/>
+            </w:tcMar>
+            <w:tcMar>
+              <w:top w:w="40" w:type="dxa"/>
+              <w:bottom w:w="40" w:type="dxa"/>
+              <w:left w:w="60" w:type="dxa"/>
+              <w:right w:w="60" w:type="dxa"/>
+            </w:tcMar>
+          </w:tcPr>
           <w:p>
             <w:pPr>
               <w:pStyle w:val="Compact"/>
+              <w:spacing w:before="0" w:after="40" w:line="264" w:lineRule="auto"/>
               <w:jc w:val="left"/>
             </w:pPr>
             <w:r>
+              <w:rPr>
+                <w:rFonts w:ascii="Calibri" w:hAnsi="Calibri"/>
+                <w:sz w:val="18"/>
+              </w:rPr>
               <w:t xml:space="preserve">Not implemented</w:t>
             </w:r>
             <w:r>
+              <w:rPr>
+                <w:rFonts w:ascii="Calibri" w:hAnsi="Calibri"/>
+                <w:sz w:val="18"/>
+              </w:rPr>
               <w:t xml:space="preserve"> </w:t>
             </w:r>
             <w:r>
+              <w:rPr>
+                <w:rFonts w:ascii="Calibri" w:hAnsi="Calibri"/>
+                <w:sz w:val="18"/>
+              </w:rPr>
               <w:t xml:space="preserve">(branch code string</w:t>
             </w:r>
             <w:r>
+              <w:rPr>
+                <w:rFonts w:ascii="Calibri" w:hAnsi="Calibri"/>
+                <w:sz w:val="18"/>
+              </w:rPr>
               <w:t xml:space="preserve"> </w:t>
             </w:r>
             <w:r>
+              <w:rPr>
+                <w:rFonts w:ascii="Calibri" w:hAnsi="Calibri"/>
+                <w:sz w:val="18"/>
+              </w:rPr>
               <w:t xml:space="preserve">only)</w:t>
             </w:r>
           </w:p>
         </w:tc>
         <w:tc>
-          <w:tcPr/>
+          <w:tcPr>
+            <w:tcMar>
+              <w:top w:w="40" w:type="dxa"/>
+              <w:bottom w:w="40" w:type="dxa"/>
+              <w:left w:w="60" w:type="dxa"/>
+              <w:right w:w="60" w:type="dxa"/>
+            </w:tcMar>
+            <w:tcMar>
+              <w:top w:w="40" w:type="dxa"/>
+              <w:bottom w:w="40" w:type="dxa"/>
+              <w:left w:w="60" w:type="dxa"/>
+              <w:right w:w="60" w:type="dxa"/>
+            </w:tcMar>
+          </w:tcPr>
           <w:p>
             <w:pPr>
               <w:pStyle w:val="Compact"/>
+              <w:spacing w:before="0" w:after="40" w:line="264" w:lineRule="auto"/>
               <w:jc w:val="left"/>
             </w:pPr>
-            <w:hyperlink r:id="rId34">
+            <w:hyperlink r:id="rId35">
               <w:r>
                 <w:rPr>
                   <w:rStyle w:val="Hyperlink"/>
@@ -1701,55 +3734,123 @@
       </w:tr>
       <w:tr>
         <w:tc>
-          <w:tcPr/>
+          <w:tcPr>
+            <w:tcMar>
+              <w:top w:w="40" w:type="dxa"/>
+              <w:bottom w:w="40" w:type="dxa"/>
+              <w:left w:w="60" w:type="dxa"/>
+              <w:right w:w="60" w:type="dxa"/>
+            </w:tcMar>
+            <w:tcMar>
+              <w:top w:w="40" w:type="dxa"/>
+              <w:bottom w:w="40" w:type="dxa"/>
+              <w:left w:w="60" w:type="dxa"/>
+              <w:right w:w="60" w:type="dxa"/>
+            </w:tcMar>
+          </w:tcPr>
           <w:p>
             <w:pPr>
               <w:pStyle w:val="Compact"/>
+              <w:spacing w:before="0" w:after="40" w:line="264" w:lineRule="auto"/>
               <w:jc w:val="left"/>
             </w:pPr>
             <w:r>
+              <w:rPr>
+                <w:rFonts w:ascii="Calibri" w:hAnsi="Calibri"/>
+                <w:sz w:val="18"/>
+              </w:rPr>
               <w:t xml:space="preserve">Loan</w:t>
             </w:r>
           </w:p>
         </w:tc>
         <w:tc>
-          <w:tcPr/>
+          <w:tcPr>
+            <w:tcMar>
+              <w:top w:w="40" w:type="dxa"/>
+              <w:bottom w:w="40" w:type="dxa"/>
+              <w:left w:w="60" w:type="dxa"/>
+              <w:right w:w="60" w:type="dxa"/>
+            </w:tcMar>
+            <w:tcMar>
+              <w:top w:w="40" w:type="dxa"/>
+              <w:bottom w:w="40" w:type="dxa"/>
+              <w:left w:w="60" w:type="dxa"/>
+              <w:right w:w="60" w:type="dxa"/>
+            </w:tcMar>
+          </w:tcPr>
           <w:p>
             <w:pPr>
               <w:pStyle w:val="Compact"/>
+              <w:spacing w:before="0" w:after="40" w:line="264" w:lineRule="auto"/>
               <w:jc w:val="left"/>
             </w:pPr>
             <w:r>
+              <w:rPr>
+                <w:rFonts w:ascii="Calibri" w:hAnsi="Calibri"/>
+                <w:sz w:val="18"/>
+              </w:rPr>
               <w:t xml:space="preserve">Partial</w:t>
             </w:r>
             <w:r>
+              <w:rPr>
+                <w:rFonts w:ascii="Calibri" w:hAnsi="Calibri"/>
+                <w:sz w:val="18"/>
+              </w:rPr>
               <w:t xml:space="preserve"> </w:t>
             </w:r>
             <w:r>
+              <w:rPr>
+                <w:rFonts w:ascii="Calibri" w:hAnsi="Calibri"/>
+                <w:sz w:val="18"/>
+              </w:rPr>
               <w:t xml:space="preserve">(</w:t>
             </w:r>
             <w:r>
               <w:rPr>
                 <w:rStyle w:val="VerbatimChar"/>
+                <w:rFonts w:ascii="Calibri" w:hAnsi="Calibri"/>
+                <w:sz w:val="18"/>
               </w:rPr>
               <w:t xml:space="preserve">AccountType.LOAN</w:t>
             </w:r>
             <w:r>
+              <w:rPr>
+                <w:rFonts w:ascii="Calibri" w:hAnsi="Calibri"/>
+                <w:sz w:val="18"/>
+              </w:rPr>
               <w:t xml:space="preserve"> </w:t>
             </w:r>
             <w:r>
+              <w:rPr>
+                <w:rFonts w:ascii="Calibri" w:hAnsi="Calibri"/>
+                <w:sz w:val="18"/>
+              </w:rPr>
               <w:t xml:space="preserve">only)</w:t>
             </w:r>
           </w:p>
         </w:tc>
         <w:tc>
-          <w:tcPr/>
+          <w:tcPr>
+            <w:tcMar>
+              <w:top w:w="40" w:type="dxa"/>
+              <w:bottom w:w="40" w:type="dxa"/>
+              <w:left w:w="60" w:type="dxa"/>
+              <w:right w:w="60" w:type="dxa"/>
+            </w:tcMar>
+            <w:tcMar>
+              <w:top w:w="40" w:type="dxa"/>
+              <w:bottom w:w="40" w:type="dxa"/>
+              <w:left w:w="60" w:type="dxa"/>
+              <w:right w:w="60" w:type="dxa"/>
+            </w:tcMar>
+          </w:tcPr>
           <w:p>
             <w:pPr>
               <w:pStyle w:val="Compact"/>
+              <w:spacing w:before="0" w:after="40" w:line="264" w:lineRule="auto"/>
               <w:jc w:val="left"/>
             </w:pPr>
-            <w:hyperlink r:id="rId35">
+            <w:hyperlink r:id="rId36">
               <w:r>
                 <w:rPr>
                   <w:rStyle w:val="Hyperlink"/>
@@ -1761,9 +3862,9 @@
         </w:tc>
       </w:tr>
     </w:tbl>
-    <w:bookmarkEnd w:id="36"/>
     <w:bookmarkEnd w:id="37"/>
-    <w:bookmarkStart w:id="38" w:name="documentation-ownership-rule"/>
+    <w:bookmarkEnd w:id="38"/>
+    <w:bookmarkStart w:id="39" w:name="documentation-ownership-rule"/>
     <w:p>
       <w:pPr>
         <w:pStyle w:val="Heading2"/>
@@ -1775,6 +3876,8 @@
     <w:p>
       <w:pPr>
         <w:pStyle w:val="FirstParagraph"/>
+        <w:spacing w:after="160" w:line="276" w:lineRule="auto"/>
+        <w:jc w:val="left"/>
       </w:pPr>
       <w:r>
         <w:t xml:space="preserve">Whenever code changes, update the affected docs</w:t>
@@ -1823,8 +3926,8 @@
         <w:t xml:space="preserve">.</w:t>
       </w:r>
     </w:p>
-    <w:bookmarkEnd w:id="38"/>
     <w:bookmarkEnd w:id="39"/>
+    <w:bookmarkEnd w:id="40"/>
     <w:sectPr>
       <w:pgSz w:h="16838" w:w="11906"/>
       <w:pgMar w:bottom="1134" w:footer="720" w:gutter="0" w:header="720" w:left="1247" w:right="1247" w:top="1134"/>
